--- a/lowprob-attribution/v2/stage5_finalize/paper.docx
+++ b/lowprob-attribution/v2/stage5_finalize/paper.docx
@@ -454,13 +454,13 @@
         <w:t xml:space="preserve">1. Introduction</w:t>
       </w:r>
     </w:p>
-    <w:bookmarkStart w:id="21" w:name="the-claim-quoted"/>
+    <w:bookmarkStart w:id="21" w:name="the-claim"/>
     <w:p>
       <w:pPr>
         <w:pStyle w:val="Heading3"/>
       </w:pPr>
       <w:r>
-        <w:t xml:space="preserve">1.1 The claim, quoted</w:t>
+        <w:t xml:space="preserve">1.1 The claim</w:t>
       </w:r>
     </w:p>
     <w:p>
@@ -964,13 +964,13 @@
       </w:r>
     </w:p>
     <w:bookmarkEnd w:id="21"/>
-    <w:bookmarkStart w:id="22" w:name="why-the-second-link-is-the-one-to-test"/>
+    <w:bookmarkStart w:id="22" w:name="selection-of-the-second-link"/>
     <w:p>
       <w:pPr>
         <w:pStyle w:val="Heading3"/>
       </w:pPr>
       <w:r>
-        <w:t xml:space="preserve">1.2 Why the second link is the one to test</w:t>
+        <w:t xml:space="preserve">1.2 Selection of the second link</w:t>
       </w:r>
     </w:p>
     <w:p>
@@ -1007,20 +1007,7 @@
         <w:pStyle w:val="BodyText"/>
       </w:pPr>
       <w:r>
-        <w:t xml:space="preserve">There is a second reason to test (ii) rather than (iii)/(iv): (ii) is</w:t>
-      </w:r>
-      <w:r>
-        <w:t xml:space="preserve"> </w:t>
-      </w:r>
-      <w:r>
-        <w:rPr>
-          <w:iCs/>
-          <w:i/>
-        </w:rPr>
-        <w:t xml:space="preserve">cheap to falsify and expensive to defend</w:t>
-      </w:r>
-      <w:r>
-        <w:t xml:space="preserve">. Anyone can measure a conditional probability; the claim that it sits at 10⁻⁹ is falsifiable with a</w:t>
+        <w:t xml:space="preserve">A second consideration favours (ii) over (iii) and (iv): (ii) is falsifiable at low cost. A conditional probability can be measured with a single</w:t>
       </w:r>
       <w:r>
         <w:t xml:space="preserve"> </w:t>
@@ -1035,17 +1022,17 @@
         <w:t xml:space="preserve"> </w:t>
       </w:r>
       <w:r>
-        <w:t xml:space="preserve">request. That asymmetry makes it the right place to push.</w:t>
+        <w:t xml:space="preserve">request, whereas testing (iii) and (iv) requires training runs. This asymmetry determines which link is tested first.</w:t>
       </w:r>
     </w:p>
     <w:bookmarkEnd w:id="22"/>
-    <w:bookmarkStart w:id="23" w:name="why-the-measurement-is-not-trivial"/>
+    <w:bookmarkStart w:id="23" w:name="measurement-constraints"/>
     <w:p>
       <w:pPr>
         <w:pStyle w:val="Heading3"/>
       </w:pPr>
       <w:r>
-        <w:t xml:space="preserve">1.3 Why the measurement is not trivial</w:t>
+        <w:t xml:space="preserve">1.3 Measurement constraints</w:t>
       </w:r>
     </w:p>
     <w:p>
@@ -1123,13 +1110,13 @@
       </w:r>
     </w:p>
     <w:bookmarkEnd w:id="23"/>
-    <w:bookmarkStart w:id="24" w:name="what-this-paper-does"/>
+    <w:bookmarkStart w:id="24" w:name="design-of-this-study"/>
     <w:p>
       <w:pPr>
         <w:pStyle w:val="Heading3"/>
       </w:pPr>
       <w:r>
-        <w:t xml:space="preserve">1.4 What this paper does</w:t>
+        <w:t xml:space="preserve">1.4 Design of this study</w:t>
       </w:r>
     </w:p>
     <w:p>
@@ -1245,13 +1232,13 @@
       </w:r>
     </w:p>
     <w:bookmarkEnd w:id="24"/>
-    <w:bookmarkStart w:id="25" w:name="findings"/>
+    <w:bookmarkStart w:id="25" w:name="summary-of-results"/>
     <w:p>
       <w:pPr>
         <w:pStyle w:val="Heading3"/>
       </w:pPr>
       <w:r>
-        <w:t xml:space="preserve">1.5 Findings</w:t>
+        <w:t xml:space="preserve">1.5 Summary of results</w:t>
       </w:r>
     </w:p>
     <w:tbl>
@@ -1422,13 +1409,13 @@
       </w:tr>
     </w:tbl>
     <w:bookmarkEnd w:id="25"/>
-    <w:bookmarkStart w:id="26" w:name="scope-stated-up-front"/>
+    <w:bookmarkStart w:id="26" w:name="scope"/>
     <w:p>
       <w:pPr>
         <w:pStyle w:val="Heading3"/>
       </w:pPr>
       <w:r>
-        <w:t xml:space="preserve">1.6 Scope, stated up front</w:t>
+        <w:t xml:space="preserve">1.6 Scope</w:t>
       </w:r>
     </w:p>
     <w:p>
@@ -2555,13 +2542,13 @@
       </w:r>
     </w:p>
     <w:bookmarkEnd w:id="30"/>
-    <w:bookmarkStart w:id="31" w:name="why-closed-apis-cannot-answer-this"/>
+    <w:bookmarkStart w:id="31" w:name="logprob-availability-in-closed-apis"/>
     <w:p>
       <w:pPr>
         <w:pStyle w:val="Heading3"/>
       </w:pPr>
       <w:r>
-        <w:t xml:space="preserve">2.4 Why closed APIs cannot answer this</w:t>
+        <w:t xml:space="preserve">2.4 Logprob availability in closed APIs</w:t>
       </w:r>
     </w:p>
     <w:p>
@@ -2573,13 +2560,13 @@
       </w:r>
     </w:p>
     <w:bookmarkEnd w:id="31"/>
-    <w:bookmarkStart w:id="32" w:name="position"/>
+    <w:bookmarkStart w:id="32" w:name="position-of-this-work"/>
     <w:p>
       <w:pPr>
         <w:pStyle w:val="Heading3"/>
       </w:pPr>
       <w:r>
-        <w:t xml:space="preserve">2.5 Position</w:t>
+        <w:t xml:space="preserve">2.5 Position of this work</w:t>
       </w:r>
     </w:p>
     <w:p>
@@ -2608,13 +2595,13 @@
         <w:t xml:space="preserve">3. Method</w:t>
       </w:r>
     </w:p>
-    <w:bookmarkStart w:id="34" w:name="X9139ab5daeeb3b88246eea59767160b4cfa431b"/>
+    <w:bookmarkStart w:id="34" w:name="collection-without-an-agent-framework"/>
     <w:p>
       <w:pPr>
         <w:pStyle w:val="Heading3"/>
       </w:pPr>
       <w:r>
-        <w:t xml:space="preserve">3.1 Removing the framework so the measurement exists</w:t>
+        <w:t xml:space="preserve">3.1 Collection without an agent framework</w:t>
       </w:r>
     </w:p>
     <w:p>
@@ -3709,13 +3696,13 @@
       </w:r>
     </w:p>
     <w:bookmarkEnd w:id="37"/>
-    <w:bookmarkStart w:id="38" w:name="model-selection-settled-empirically"/>
+    <w:bookmarkStart w:id="38" w:name="model-selection"/>
     <w:p>
       <w:pPr>
         <w:pStyle w:val="Heading3"/>
       </w:pPr>
       <w:r>
-        <w:t xml:space="preserve">3.5 Model selection, settled empirically</w:t>
+        <w:t xml:space="preserve">3.5 Model selection</w:t>
       </w:r>
     </w:p>
     <w:p>
@@ -4229,13 +4216,13 @@
       </w:r>
     </w:p>
     <w:bookmarkEnd w:id="40"/>
-    <w:bookmarkStart w:id="41" w:name="scale"/>
+    <w:bookmarkStart w:id="41" w:name="collection-scale"/>
     <w:p>
       <w:pPr>
         <w:pStyle w:val="Heading3"/>
       </w:pPr>
       <w:r>
-        <w:t xml:space="preserve">3.8 Scale</w:t>
+        <w:t xml:space="preserve">3.8 Collection scale</w:t>
       </w:r>
     </w:p>
     <w:tbl>
@@ -4878,13 +4865,13 @@
       </w:r>
     </w:p>
     <w:bookmarkEnd w:id="43"/>
-    <w:bookmarkStart w:id="44" w:name="X317f24c7b5a66a8b0adf6cfe12d0970c4bb32d9"/>
+    <w:bookmarkStart w:id="44" w:name="X9bde849f2769871d9a80d56e90995351f18c063"/>
     <w:p>
       <w:pPr>
         <w:pStyle w:val="Heading3"/>
       </w:pPr>
       <w:r>
-        <w:t xml:space="preserve">4.2 RQ2: the cost is spatial, and it is outside the code</w:t>
+        <w:t xml:space="preserve">4.2 RQ2: spatial distribution of the probability cost</w:t>
       </w:r>
     </w:p>
     <w:p>
@@ -5836,13 +5823,13 @@
       </w:r>
     </w:p>
     <w:bookmarkEnd w:id="44"/>
-    <w:bookmarkStart w:id="45" w:name="Xea982e8613c3ed2d2e7f5a8fa80c598a07395fb"/>
+    <w:bookmarkStart w:id="45" w:name="rq3-effect-of-task-difficulty"/>
     <w:p>
       <w:pPr>
         <w:pStyle w:val="Heading3"/>
       </w:pPr>
       <w:r>
-        <w:t xml:space="preserve">4.3 RQ3: raising difficulty does not move the code-side rate</w:t>
+        <w:t xml:space="preserve">4.3 RQ3: effect of task difficulty</w:t>
       </w:r>
     </w:p>
     <w:p>
@@ -6239,13 +6226,13 @@
       </w:r>
     </w:p>
     <w:bookmarkEnd w:id="45"/>
-    <w:bookmarkStart w:id="46" w:name="X978ec54685a34d7d7c9b62bb568ef51400d35bf"/>
+    <w:bookmarkStart w:id="46" w:name="Xcb6a16ffd602ac0c933af0c1fe92eb0047d4695"/>
     <w:p>
       <w:pPr>
         <w:pStyle w:val="Heading3"/>
       </w:pPr>
       <w:r>
-        <w:t xml:space="preserve">4.4 RQ4: the absolute probabilities do not approach the claimed floor</w:t>
+        <w:t xml:space="preserve">4.4 RQ4: proximity to the claimed probability floor</w:t>
       </w:r>
     </w:p>
     <w:p>
@@ -6622,13 +6609,13 @@
       </w:r>
     </w:p>
     <w:bookmarkEnd w:id="46"/>
-    <w:bookmarkStart w:id="47" w:name="where-the-probability-mass-sits"/>
+    <w:bookmarkStart w:id="47" w:name="concentration-of-probability-mass"/>
     <w:p>
       <w:pPr>
         <w:pStyle w:val="Heading3"/>
       </w:pPr>
       <w:r>
-        <w:t xml:space="preserve">4.5 Where the probability mass sits</w:t>
+        <w:t xml:space="preserve">4.5 Concentration of probability mass</w:t>
       </w:r>
     </w:p>
     <w:tbl>
@@ -6910,13 +6897,13 @@
       </w:r>
     </w:p>
     <w:bookmarkEnd w:id="47"/>
-    <w:bookmarkStart w:id="48" w:name="context"/>
+    <w:bookmarkStart w:id="48" w:name="context-type"/>
     <w:p>
       <w:pPr>
         <w:pStyle w:val="Heading3"/>
       </w:pPr>
       <w:r>
-        <w:t xml:space="preserve">4.6 Context</w:t>
+        <w:t xml:space="preserve">4.6 Context type</w:t>
       </w:r>
     </w:p>
     <w:tbl>
@@ -7144,13 +7131,13 @@
       </w:r>
     </w:p>
     <w:bookmarkEnd w:id="48"/>
-    <w:bookmarkStart w:id="49" w:name="reading-the-tokens-not-counting-them"/>
+    <w:bookmarkStart w:id="49" w:name="Xdd90ce2efc3275bce9ccf6af03866e09d3c8952"/>
     <w:p>
       <w:pPr>
         <w:pStyle w:val="Heading3"/>
       </w:pPr>
       <w:r>
-        <w:t xml:space="preserve">4.7 Reading the tokens, not counting them</w:t>
+        <w:t xml:space="preserve">4.7 Manual classification of low-probability tokens</w:t>
       </w:r>
     </w:p>
     <w:p>
@@ -8567,13 +8554,13 @@
         <w:t xml:space="preserve">5. Discussion</w:t>
       </w:r>
     </w:p>
-    <w:bookmarkStart w:id="51" w:name="the-second-link-does-not-hold"/>
+    <w:bookmarkStart w:id="51" w:name="status-of-the-second-link"/>
     <w:p>
       <w:pPr>
         <w:pStyle w:val="Heading3"/>
       </w:pPr>
       <w:r>
-        <w:t xml:space="preserve">5.1 The second link does not hold</w:t>
+        <w:t xml:space="preserve">5.1 Status of the second link</w:t>
       </w:r>
     </w:p>
     <w:p>
@@ -8648,13 +8635,13 @@
       </w:r>
     </w:p>
     <w:bookmarkEnd w:id="51"/>
-    <w:bookmarkStart w:id="52" w:name="X41028d29a86c91b7b5e273bde289ac9bf685f3c"/>
+    <w:bookmarkStart w:id="52" w:name="the-magnitude-gap-and-its-interpretation"/>
     <w:p>
       <w:pPr>
         <w:pStyle w:val="Heading3"/>
       </w:pPr>
       <w:r>
-        <w:t xml:space="preserve">5.2 The nine-orders-of-magnitude gap, and why it is a tension</w:t>
+        <w:t xml:space="preserve">5.2 The magnitude gap and its interpretation</w:t>
       </w:r>
     </w:p>
     <w:p>
@@ -8718,13 +8705,13 @@
       </w:r>
     </w:p>
     <w:bookmarkEnd w:id="52"/>
-    <w:bookmarkStart w:id="53" w:name="X4f53e5a6b7d77e8244fd8547bc64466ad93fcba"/>
+    <w:bookmarkStart w:id="53" w:name="X4034dd6016584434323f5452e775708cafd61c3"/>
     <w:p>
       <w:pPr>
         <w:pStyle w:val="Heading3"/>
       </w:pPr>
       <w:r>
-        <w:t xml:space="preserve">5.3 What the data do support: the cost is in the writing, not the code</w:t>
+        <w:t xml:space="preserve">5.3 Regional distribution as the supported finding</w:t>
       </w:r>
     </w:p>
     <w:p>
@@ -8732,7 +8719,7 @@
         <w:pStyle w:val="FirstParagraph"/>
       </w:pPr>
       <w:r>
-        <w:t xml:space="preserve">The strongest regularity in both collections is not about domain vocabulary; it is about</w:t>
+        <w:t xml:space="preserve">The strongest regularity in both collections concerns not domain vocabulary but</w:t>
       </w:r>
       <w:r>
         <w:t xml:space="preserve"> </w:t>
@@ -8742,7 +8729,7 @@
           <w:bCs/>
           <w:b/>
         </w:rPr>
-        <w:t xml:space="preserve">which kind of text the model is producing</w:t>
+        <w:t xml:space="preserve">the type of text being produced</w:t>
       </w:r>
       <w:r>
         <w:t xml:space="preserve">.</w:t>
@@ -8825,13 +8812,13 @@
       </w:r>
     </w:p>
     <w:bookmarkEnd w:id="53"/>
-    <w:bookmarkStart w:id="54" w:name="Xf240495c9ecf7c3d6e99b58901e024922d87c19"/>
+    <w:bookmarkStart w:id="54" w:name="X3ac1cb880491315643399f886b97a3eb5757f41"/>
     <w:p>
       <w:pPr>
         <w:pStyle w:val="Heading3"/>
       </w:pPr>
       <w:r>
-        <w:t xml:space="preserve">5.4 An alternative account of the training collapse</w:t>
+        <w:t xml:space="preserve">5.4 A context-distribution account of the collapse</w:t>
       </w:r>
     </w:p>
     <w:p>
@@ -9076,13 +9063,13 @@
       </w:r>
     </w:p>
     <w:bookmarkEnd w:id="54"/>
-    <w:bookmarkStart w:id="55" w:name="X96f0b84e724d7900c9a50c0fccb4183c20bf92a"/>
+    <w:bookmarkStart w:id="55" w:name="classification-bias-in-the-first-pass"/>
     <w:p>
       <w:pPr>
         <w:pStyle w:val="Heading3"/>
       </w:pPr>
       <w:r>
-        <w:t xml:space="preserve">5.5 A methodological failure, kept because it explains the design</w:t>
+        <w:t xml:space="preserve">5.5 Classification bias in the first pass</w:t>
       </w:r>
     </w:p>
     <w:p>
@@ -9317,13 +9304,13 @@
       </w:r>
     </w:p>
     <w:bookmarkEnd w:id="55"/>
-    <w:bookmarkStart w:id="56" w:name="Xb8895d4155f27ec1711e0bfbe4b524b18eb0097"/>
+    <w:bookmarkStart w:id="56" w:name="collection-driver-defect"/>
     <w:p>
       <w:pPr>
         <w:pStyle w:val="Heading3"/>
       </w:pPr>
       <w:r>
-        <w:t xml:space="preserve">5.6 A second methodological failure: the driver</w:t>
+        <w:t xml:space="preserve">5.6 Collection driver defect</w:t>
       </w:r>
     </w:p>
     <w:p>
@@ -9434,7 +9421,7 @@
         <w:t xml:space="preserve"> </w:t>
       </w:r>
       <w:r>
-        <w:t xml:space="preserve">The measurement is on an aligned model at inference. The base-model control (§5.2) is missing. Everything here is conditional on that difference, which is why the title carries it.</w:t>
+        <w:t xml:space="preserve">The measurement is on an aligned model at inference. The base-model control (§5.2) is missing. The stated scope of this paper is conditional on that difference.</w:t>
       </w:r>
     </w:p>
     <w:p>
@@ -9472,13 +9459,13 @@
           <w:bCs/>
           <w:b/>
         </w:rPr>
-        <w:t xml:space="preserve">Task scope — and the kind of fusion tested.</w:t>
-      </w:r>
-      <w:r>
-        <w:t xml:space="preserve"> </w:t>
-      </w:r>
-      <w:r>
-        <w:t xml:space="preserve">The distinction that matters is not</w:t>
+        <w:t xml:space="preserve">Task scope and class of fusion.</w:t>
+      </w:r>
+      <w:r>
+        <w:t xml:space="preserve"> </w:t>
+      </w:r>
+      <w:r>
+        <w:t xml:space="preserve">The relevant distinction is not</w:t>
       </w:r>
       <w:r>
         <w:t xml:space="preserve"> </w:t>
@@ -9521,7 +9508,7 @@
         <w:t xml:space="preserve"> </w:t>
       </w:r>
       <w:r>
-        <w:t xml:space="preserve">All five Family B tasks have the trivial kind: a heavy op followed by elementwise passes, where the fusion decision is</w:t>
+        <w:t xml:space="preserve">All five Family B tasks belong to the former class: a heavy op followed by elementwise passes, where the fusion decision is</w:t>
       </w:r>
       <w:r>
         <w:t xml:space="preserve"> </w:t>
@@ -9552,7 +9539,7 @@
         <w:t xml:space="preserve">not represented at all</w:t>
       </w:r>
       <w:r>
-        <w:t xml:space="preserve">. The null result on RQ3 is therefore a null result about the easy kind of fusion.</w:t>
+        <w:t xml:space="preserve">. The null result on RQ3 therefore concerns only the trivial class of fusion decisions.</w:t>
       </w:r>
     </w:p>
     <w:p>
@@ -9840,7 +9827,7 @@
         <w:pStyle w:val="BodyText"/>
       </w:pPr>
       <w:r>
-        <w:t xml:space="preserve">What the data support is that the cost tracks the kind of text being written, and that composed text concentrates where the model is failing. Whether that makes the prose a cause of instability or a symptom of it is open, and the experiments that would decide it are named in §5.4.</w:t>
+        <w:t xml:space="preserve">What the data support is that the cost tracks the type of text being written, and that composed text concentrates where the model is failing. Whether that makes the prose a cause of instability or a symptom of it is open, and the experiments that would decide it are named in §5.4.</w:t>
       </w:r>
     </w:p>
     <w:bookmarkEnd w:id="59"/>

--- a/lowprob-attribution/v2/stage5_finalize/paper.docx
+++ b/lowprob-attribution/v2/stage5_finalize/paper.docx
@@ -1748,31 +1748,13 @@
           <w:bCs/>
           <w:b/>
         </w:rPr>
-        <w:t xml:space="preserve">An independent reading of the paper is worth quoting here.</w:t>
-      </w:r>
-      <w:r>
-        <w:t xml:space="preserve"> </w:t>
-      </w:r>
-      <w:r>
-        <w:t xml:space="preserve">A third-party overview notes that the authors describe the instability as attributable to the base model’s distribution mismatch, and then states plainly:</w:t>
-      </w:r>
-      <w:r>
-        <w:t xml:space="preserve"> </w:t>
-      </w:r>
-      <w:r>
-        <w:t xml:space="preserve">“</w:t>
-      </w:r>
-      <w:r>
-        <w:t xml:space="preserve">论文报告了两种观察到的关联：未使用 RFT 时，奖励崩溃伴随着策略模型熵上升…这些是关联及作者的解读，并不能证明存在单一原因</w:t>
-      </w:r>
-      <w:r>
-        <w:t xml:space="preserve">”</w:t>
-      </w:r>
-      <w:r>
-        <w:t xml:space="preserve"> </w:t>
-      </w:r>
-      <w:r>
-        <w:t xml:space="preserve">— the paper reports two observed associations (reward collapse with entropy rise when RFT is removed; lower explained variance with longer trajectories when value pretraining is removed), and these are associations plus the authors’ interpretation, not proof of a single cause</w:t>
+        <w:t xml:space="preserve">An independent reading of the paper is relevant here.</w:t>
+      </w:r>
+      <w:r>
+        <w:t xml:space="preserve"> </w:t>
+      </w:r>
+      <w:r>
+        <w:t xml:space="preserve">A third-party overview reports that the authors attribute the instability to the base model’s distribution mismatch, and then records what the paper actually establishes: two observed associations — reward collapse accompanied by a rise in policy entropy when RFT is removed, and lower explained variance accompanied by longer trajectories when value pretraining is removed — which, in the overview’s assessment, are associations together with the authors’ interpretation rather than evidence for a single cause</w:t>
       </w:r>
       <w:r>
         <w:t xml:space="preserve"> </w:t>
@@ -2556,7 +2538,7 @@
         <w:pStyle w:val="FirstParagraph"/>
       </w:pPr>
       <w:r>
-        <w:t xml:space="preserve">See §1.3. The short version: tool-call arguments carry no logprob, so a framework-based measurement cannot see the tokens that write the kernel.</w:t>
+        <w:t xml:space="preserve">The constraint described in §1.3 has a methodological consequence worth separating from the engineering one. Because tool-call arguments carry no logprob, any measurement built on an agent framework is limited to the tokens the model emits outside its tool calls — that is, to its narration, not to the code. Studies that report probability statistics from framework-based collection are therefore measuring a different object from the one this paper measures, and comparisons across the two should be made with that in mind.</w:t>
       </w:r>
     </w:p>
     <w:bookmarkEnd w:id="31"/>
@@ -4776,7 +4758,7 @@
         <w:pStyle w:val="BodyText"/>
       </w:pPr>
       <w:r>
-        <w:t xml:space="preserve">Both boundaries agree in direction, and the direction is opposite to the hypothesis. A third reference class sharpens it: structural tokens (</w:t>
+        <w:t xml:space="preserve">Both boundaries agree in direction, and the direction is opposite to the hypothesis. A third reference class initially appeared to sharpen it: structural tokens (</w:t>
       </w:r>
       <w:r>
         <w:rPr>
@@ -4845,23 +4827,91 @@
         <w:t xml:space="preserve">not</w:t>
       </w:r>
       <w:r>
-        <w:t xml:space="preserve">) show 1.54% against 0.81% — tokens with</w:t>
-      </w:r>
-      <w:r>
-        <w:t xml:space="preserve"> </w:t>
-      </w:r>
-      <w:r>
-        <w:rPr>
-          <w:iCs/>
-          <w:i/>
-        </w:rPr>
-        <w:t xml:space="preserve">no</w:t>
-      </w:r>
-      <w:r>
-        <w:t xml:space="preserve"> </w:t>
-      </w:r>
-      <w:r>
-        <w:t xml:space="preserve">choice are more often low-probability than tokens with a domain-specific name.</w:t>
+        <w:t xml:space="preserve">) showed 1.54% against 0.81%, which would suggest that positions with no lexical choice carry more uncertainty than positions with a domain-specific name.</w:t>
+      </w:r>
+    </w:p>
+    <w:p>
+      <w:pPr>
+        <w:pStyle w:val="BodyText"/>
+      </w:pPr>
+      <w:r>
+        <w:rPr>
+          <w:bCs/>
+          <w:b/>
+        </w:rPr>
+        <w:t xml:space="preserve">That reading does not survive the manual check in §4.7.</w:t>
+      </w:r>
+      <w:r>
+        <w:t xml:space="preserve"> </w:t>
+      </w:r>
+      <w:r>
+        <w:t xml:space="preserve">Of the 40 low-probability structural tokens in Family A, 16 are ordinary English words used in prose —</w:t>
+      </w:r>
+      <w:r>
+        <w:t xml:space="preserve"> </w:t>
+      </w:r>
+      <w:r>
+        <w:rPr>
+          <w:rStyle w:val="VerbatimChar"/>
+        </w:rPr>
+        <w:t xml:space="preserve">If you want to push speed further</w:t>
+      </w:r>
+      <w:r>
+        <w:t xml:space="preserve">,</w:t>
+      </w:r>
+      <w:r>
+        <w:t xml:space="preserve"> </w:t>
+      </w:r>
+      <w:r>
+        <w:rPr>
+          <w:rStyle w:val="VerbatimChar"/>
+        </w:rPr>
+        <w:t xml:space="preserve">Key design points for why</w:t>
+      </w:r>
+      <w:r>
+        <w:t xml:space="preserve">,</w:t>
+      </w:r>
+      <w:r>
+        <w:t xml:space="preserve"> </w:t>
+      </w:r>
+      <w:r>
+        <w:rPr>
+          <w:rStyle w:val="VerbatimChar"/>
+        </w:rPr>
+        <w:t xml:space="preserve">(pass BLOCK_COLS &gt;= n_cols)</w:t>
+      </w:r>
+      <w:r>
+        <w:t xml:space="preserve">. A keyword table cannot tell</w:t>
+      </w:r>
+      <w:r>
+        <w:t xml:space="preserve"> </w:t>
+      </w:r>
+      <w:r>
+        <w:rPr>
+          <w:rStyle w:val="VerbatimChar"/>
+        </w:rPr>
+        <w:t xml:space="preserve">for</w:t>
+      </w:r>
+      <w:r>
+        <w:t xml:space="preserve"> </w:t>
+      </w:r>
+      <w:r>
+        <w:t xml:space="preserve">the preposition from</w:t>
+      </w:r>
+      <w:r>
+        <w:t xml:space="preserve"> </w:t>
+      </w:r>
+      <w:r>
+        <w:rPr>
+          <w:rStyle w:val="VerbatimChar"/>
+        </w:rPr>
+        <w:t xml:space="preserve">for</w:t>
+      </w:r>
+      <w:r>
+        <w:t xml:space="preserve"> </w:t>
+      </w:r>
+      <w:r>
+        <w:t xml:space="preserve">the loop. The apparent inversion is therefore an artefact of the same kind as the one described in §5.5, and the only defensible statement about structural tokens is the one that comes from reading them (§4.7).</w:t>
       </w:r>
     </w:p>
     <w:bookmarkEnd w:id="43"/>
@@ -5715,13 +5765,13 @@
           <w:bCs/>
           <w:b/>
         </w:rPr>
-        <w:t xml:space="preserve">With comments removed the contrast against prose is 41×, not 22.4×.</w:t>
-      </w:r>
-      <w:r>
-        <w:t xml:space="preserve"> </w:t>
-      </w:r>
-      <w:r>
-        <w:t xml:space="preserve">The earlier figure was a blend.</w:t>
+        <w:t xml:space="preserve">With comments removed the contrast against prose is 41× rather than 22.4×.</w:t>
+      </w:r>
+      <w:r>
+        <w:t xml:space="preserve"> </w:t>
+      </w:r>
+      <w:r>
+        <w:t xml:space="preserve">The 22.4× figure includes in-block comments in the code region and is reported only for comparability with Family A’s 0.67%, which used the same rule.</w:t>
       </w:r>
     </w:p>
     <w:p>
@@ -8284,7 +8334,7 @@
         <w:t xml:space="preserve"> </w:t>
       </w:r>
       <w:r>
-        <w:t xml:space="preserve">— an expression nobody writes on purpose. The lowest prose token is</w:t>
+        <w:t xml:space="preserve">— an expression with no plausible intent behind it. The lowest prose token is</w:t>
       </w:r>
       <w:r>
         <w:t xml:space="preserve"> </w:t>
@@ -8740,7 +8790,7 @@
         <w:pStyle w:val="BodyText"/>
       </w:pPr>
       <w:r>
-        <w:t xml:space="preserve">Code blocks: 0.60%. Prose: 13.56%. The ratio is stable across five very different tasks, and it survives a five-fold increase in implementation complexity.</w:t>
+        <w:t xml:space="preserve">The rate is 0.60% inside code fences and 13.56% outside, and the ratio is stable across five very different tasks, and it survives a five-fold increase in implementation complexity.</w:t>
       </w:r>
     </w:p>
     <w:p>
@@ -9694,7 +9744,7 @@
         <w:t xml:space="preserve"> </w:t>
       </w:r>
       <w:r>
-        <w:t xml:space="preserve">by fenced-block parity. This misclassifies fenced blocks used for non-code content (we found a few), and comments inside code blocks are counted as code — which biases the code-side rate</w:t>
+        <w:t xml:space="preserve">by fenced-block parity. Fenced blocks used for non-code content (tracebacks, shell commands) are counted as code; we did not enumerate how many. Comments inside code blocks are also counted as code, which biases the code-side rate</w:t>
       </w:r>
       <w:r>
         <w:t xml:space="preserve"> </w:t>
@@ -9707,7 +9757,7 @@
         <w:t xml:space="preserve">upward</w:t>
       </w:r>
       <w:r>
-        <w:t xml:space="preserve">, not downward.</w:t>
+        <w:t xml:space="preserve">; §4.2 quantifies the effect (0.60% → 0.33%) rather than leaving it as a caveat.</w:t>
       </w:r>
     </w:p>
     <w:p>

--- a/lowprob-attribution/v2/stage5_finalize/paper.docx
+++ b/lowprob-attribution/v2/stage5_finalize/paper.docx
@@ -355,7 +355,82 @@
         <w:t xml:space="preserve">Fourth</w:t>
       </w:r>
       <w:r>
-        <w:t xml:space="preserve">, the absolute probabilities do not approach the claimed floor: the lowest code token in 322,375 measured has logprob −13.02 (2.2×10⁻⁶), the lowest prose token −16.65 (5.9×10⁻⁸), while 10⁻⁹ corresponds to −20.7 — 400× below anything observed.</w:t>
+        <w:t xml:space="preserve">, the absolute probabilities do not approach the claimed floor: the lowest code token in 322,375 measured has logprob −13.02 (2.2×</w:t>
+      </w:r>
+      <m:oMath>
+        <m:sSup>
+          <m:e>
+            <m:r>
+              <m:t>10</m:t>
+            </m:r>
+          </m:e>
+          <m:sup>
+            <m:r>
+              <m:rPr>
+                <m:sty m:val="p"/>
+              </m:rPr>
+              <m:t>−</m:t>
+            </m:r>
+            <m:r>
+              <m:t>6</m:t>
+            </m:r>
+          </m:sup>
+        </m:sSup>
+      </m:oMath>
+      <w:r>
+        <w:t xml:space="preserve">), the lowest prose token −16.65 (5.9×</w:t>
+      </w:r>
+      <m:oMath>
+        <m:sSup>
+          <m:e>
+            <m:r>
+              <m:t>10</m:t>
+            </m:r>
+          </m:e>
+          <m:sup>
+            <m:r>
+              <m:rPr>
+                <m:sty m:val="p"/>
+              </m:rPr>
+              <m:t>−</m:t>
+            </m:r>
+            <m:r>
+              <m:t>8</m:t>
+            </m:r>
+          </m:sup>
+        </m:sSup>
+      </m:oMath>
+      <w:r>
+        <w:t xml:space="preserve">), while</w:t>
+      </w:r>
+      <w:r>
+        <w:t xml:space="preserve"> </w:t>
+      </w:r>
+      <m:oMath>
+        <m:sSup>
+          <m:e>
+            <m:r>
+              <m:t>10</m:t>
+            </m:r>
+          </m:e>
+          <m:sup>
+            <m:r>
+              <m:rPr>
+                <m:sty m:val="p"/>
+              </m:rPr>
+              <m:t>−</m:t>
+            </m:r>
+            <m:r>
+              <m:t>9</m:t>
+            </m:r>
+          </m:sup>
+        </m:sSup>
+      </m:oMath>
+      <w:r>
+        <w:t xml:space="preserve"> </w:t>
+      </w:r>
+      <w:r>
+        <w:t xml:space="preserve">corresponds to −20.7 — 400× below anything observed.</w:t>
       </w:r>
     </w:p>
     <w:p>
@@ -381,7 +456,48 @@
           <w:bCs/>
           <w:b/>
         </w:rPr>
-        <w:t xml:space="preserve">whatever the reported 10⁻⁹ measures, it is not a property of the domain’s vocabulary</w:t>
+        <w:t xml:space="preserve">whatever the reported</w:t>
+      </w:r>
+      <w:r>
+        <w:rPr>
+          <w:bCs/>
+          <w:b/>
+        </w:rPr>
+        <w:t xml:space="preserve"> </w:t>
+      </w:r>
+      <m:oMath>
+        <m:sSup>
+          <m:e>
+            <m:r>
+              <m:t>10</m:t>
+            </m:r>
+          </m:e>
+          <m:sup>
+            <m:r>
+              <m:rPr>
+                <m:sty m:val="p"/>
+              </m:rPr>
+              <m:t>−</m:t>
+            </m:r>
+            <m:r>
+              <m:t>9</m:t>
+            </m:r>
+          </m:sup>
+        </m:sSup>
+      </m:oMath>
+      <w:r>
+        <w:rPr>
+          <w:bCs/>
+          <w:b/>
+        </w:rPr>
+        <w:t xml:space="preserve"> </w:t>
+      </w:r>
+      <w:r>
+        <w:rPr>
+          <w:bCs/>
+          <w:b/>
+        </w:rPr>
+        <w:t xml:space="preserve">measures, it is not a property of the domain’s vocabulary</w:t>
       </w:r>
       <w:r>
         <w:t xml:space="preserve"> </w:t>
@@ -416,7 +532,36 @@
         <w:t xml:space="preserve">which vocabulary the domain uses</w:t>
       </w:r>
       <w:r>
-        <w:t xml:space="preserve">. The gap between 10⁻⁹ and our measurements is not presented as a refutation, since the source measures a base model during rollout and we measure an aligned model at inference; it is presented as a tension the source must explain, with the resolving experiment named.</w:t>
+        <w:t xml:space="preserve">. The gap between</w:t>
+      </w:r>
+      <w:r>
+        <w:t xml:space="preserve"> </w:t>
+      </w:r>
+      <m:oMath>
+        <m:sSup>
+          <m:e>
+            <m:r>
+              <m:t>10</m:t>
+            </m:r>
+          </m:e>
+          <m:sup>
+            <m:r>
+              <m:rPr>
+                <m:sty m:val="p"/>
+              </m:rPr>
+              <m:t>−</m:t>
+            </m:r>
+            <m:r>
+              <m:t>9</m:t>
+            </m:r>
+          </m:sup>
+        </m:sSup>
+      </m:oMath>
+      <w:r>
+        <w:t xml:space="preserve"> </w:t>
+      </w:r>
+      <w:r>
+        <w:t xml:space="preserve">and our measurements is not presented as a refutation, since the source measures a base model during rollout and we measure an aligned model at inference; it is presented as a tension the source must explain, with the resolving experiment named.</w:t>
       </w:r>
     </w:p>
     <w:p>
@@ -1228,7 +1373,36 @@
         <w:t xml:space="preserve"> </w:t>
       </w:r>
       <w:r>
-        <w:t xml:space="preserve">— Do the measured absolute probabilities approach the claimed 10⁻⁹ floor?</w:t>
+        <w:t xml:space="preserve">— Do the measured absolute probabilities approach the claimed</w:t>
+      </w:r>
+      <w:r>
+        <w:t xml:space="preserve"> </w:t>
+      </w:r>
+      <m:oMath>
+        <m:sSup>
+          <m:e>
+            <m:r>
+              <m:t>10</m:t>
+            </m:r>
+          </m:e>
+          <m:sup>
+            <m:r>
+              <m:rPr>
+                <m:sty m:val="p"/>
+              </m:rPr>
+              <m:t>−</m:t>
+            </m:r>
+            <m:r>
+              <m:t>9</m:t>
+            </m:r>
+          </m:sup>
+        </m:sSup>
+      </m:oMath>
+      <w:r>
+        <w:t xml:space="preserve"> </w:t>
+      </w:r>
+      <w:r>
+        <w:t xml:space="preserve">floor?</w:t>
       </w:r>
     </w:p>
     <w:bookmarkEnd w:id="24"/>
@@ -1402,7 +1576,30 @@
               <w:jc w:val="left"/>
             </w:pPr>
             <w:r>
-              <w:t xml:space="preserve">No — minimum code logprob −13.02 (2.2×10⁻⁶) vs the claimed −20.7</w:t>
+              <w:t xml:space="preserve">No — minimum code logprob −13.02 (2.2×</w:t>
+            </w:r>
+            <m:oMath>
+              <m:sSup>
+                <m:e>
+                  <m:r>
+                    <m:t>10</m:t>
+                  </m:r>
+                </m:e>
+                <m:sup>
+                  <m:r>
+                    <m:rPr>
+                      <m:sty m:val="p"/>
+                    </m:rPr>
+                    <m:t>−</m:t>
+                  </m:r>
+                  <m:r>
+                    <m:t>6</m:t>
+                  </m:r>
+                </m:sup>
+              </m:sSup>
+            </m:oMath>
+            <w:r>
+              <w:t xml:space="preserve">) vs the claimed −20.7</w:t>
             </w:r>
           </w:p>
         </w:tc>
@@ -1444,7 +1641,7 @@
         <w:pStyle w:val="BodyText"/>
       </w:pPr>
       <w:r>
-        <w:t xml:space="preserve">We also do not claim the code-side rate is zero. It is 0.60%, not 0. What we claim is that it does not move with difficulty and does not concentrate at implementation decisions.</w:t>
+        <w:t xml:space="preserve">The code-side rate is 0.60%, which is small but nonzero, and two properties of it are claimed: that it does not vary with task difficulty, and that it does not concentrate at implementation decisions.</w:t>
       </w:r>
     </w:p>
     <w:p>
@@ -1805,7 +2002,41 @@
           <w:bCs/>
           <w:b/>
         </w:rPr>
-        <w:t xml:space="preserve">What was observed is entropy rising; what was claimed is a specific token-level probability near 10⁻⁹.</w:t>
+        <w:t xml:space="preserve">What was observed is entropy rising; what was claimed is a specific token-level probability near</w:t>
+      </w:r>
+      <w:r>
+        <w:rPr>
+          <w:bCs/>
+          <w:b/>
+        </w:rPr>
+        <w:t xml:space="preserve"> </w:t>
+      </w:r>
+      <m:oMath>
+        <m:sSup>
+          <m:e>
+            <m:r>
+              <m:t>10</m:t>
+            </m:r>
+          </m:e>
+          <m:sup>
+            <m:r>
+              <m:rPr>
+                <m:sty m:val="p"/>
+              </m:rPr>
+              <m:t>−</m:t>
+            </m:r>
+            <m:r>
+              <m:t>9</m:t>
+            </m:r>
+          </m:sup>
+        </m:sSup>
+      </m:oMath>
+      <w:r>
+        <w:rPr>
+          <w:bCs/>
+          <w:b/>
+        </w:rPr>
+        <w:t xml:space="preserve">.</w:t>
       </w:r>
       <w:r>
         <w:t xml:space="preserve"> </w:t>
@@ -2222,7 +2453,7 @@
         <w:pStyle w:val="BodyText"/>
       </w:pPr>
       <w:r>
-        <w:t xml:space="preserve">Its key negative finding: MRS</w:t>
+        <w:t xml:space="preserve">Its key negative finding is that MRS</w:t>
       </w:r>
       <w:r>
         <w:t xml:space="preserve"> </w:t>
@@ -2231,7 +2462,7 @@
         <w:t xml:space="preserve">“</w:t>
       </w:r>
       <w:r>
-        <w:t xml:space="preserve">successfully stabilizes the training dynamics,</w:t>
+        <w:t xml:space="preserve">successfully stabilizes the training dynamics</w:t>
       </w:r>
       <w:r>
         <w:t xml:space="preserve">”</w:t>
@@ -2240,7 +2471,7 @@
         <w:t xml:space="preserve"> </w:t>
       </w:r>
       <w:r>
-        <w:t xml:space="preserve">but</w:t>
+        <w:t xml:space="preserve">while failing to</w:t>
       </w:r>
       <w:r>
         <w:t xml:space="preserve"> </w:t>
@@ -2249,7 +2480,7 @@
         <w:t xml:space="preserve">“</w:t>
       </w:r>
       <w:r>
-        <w:t xml:space="preserve">it does not fundamentally lift the performance ceiling</w:t>
+        <w:t xml:space="preserve">fundamentally lift the performance ceiling</w:t>
       </w:r>
       <w:r>
         <w:t xml:space="preserve">”</w:t>
@@ -2288,212 +2519,179 @@
         <w:t xml:space="preserve">2026, Sec. 5.1)</w:t>
       </w:r>
       <w:r>
-        <w:t xml:space="preserve">. Stability and capability are separable, and the thing MRS corrects is a</w:t>
-      </w:r>
-      <w:r>
-        <w:t xml:space="preserve"> </w:t>
-      </w:r>
+        <w:t xml:space="preserve">, which separates stability from capability. What MRS corrects is a distributional discrepancy between two inference engines, a property of the trajectory’s context rather than of the domain’s vocabulary.</w:t>
+      </w:r>
+    </w:p>
+    <w:bookmarkEnd w:id="29"/>
+    <w:bookmarkStart w:id="30" w:name="precision-mismatch-and-off-policy-drift"/>
+    <w:p>
+      <w:pPr>
+        <w:pStyle w:val="Heading3"/>
+      </w:pPr>
+      <w:r>
+        <w:t xml:space="preserve">2.3 Precision mismatch and off-policy drift</w:t>
+      </w:r>
+    </w:p>
+    <w:p>
+      <w:pPr>
+        <w:pStyle w:val="FirstParagraph"/>
+      </w:pPr>
+      <w:r>
+        <w:t xml:space="preserve">Three lines of work converge on the sensitivity of the PPO ratio when probabilities sit near the numerical floor, at which point a small absolute difference becomes a large relative one</w:t>
+      </w:r>
+      <w:r>
+        <w:t xml:space="preserve"> </w:t>
+      </w:r>
+      <w:r>
+        <w:t xml:space="preserve">(</w:t>
+      </w:r>
+      <w:r>
+        <w:t xml:space="preserve">“</w:t>
+      </w:r>
+      <w:r>
+        <w:t xml:space="preserve">CUDA Agent</w:t>
+      </w:r>
+      <w:r>
+        <w:t xml:space="preserve">: Large-Scale Agentic</w:t>
+      </w:r>
+      <w:r>
+        <w:t xml:space="preserve"> </w:t>
+      </w:r>
+      <w:r>
+        <w:t xml:space="preserve">RL</w:t>
+      </w:r>
+      <w:r>
+        <w:t xml:space="preserve"> </w:t>
+      </w:r>
+      <w:r>
+        <w:t xml:space="preserve">for High-Performance</w:t>
+      </w:r>
+      <w:r>
+        <w:t xml:space="preserve"> </w:t>
+      </w:r>
+      <w:r>
+        <w:t xml:space="preserve">CUDA</w:t>
+      </w:r>
+      <w:r>
+        <w:t xml:space="preserve"> </w:t>
+      </w:r>
+      <w:r>
+        <w:t xml:space="preserve">Kernel Generation”</w:t>
+      </w:r>
+      <w:r>
+        <w:t xml:space="preserve"> </w:t>
+      </w:r>
+      <w:r>
+        <w:t xml:space="preserve">2026;</w:t>
+      </w:r>
+      <w:r>
+        <w:t xml:space="preserve"> </w:t>
+      </w:r>
+      <w:r>
+        <w:t xml:space="preserve">“</w:t>
+      </w:r>
+      <w:r>
+        <w:t xml:space="preserve">CUDA Agent</w:t>
+      </w:r>
+      <w:r>
+        <w:t xml:space="preserve">: Agentic</w:t>
+      </w:r>
+      <w:r>
+        <w:t xml:space="preserve"> </w:t>
+      </w:r>
+      <w:r>
+        <w:t xml:space="preserve">RL</w:t>
+      </w:r>
+      <w:r>
+        <w:t xml:space="preserve"> </w:t>
+      </w:r>
+      <w:r>
+        <w:t xml:space="preserve">for High-Performance</w:t>
+      </w:r>
+      <w:r>
+        <w:t xml:space="preserve"> </w:t>
+      </w:r>
+      <w:r>
+        <w:t xml:space="preserve">CUDA</w:t>
+      </w:r>
+      <w:r>
+        <w:t xml:space="preserve"> </w:t>
+      </w:r>
+      <w:r>
+        <w:t xml:space="preserve">Kernel Generation”</w:t>
+      </w:r>
+      <w:r>
+        <w:t xml:space="preserve"> </w:t>
+      </w:r>
+      <w:r>
+        <w:t xml:space="preserve">2026)</w:t>
+      </w:r>
+      <w:r>
+        <w:t xml:space="preserve">:</w:t>
+      </w:r>
+    </w:p>
+    <w:p>
+      <w:pPr>
+        <w:numPr>
+          <w:ilvl w:val="0"/>
+          <w:numId w:val="1002"/>
+        </w:numPr>
+        <w:pStyle w:val="Compact"/>
+      </w:pPr>
+      <w:r>
+        <w:t xml:space="preserve">Jet-RL treats the train/inference precision mismatch as the operative difference;</w:t>
+      </w:r>
+    </w:p>
+    <w:p>
+      <w:pPr>
+        <w:numPr>
+          <w:ilvl w:val="0"/>
+          <w:numId w:val="1002"/>
+        </w:numPr>
+        <w:pStyle w:val="Compact"/>
+      </w:pPr>
       <w:r>
         <w:rPr>
           <w:iCs/>
           <w:i/>
         </w:rPr>
-        <w:t xml:space="preserve">distributional</w:t>
-      </w:r>
-      <w:r>
-        <w:t xml:space="preserve"> </w:t>
-      </w:r>
-      <w:r>
-        <w:t xml:space="preserve">discrepancy between two engines — a property of the trajectory’s context, not of the vocabulary.</w:t>
-      </w:r>
-    </w:p>
-    <w:bookmarkEnd w:id="29"/>
-    <w:bookmarkStart w:id="30" w:name="precision-mismatch-and-off-policy-drift"/>
-    <w:p>
-      <w:pPr>
-        <w:pStyle w:val="Heading3"/>
-      </w:pPr>
-      <w:r>
-        <w:t xml:space="preserve">2.3 Precision mismatch and off-policy drift</w:t>
-      </w:r>
-    </w:p>
-    <w:p>
-      <w:pPr>
-        <w:pStyle w:val="FirstParagraph"/>
-      </w:pPr>
-      <w:r>
-        <w:t xml:space="preserve">Jet-RL,</w:t>
-      </w:r>
-      <w:r>
-        <w:t xml:space="preserve"> </w:t>
-      </w:r>
+        <w:t xml:space="preserve">Precision Mismatch in Reasoning Models</w:t>
+      </w:r>
+      <w:r>
+        <w:t xml:space="preserve"> </w:t>
+      </w:r>
+      <w:r>
+        <w:t xml:space="preserve">examines the same effect in the reasoning setting;</w:t>
+      </w:r>
+    </w:p>
+    <w:p>
+      <w:pPr>
+        <w:numPr>
+          <w:ilvl w:val="0"/>
+          <w:numId w:val="1002"/>
+        </w:numPr>
+        <w:pStyle w:val="Compact"/>
+      </w:pPr>
       <w:r>
         <w:rPr>
           <w:iCs/>
           <w:i/>
         </w:rPr>
-        <w:t xml:space="preserve">Precision Mismatch in Reasoning Models</w:t>
-      </w:r>
-      <w:r>
-        <w:t xml:space="preserve"> </w:t>
-      </w:r>
-      <w:r>
-        <w:t xml:space="preserve">and</w:t>
-      </w:r>
-      <w:r>
-        <w:t xml:space="preserve"> </w:t>
-      </w:r>
-      <w:r>
-        <w:rPr>
-          <w:iCs/>
-          <w:i/>
-        </w:rPr>
         <w:t xml:space="preserve">First-Order Approximation for Stable LLM-RL Training</w:t>
       </w:r>
       <w:r>
         <w:t xml:space="preserve"> </w:t>
       </w:r>
       <w:r>
-        <w:t xml:space="preserve">all concern the sensitivity of the PPO ratio when probabilities sit near the numerical floor; once</w:t>
-      </w:r>
-      <w:r>
-        <w:t xml:space="preserve"> </w:t>
-      </w:r>
-      <m:oMath>
-        <m:sSub>
-          <m:e>
-            <m:r>
-              <m:t>π</m:t>
-            </m:r>
-          </m:e>
-          <m:sub>
-            <m:r>
-              <m:t>θ</m:t>
-            </m:r>
-          </m:sub>
-        </m:sSub>
-      </m:oMath>
-      <w:r>
-        <w:t xml:space="preserve"> </w:t>
-      </w:r>
-      <w:r>
-        <w:t xml:space="preserve">is at</w:t>
-      </w:r>
-      <w:r>
-        <w:t xml:space="preserve"> </w:t>
-      </w:r>
-      <m:oMath>
-        <m:sSup>
-          <m:e>
-            <m:r>
-              <m:t>10</m:t>
-            </m:r>
-          </m:e>
-          <m:sup>
-            <m:r>
-              <m:rPr>
-                <m:sty m:val="p"/>
-              </m:rPr>
-              <m:t>−</m:t>
-            </m:r>
-            <m:r>
-              <m:t>9</m:t>
-            </m:r>
-          </m:sup>
-        </m:sSup>
-      </m:oMath>
-      <w:r>
-        <w:t xml:space="preserve">, a small absolute difference is a large relative one</w:t>
-      </w:r>
-      <w:r>
-        <w:t xml:space="preserve"> </w:t>
-      </w:r>
-      <w:r>
-        <w:t xml:space="preserve">(</w:t>
-      </w:r>
-      <w:r>
-        <w:t xml:space="preserve">“</w:t>
-      </w:r>
-      <w:r>
-        <w:t xml:space="preserve">CUDA Agent</w:t>
-      </w:r>
-      <w:r>
-        <w:t xml:space="preserve">: Large-Scale Agentic</w:t>
-      </w:r>
-      <w:r>
-        <w:t xml:space="preserve"> </w:t>
-      </w:r>
-      <w:r>
-        <w:t xml:space="preserve">RL</w:t>
-      </w:r>
-      <w:r>
-        <w:t xml:space="preserve"> </w:t>
-      </w:r>
-      <w:r>
-        <w:t xml:space="preserve">for High-Performance</w:t>
-      </w:r>
-      <w:r>
-        <w:t xml:space="preserve"> </w:t>
-      </w:r>
-      <w:r>
-        <w:t xml:space="preserve">CUDA</w:t>
-      </w:r>
-      <w:r>
-        <w:t xml:space="preserve"> </w:t>
-      </w:r>
-      <w:r>
-        <w:t xml:space="preserve">Kernel Generation”</w:t>
-      </w:r>
-      <w:r>
-        <w:t xml:space="preserve"> </w:t>
-      </w:r>
-      <w:r>
-        <w:t xml:space="preserve">2026;</w:t>
-      </w:r>
-      <w:r>
-        <w:t xml:space="preserve"> </w:t>
-      </w:r>
-      <w:r>
-        <w:t xml:space="preserve">“</w:t>
-      </w:r>
-      <w:r>
-        <w:t xml:space="preserve">CUDA Agent</w:t>
-      </w:r>
-      <w:r>
-        <w:t xml:space="preserve">: Agentic</w:t>
-      </w:r>
-      <w:r>
-        <w:t xml:space="preserve"> </w:t>
-      </w:r>
-      <w:r>
-        <w:t xml:space="preserve">RL</w:t>
-      </w:r>
-      <w:r>
-        <w:t xml:space="preserve"> </w:t>
-      </w:r>
-      <w:r>
-        <w:t xml:space="preserve">for High-Performance</w:t>
-      </w:r>
-      <w:r>
-        <w:t xml:space="preserve"> </w:t>
-      </w:r>
-      <w:r>
-        <w:t xml:space="preserve">CUDA</w:t>
-      </w:r>
-      <w:r>
-        <w:t xml:space="preserve"> </w:t>
-      </w:r>
-      <w:r>
-        <w:t xml:space="preserve">Kernel Generation”</w:t>
-      </w:r>
-      <w:r>
-        <w:t xml:space="preserve"> </w:t>
-      </w:r>
-      <w:r>
-        <w:t xml:space="preserve">2026)</w:t>
-      </w:r>
-      <w:r>
-        <w:t xml:space="preserve">. Liu et al. characterise the complementary phenomenon where an RL framework’s efficiency machinery makes training data off-policy</w:t>
+        <w:t xml:space="preserve">analyses it as a stability property of the objective.</w:t>
+      </w:r>
+    </w:p>
+    <w:p>
+      <w:pPr>
+        <w:pStyle w:val="FirstParagraph"/>
+      </w:pPr>
+      <w:r>
+        <w:t xml:space="preserve">Liu et al. characterise the complementary phenomenon in which an RL framework’s efficiency machinery renders the training data off-policy</w:t>
       </w:r>
       <w:r>
         <w:t xml:space="preserve"> </w:t>
@@ -2510,17 +2708,7 @@
         <w:pStyle w:val="BodyText"/>
       </w:pPr>
       <w:r>
-        <w:rPr>
-          <w:bCs/>
-          <w:b/>
-        </w:rPr>
-        <w:t xml:space="preserve">These papers assume the floor condition.</w:t>
-      </w:r>
-      <w:r>
-        <w:t xml:space="preserve"> </w:t>
-      </w:r>
-      <w:r>
-        <w:t xml:space="preserve">Our contribution is to check whether it holds at generation time — a precondition, not a competing mechanism.</w:t>
+        <w:t xml:space="preserve">All three take the floor condition as given. The contribution of the present study is to test whether it holds at generation time, which makes the two lines of work complementary rather than competing.</w:t>
       </w:r>
     </w:p>
     <w:bookmarkEnd w:id="30"/>
@@ -3488,7 +3676,51 @@
         <w:pStyle w:val="BodyText"/>
       </w:pPr>
       <w:r>
-        <w:t xml:space="preserve">Each chain admits at least three implementation strategies: fuse everything into one kernel; fuse the elementwise tail and keep the convolution separate; or implement the sequence as written. Choosing among them requires deciding what to fuse, whether intermediates go to global memory, and how to tile. This is exactly the decision space that the reduction tasks lack.</w:t>
+        <w:t xml:space="preserve">Each chain admits at least three implementation strategies:</w:t>
+      </w:r>
+    </w:p>
+    <w:p>
+      <w:pPr>
+        <w:numPr>
+          <w:ilvl w:val="0"/>
+          <w:numId w:val="1003"/>
+        </w:numPr>
+        <w:pStyle w:val="Compact"/>
+      </w:pPr>
+      <w:r>
+        <w:t xml:space="preserve">fuse the entire chain into one kernel;</w:t>
+      </w:r>
+    </w:p>
+    <w:p>
+      <w:pPr>
+        <w:numPr>
+          <w:ilvl w:val="0"/>
+          <w:numId w:val="1003"/>
+        </w:numPr>
+        <w:pStyle w:val="Compact"/>
+      </w:pPr>
+      <w:r>
+        <w:t xml:space="preserve">fuse the elementwise tail into the epilogue of the heavy operation and keep that operation separate;</w:t>
+      </w:r>
+    </w:p>
+    <w:p>
+      <w:pPr>
+        <w:numPr>
+          <w:ilvl w:val="0"/>
+          <w:numId w:val="1003"/>
+        </w:numPr>
+        <w:pStyle w:val="Compact"/>
+      </w:pPr>
+      <w:r>
+        <w:t xml:space="preserve">or implement the sequence as written, with an intermediate tensor per step.</w:t>
+      </w:r>
+    </w:p>
+    <w:p>
+      <w:pPr>
+        <w:pStyle w:val="FirstParagraph"/>
+      </w:pPr>
+      <w:r>
+        <w:t xml:space="preserve">Selecting among them requires deciding what to fuse, whether an intermediate is materialised to global memory, and how to tile the heavy operation — precisely the decision space that the reduction tasks lack.</w:t>
       </w:r>
     </w:p>
     <w:p>
@@ -3593,7 +3825,7 @@
       <w:pPr>
         <w:numPr>
           <w:ilvl w:val="0"/>
-          <w:numId w:val="1002"/>
+          <w:numId w:val="1004"/>
         </w:numPr>
         <w:pStyle w:val="Compact"/>
       </w:pPr>
@@ -3615,7 +3847,7 @@
       <w:pPr>
         <w:numPr>
           <w:ilvl w:val="0"/>
-          <w:numId w:val="1002"/>
+          <w:numId w:val="1004"/>
         </w:numPr>
         <w:pStyle w:val="Compact"/>
       </w:pPr>
@@ -3674,7 +3906,7 @@
         <w:pStyle w:val="FirstParagraph"/>
       </w:pPr>
       <w:r>
-        <w:t xml:space="preserve">Fixed before collection, not varied afterwards.</w:t>
+        <w:t xml:space="preserve">Both conditions were implemented before collection began and were held constant thereafter, so the comparison between them is not confounded by any later change of procedure.</w:t>
       </w:r>
     </w:p>
     <w:bookmarkEnd w:id="37"/>
@@ -3776,12 +4008,245 @@
         <w:pStyle w:val="FirstParagraph"/>
       </w:pPr>
       <w:r>
-        <w:t xml:space="preserve">We report the distribution, not only a threshold.</w:t>
-      </w:r>
-    </w:p>
-    <w:p>
-      <w:pPr>
-        <w:pStyle w:val="BodyText"/>
+        <w:t xml:space="preserve">Because a rate cannot be compared against a probability, the observables below are stated as a distribution rather than a single number:</w:t>
+      </w:r>
+    </w:p>
+    <w:p>
+      <w:pPr>
+        <w:numPr>
+          <w:ilvl w:val="0"/>
+          <w:numId w:val="1005"/>
+        </w:numPr>
+        <w:pStyle w:val="Compact"/>
+      </w:pPr>
+      <w:r>
+        <w:rPr>
+          <w:bCs/>
+          <w:b/>
+        </w:rPr>
+        <w:t xml:space="preserve">Threshold rate</w:t>
+      </w:r>
+      <w:r>
+        <w:t xml:space="preserve"> </w:t>
+      </w:r>
+      <m:oMath>
+        <m:sSub>
+          <m:e>
+            <m:r>
+              <m:t>R</m:t>
+            </m:r>
+          </m:e>
+          <m:sub>
+            <m:r>
+              <m:rPr>
+                <m:sty m:val="p"/>
+              </m:rPr>
+              <m:t>−</m:t>
+            </m:r>
+            <m:r>
+              <m:t>2</m:t>
+            </m:r>
+          </m:sub>
+        </m:sSub>
+      </m:oMath>
+      <w:r>
+        <w:t xml:space="preserve">, for comparability with earlier work;</w:t>
+      </w:r>
+    </w:p>
+    <w:p>
+      <w:pPr>
+        <w:numPr>
+          <w:ilvl w:val="0"/>
+          <w:numId w:val="1005"/>
+        </w:numPr>
+        <w:pStyle w:val="Compact"/>
+      </w:pPr>
+      <w:r>
+        <w:rPr>
+          <w:bCs/>
+          <w:b/>
+        </w:rPr>
+        <w:t xml:space="preserve">Quantiles</w:t>
+      </w:r>
+      <w:r>
+        <w:t xml:space="preserve"> </w:t>
+      </w:r>
+      <w:r>
+        <w:t xml:space="preserve">at</w:t>
+      </w:r>
+      <w:r>
+        <w:t xml:space="preserve"> </w:t>
+      </w:r>
+      <m:oMath>
+        <m:sSub>
+          <m:e>
+            <m:r>
+              <m:t>p</m:t>
+            </m:r>
+          </m:e>
+          <m:sub>
+            <m:r>
+              <m:t>0.1</m:t>
+            </m:r>
+          </m:sub>
+        </m:sSub>
+        <m:r>
+          <m:rPr>
+            <m:sty m:val="p"/>
+          </m:rPr>
+          <m:t>,</m:t>
+        </m:r>
+        <m:sSub>
+          <m:e>
+            <m:r>
+              <m:t>p</m:t>
+            </m:r>
+          </m:e>
+          <m:sub>
+            <m:r>
+              <m:t>1</m:t>
+            </m:r>
+          </m:sub>
+        </m:sSub>
+        <m:r>
+          <m:rPr>
+            <m:sty m:val="p"/>
+          </m:rPr>
+          <m:t>,</m:t>
+        </m:r>
+        <m:sSub>
+          <m:e>
+            <m:r>
+              <m:t>p</m:t>
+            </m:r>
+          </m:e>
+          <m:sub>
+            <m:r>
+              <m:t>5</m:t>
+            </m:r>
+          </m:sub>
+        </m:sSub>
+        <m:r>
+          <m:rPr>
+            <m:sty m:val="p"/>
+          </m:rPr>
+          <m:t>,</m:t>
+        </m:r>
+        <m:sSub>
+          <m:e>
+            <m:r>
+              <m:t>p</m:t>
+            </m:r>
+          </m:e>
+          <m:sub>
+            <m:r>
+              <m:t>50</m:t>
+            </m:r>
+          </m:sub>
+        </m:sSub>
+      </m:oMath>
+      <w:r>
+        <w:t xml:space="preserve">, for the shape of each region’s distribution;</w:t>
+      </w:r>
+    </w:p>
+    <w:p>
+      <w:pPr>
+        <w:numPr>
+          <w:ilvl w:val="0"/>
+          <w:numId w:val="1005"/>
+        </w:numPr>
+        <w:pStyle w:val="Compact"/>
+      </w:pPr>
+      <w:r>
+        <w:rPr>
+          <w:bCs/>
+          <w:b/>
+        </w:rPr>
+        <w:t xml:space="preserve">Minimum logprob</w:t>
+      </w:r>
+      <w:r>
+        <w:t xml:space="preserve">, converted to an absolute probability, for the comparison against the claimed floor;</w:t>
+      </w:r>
+    </w:p>
+    <w:p>
+      <w:pPr>
+        <w:numPr>
+          <w:ilvl w:val="0"/>
+          <w:numId w:val="1005"/>
+        </w:numPr>
+        <w:pStyle w:val="Compact"/>
+      </w:pPr>
+      <w:r>
+        <w:rPr>
+          <w:bCs/>
+          <w:b/>
+        </w:rPr>
+        <w:t xml:space="preserve">Mass concentration</w:t>
+      </w:r>
+      <w:r>
+        <w:t xml:space="preserve">, the share of a region’s total negative logprob carried by its worst</w:t>
+      </w:r>
+      <w:r>
+        <w:t xml:space="preserve"> </w:t>
+      </w:r>
+      <m:oMath>
+        <m:r>
+          <m:t>0.1</m:t>
+        </m:r>
+        <m:r>
+          <m:rPr>
+            <m:sty m:val="p"/>
+          </m:rPr>
+          <m:t>%</m:t>
+        </m:r>
+      </m:oMath>
+      <w:r>
+        <w:t xml:space="preserve">,</w:t>
+      </w:r>
+      <w:r>
+        <w:t xml:space="preserve"> </w:t>
+      </w:r>
+      <m:oMath>
+        <m:r>
+          <m:t>1</m:t>
+        </m:r>
+        <m:r>
+          <m:rPr>
+            <m:sty m:val="p"/>
+          </m:rPr>
+          <m:t>%</m:t>
+        </m:r>
+      </m:oMath>
+      <w:r>
+        <w:t xml:space="preserve"> </w:t>
+      </w:r>
+      <w:r>
+        <w:t xml:space="preserve">and</w:t>
+      </w:r>
+      <w:r>
+        <w:t xml:space="preserve"> </w:t>
+      </w:r>
+      <m:oMath>
+        <m:r>
+          <m:t>5</m:t>
+        </m:r>
+        <m:r>
+          <m:rPr>
+            <m:sty m:val="p"/>
+          </m:rPr>
+          <m:t>%</m:t>
+        </m:r>
+      </m:oMath>
+      <w:r>
+        <w:t xml:space="preserve"> </w:t>
+      </w:r>
+      <w:r>
+        <w:t xml:space="preserve">of tokens.</w:t>
+      </w:r>
+    </w:p>
+    <w:p>
+      <w:pPr>
+        <w:pStyle w:val="FirstParagraph"/>
       </w:pPr>
       <w:r>
         <w:rPr>
@@ -4061,7 +4526,33 @@
         <w:t xml:space="preserve"> </w:t>
       </w:r>
       <w:r>
-        <w:t xml:space="preserve">per region, converted to absolute probability for comparison against 10⁻⁹.</w:t>
+        <w:t xml:space="preserve">per region, converted to absolute probability for comparison against</w:t>
+      </w:r>
+      <w:r>
+        <w:t xml:space="preserve"> </w:t>
+      </w:r>
+      <m:oMath>
+        <m:sSup>
+          <m:e>
+            <m:r>
+              <m:t>10</m:t>
+            </m:r>
+          </m:e>
+          <m:sup>
+            <m:r>
+              <m:rPr>
+                <m:sty m:val="p"/>
+              </m:rPr>
+              <m:t>−</m:t>
+            </m:r>
+            <m:r>
+              <m:t>9</m:t>
+            </m:r>
+          </m:sup>
+        </m:sSup>
+      </m:oMath>
+      <w:r>
+        <w:t xml:space="preserve">.</w:t>
       </w:r>
       <w:r>
         <w:t xml:space="preserve"> </w:t>
@@ -6539,7 +7030,7 @@
         <w:rPr>
           <w:rStyle w:val="VerbatimChar"/>
         </w:rPr>
-        <w:t xml:space="preserve">code min   −13.02  →  2.2 × 10⁻⁶</w:t>
+        <w:t xml:space="preserve">code min   −13.02  →  2.2 × $10^{-6}$</w:t>
       </w:r>
       <w:r>
         <w:br/>
@@ -6548,7 +7039,7 @@
         <w:rPr>
           <w:rStyle w:val="VerbatimChar"/>
         </w:rPr>
-        <w:t xml:space="preserve">prose min  −16.65  →  5.9 × 10⁻⁸</w:t>
+        <w:t xml:space="preserve">prose min  −16.65  →  5.9 × $10^{-8}$</w:t>
       </w:r>
       <w:r>
         <w:br/>
@@ -6557,7 +7048,7 @@
         <w:rPr>
           <w:rStyle w:val="VerbatimChar"/>
         </w:rPr>
-        <w:t xml:space="preserve">claimed    10⁻⁹     ⇔  logprob −20.7</w:t>
+        <w:t xml:space="preserve">claimed    $10^{-9}$     =  logprob −20.7</w:t>
       </w:r>
     </w:p>
     <w:p>
@@ -6569,7 +7060,34 @@
           <w:bCs/>
           <w:b/>
         </w:rPr>
-        <w:t xml:space="preserve">The lowest code token in 322,375 is 2.2×10⁻⁶, four hundred times more probable than the claimed floor.</w:t>
+        <w:t xml:space="preserve">The lowest code token in 322,375 is 2.2×</w:t>
+      </w:r>
+      <m:oMath>
+        <m:sSup>
+          <m:e>
+            <m:r>
+              <m:t>10</m:t>
+            </m:r>
+          </m:e>
+          <m:sup>
+            <m:r>
+              <m:rPr>
+                <m:sty m:val="p"/>
+              </m:rPr>
+              <m:t>−</m:t>
+            </m:r>
+            <m:r>
+              <m:t>6</m:t>
+            </m:r>
+          </m:sup>
+        </m:sSup>
+      </m:oMath>
+      <w:r>
+        <w:rPr>
+          <w:bCs/>
+          <w:b/>
+        </w:rPr>
+        <w:t xml:space="preserve">, four hundred times more probable than the claimed floor.</w:t>
       </w:r>
       <w:r>
         <w:t xml:space="preserve"> </w:t>
@@ -6654,8 +7172,28 @@
       <w:r>
         <w:t xml:space="preserve"> </w:t>
       </w:r>
-      <w:r>
-        <w:t xml:space="preserve">10⁻⁹, but it is the product of two thousand tokens, not a single token’s probability — the two quantities are not the same object, and the source’s quotation is explicitly of the latter.</w:t>
+      <m:oMath>
+        <m:sSup>
+          <m:e>
+            <m:r>
+              <m:t>10</m:t>
+            </m:r>
+          </m:e>
+          <m:sup>
+            <m:r>
+              <m:rPr>
+                <m:sty m:val="p"/>
+              </m:rPr>
+              <m:t>−</m:t>
+            </m:r>
+            <m:r>
+              <m:t>9</m:t>
+            </m:r>
+          </m:sup>
+        </m:sSup>
+      </m:oMath>
+      <w:r>
+        <w:t xml:space="preserve">, but it is the product of two thousand tokens, not a single token’s probability — the two quantities are not the same object, and the source’s quotation is explicitly of the latter.</w:t>
       </w:r>
     </w:p>
     <w:bookmarkEnd w:id="46"/>
@@ -6666,6 +7204,332 @@
       </w:pPr>
       <w:r>
         <w:t xml:space="preserve">4.5 Concentration of probability mass</w:t>
+      </w:r>
+    </w:p>
+    <w:p>
+      <w:pPr>
+        <w:pStyle w:val="FirstParagraph"/>
+      </w:pPr>
+      <w:r>
+        <w:t xml:space="preserve">For a region</w:t>
+      </w:r>
+      <w:r>
+        <w:t xml:space="preserve"> </w:t>
+      </w:r>
+      <m:oMath>
+        <m:r>
+          <m:t>G</m:t>
+        </m:r>
+      </m:oMath>
+      <w:r>
+        <w:t xml:space="preserve"> </w:t>
+      </w:r>
+      <w:r>
+        <w:t xml:space="preserve">with cost</w:t>
+      </w:r>
+      <w:r>
+        <w:t xml:space="preserve"> </w:t>
+      </w:r>
+      <m:oMath>
+        <m:r>
+          <m:t>C</m:t>
+        </m:r>
+        <m:r>
+          <m:rPr>
+            <m:sty m:val="p"/>
+          </m:rPr>
+          <m:t>(</m:t>
+        </m:r>
+        <m:r>
+          <m:t>G</m:t>
+        </m:r>
+        <m:r>
+          <m:rPr>
+            <m:sty m:val="p"/>
+          </m:rPr>
+          <m:t>)</m:t>
+        </m:r>
+        <m:r>
+          <m:rPr>
+            <m:sty m:val="p"/>
+          </m:rPr>
+          <m:t>=</m:t>
+        </m:r>
+        <m:r>
+          <m:rPr>
+            <m:sty m:val="p"/>
+          </m:rPr>
+          <m:t>−</m:t>
+        </m:r>
+        <m:nary>
+          <m:naryPr>
+            <m:chr m:val="∑"/>
+            <m:limLoc m:val="undOvr"/>
+            <m:subHide m:val="0"/>
+            <m:supHide m:val="1"/>
+          </m:naryPr>
+          <m:sub>
+            <m:r>
+              <m:t>i</m:t>
+            </m:r>
+            <m:r>
+              <m:rPr>
+                <m:sty m:val="p"/>
+              </m:rPr>
+              <m:t>∈</m:t>
+            </m:r>
+            <m:r>
+              <m:t>G</m:t>
+            </m:r>
+          </m:sub>
+          <m:sup>
+            <m:r>
+              <m:t>​</m:t>
+            </m:r>
+          </m:sup>
+          <m:e>
+            <m:r>
+              <m:rPr>
+                <m:nor/>
+                <m:sty m:val="p"/>
+              </m:rPr>
+              <m:t>log</m:t>
+            </m:r>
+          </m:e>
+        </m:nary>
+        <m:sSub>
+          <m:e>
+            <m:r>
+              <m:t>π</m:t>
+            </m:r>
+          </m:e>
+          <m:sub>
+            <m:r>
+              <m:t>θ</m:t>
+            </m:r>
+          </m:sub>
+        </m:sSub>
+        <m:r>
+          <m:rPr>
+            <m:sty m:val="p"/>
+          </m:rPr>
+          <m:t>(</m:t>
+        </m:r>
+        <m:sSub>
+          <m:e>
+            <m:r>
+              <m:t>a</m:t>
+            </m:r>
+          </m:e>
+          <m:sub>
+            <m:r>
+              <m:t>i</m:t>
+            </m:r>
+          </m:sub>
+        </m:sSub>
+        <m:r>
+          <m:rPr>
+            <m:sty m:val="p"/>
+          </m:rPr>
+          <m:t>|</m:t>
+        </m:r>
+        <m:sSub>
+          <m:e>
+            <m:r>
+              <m:t>s</m:t>
+            </m:r>
+          </m:e>
+          <m:sub>
+            <m:r>
+              <m:t>i</m:t>
+            </m:r>
+          </m:sub>
+        </m:sSub>
+        <m:r>
+          <m:rPr>
+            <m:sty m:val="p"/>
+          </m:rPr>
+          <m:t>)</m:t>
+        </m:r>
+      </m:oMath>
+      <w:r>
+        <w:t xml:space="preserve">, sort its tokens by logprob ascending and let</w:t>
+      </w:r>
+      <w:r>
+        <w:t xml:space="preserve"> </w:t>
+      </w:r>
+      <m:oMath>
+        <m:sSub>
+          <m:e>
+            <m:r>
+              <m:t>G</m:t>
+            </m:r>
+          </m:e>
+          <m:sub>
+            <m:r>
+              <m:t>q</m:t>
+            </m:r>
+          </m:sub>
+        </m:sSub>
+      </m:oMath>
+      <w:r>
+        <w:t xml:space="preserve"> </w:t>
+      </w:r>
+      <w:r>
+        <w:t xml:space="preserve">be the worst fraction</w:t>
+      </w:r>
+      <w:r>
+        <w:t xml:space="preserve"> </w:t>
+      </w:r>
+      <m:oMath>
+        <m:r>
+          <m:t>q</m:t>
+        </m:r>
+      </m:oMath>
+      <w:r>
+        <w:t xml:space="preserve"> </w:t>
+      </w:r>
+      <w:r>
+        <w:t xml:space="preserve">of them. The concentration statistic is</w:t>
+      </w:r>
+    </w:p>
+    <w:p>
+      <w:pPr>
+        <w:pStyle w:val="BodyText"/>
+      </w:pPr>
+      <m:oMathPara>
+        <m:oMathParaPr>
+          <m:jc m:val="center"/>
+        </m:oMathParaPr>
+        <m:oMath>
+          <m:sSub>
+            <m:e>
+              <m:r>
+                <m:t>κ</m:t>
+              </m:r>
+            </m:e>
+            <m:sub>
+              <m:r>
+                <m:t>q</m:t>
+              </m:r>
+            </m:sub>
+          </m:sSub>
+          <m:r>
+            <m:rPr>
+              <m:sty m:val="p"/>
+            </m:rPr>
+            <m:t>(</m:t>
+          </m:r>
+          <m:r>
+            <m:t>G</m:t>
+          </m:r>
+          <m:r>
+            <m:rPr>
+              <m:sty m:val="p"/>
+            </m:rPr>
+            <m:t>)</m:t>
+          </m:r>
+          <m:r>
+            <m:rPr>
+              <m:sty m:val="p"/>
+            </m:rPr>
+            <m:t>=</m:t>
+          </m:r>
+          <m:f>
+            <m:fPr>
+              <m:type m:val="bar"/>
+            </m:fPr>
+            <m:num>
+              <m:r>
+                <m:t>C</m:t>
+              </m:r>
+              <m:r>
+                <m:rPr>
+                  <m:sty m:val="p"/>
+                </m:rPr>
+                <m:t>(</m:t>
+              </m:r>
+              <m:sSub>
+                <m:e>
+                  <m:r>
+                    <m:t>G</m:t>
+                  </m:r>
+                </m:e>
+                <m:sub>
+                  <m:r>
+                    <m:t>q</m:t>
+                  </m:r>
+                </m:sub>
+              </m:sSub>
+              <m:r>
+                <m:rPr>
+                  <m:sty m:val="p"/>
+                </m:rPr>
+                <m:t>)</m:t>
+              </m:r>
+            </m:num>
+            <m:den>
+              <m:r>
+                <m:t>C</m:t>
+              </m:r>
+              <m:r>
+                <m:rPr>
+                  <m:sty m:val="p"/>
+                </m:rPr>
+                <m:t>(</m:t>
+              </m:r>
+              <m:r>
+                <m:t>G</m:t>
+              </m:r>
+              <m:r>
+                <m:rPr>
+                  <m:sty m:val="p"/>
+                </m:rPr>
+                <m:t>)</m:t>
+              </m:r>
+            </m:den>
+          </m:f>
+        </m:oMath>
+      </m:oMathPara>
+    </w:p>
+    <w:p>
+      <w:pPr>
+        <w:pStyle w:val="FirstParagraph"/>
+      </w:pPr>
+      <w:r>
+        <w:t xml:space="preserve">so that</w:t>
+      </w:r>
+      <w:r>
+        <w:t xml:space="preserve"> </w:t>
+      </w:r>
+      <m:oMath>
+        <m:sSub>
+          <m:e>
+            <m:r>
+              <m:t>κ</m:t>
+            </m:r>
+          </m:e>
+          <m:sub>
+            <m:r>
+              <m:t>0.05</m:t>
+            </m:r>
+          </m:sub>
+        </m:sSub>
+        <m:r>
+          <m:rPr>
+            <m:sty m:val="p"/>
+          </m:rPr>
+          <m:t>=</m:t>
+        </m:r>
+        <m:r>
+          <m:t>0.981</m:t>
+        </m:r>
+      </m:oMath>
+      <w:r>
+        <w:t xml:space="preserve"> </w:t>
+      </w:r>
+      <w:r>
+        <w:t xml:space="preserve">means the worst 5% of a region’s tokens generate 98.1% of that region’s total cost.</w:t>
       </w:r>
     </w:p>
     <w:tbl>
@@ -8498,11 +9362,7 @@
         <w:pStyle w:val="BodyText"/>
       </w:pPr>
       <w:r>
-        <w:rPr>
-          <w:bCs/>
-          <w:b/>
-        </w:rPr>
-        <w:t xml:space="preserve">These are slips and placeholder artefacts, not design uncertainty.</w:t>
+        <w:t xml:space="preserve">The character of these values is mechanical rather than deliberative: each is a position at which a specific token was intended and a neighbouring string was produced instead, so the low probability reflects competition between surface forms rather than a choice among implementation strategies.</w:t>
       </w:r>
     </w:p>
     <w:p>
@@ -8635,8 +9495,31 @@
         <w:t xml:space="preserve">“</w:t>
       </w:r>
       <w:r>
-        <w:t xml:space="preserve">CUDA is rare in pretraining, therefore CUDA tokens sit at 10⁻⁹</w:t>
-      </w:r>
+        <w:t xml:space="preserve">CUDA is rare in pretraining, therefore CUDA tokens sit at</w:t>
+      </w:r>
+      <w:r>
+        <w:t xml:space="preserve"> </w:t>
+      </w:r>
+      <m:oMath>
+        <m:sSup>
+          <m:e>
+            <m:r>
+              <m:t>10</m:t>
+            </m:r>
+          </m:e>
+          <m:sup>
+            <m:r>
+              <m:rPr>
+                <m:sty m:val="p"/>
+              </m:rPr>
+              <m:t>−</m:t>
+            </m:r>
+            <m:r>
+              <m:t>9</m:t>
+            </m:r>
+          </m:sup>
+        </m:sSup>
+      </m:oMath>
       <w:r>
         <w:t xml:space="preserve">”</w:t>
       </w:r>
@@ -8665,7 +9548,104 @@
         <w:pStyle w:val="BodyText"/>
       </w:pPr>
       <w:r>
-        <w:t xml:space="preserve">What follows is narrower and, we think, harder to escape:</w:t>
+        <w:t xml:space="preserve">A narrower claim survives, and it is harder to escape than the original: alignment cannot change what is in a pretraining corpus, so if a near-floor probability were a consequence of corpus rarity it would persist across alignment, the model retaining both its weights and its exposure frequency. We measure a value near 1.0 on an aligned model. Either the alignment step moved a token probability by nine orders of magnitude — which would mean the quantity is not a function of the corpus at all — or the</w:t>
+      </w:r>
+      <w:r>
+        <w:t xml:space="preserve"> </w:t>
+      </w:r>
+      <m:oMath>
+        <m:sSup>
+          <m:e>
+            <m:r>
+              <m:t>10</m:t>
+            </m:r>
+          </m:e>
+          <m:sup>
+            <m:r>
+              <m:rPr>
+                <m:sty m:val="p"/>
+              </m:rPr>
+              <m:t>−</m:t>
+            </m:r>
+            <m:r>
+              <m:t>9</m:t>
+            </m:r>
+          </m:sup>
+        </m:sSup>
+      </m:oMath>
+      <w:r>
+        <w:t xml:space="preserve"> </w:t>
+      </w:r>
+      <w:r>
+        <w:t xml:space="preserve">was never a corpus consequence. Both readings leave the attribution without its stated mechanism.</w:t>
+      </w:r>
+    </w:p>
+    <w:bookmarkEnd w:id="51"/>
+    <w:bookmarkStart w:id="52" w:name="the-magnitude-gap-and-its-interpretation"/>
+    <w:p>
+      <w:pPr>
+        <w:pStyle w:val="Heading3"/>
+      </w:pPr>
+      <w:r>
+        <w:t xml:space="preserve">5.2 The magnitude gap and its interpretation</w:t>
+      </w:r>
+    </w:p>
+    <w:p>
+      <w:pPr>
+        <w:pStyle w:val="FirstParagraph"/>
+      </w:pPr>
+      <w:r>
+        <w:t xml:space="preserve">We measure a value near 1.0 where the source reports</w:t>
+      </w:r>
+      <w:r>
+        <w:t xml:space="preserve"> </w:t>
+      </w:r>
+      <m:oMath>
+        <m:sSup>
+          <m:e>
+            <m:r>
+              <m:t>10</m:t>
+            </m:r>
+          </m:e>
+          <m:sup>
+            <m:r>
+              <m:rPr>
+                <m:sty m:val="p"/>
+              </m:rPr>
+              <m:t>−</m:t>
+            </m:r>
+            <m:r>
+              <m:t>9</m:t>
+            </m:r>
+          </m:sup>
+        </m:sSup>
+      </m:oMath>
+      <w:r>
+        <w:t xml:space="preserve">. We decline to read that as a refutation, because conditions differ: the source measures an un-finetuned base model during training rollout; we measure an aligned model through an inference API. Alignment raises the probability of common code patterns substantially.</w:t>
+      </w:r>
+    </w:p>
+    <w:p>
+      <w:pPr>
+        <w:pStyle w:val="BodyText"/>
+      </w:pPr>
+      <w:r>
+        <w:t xml:space="preserve">But the difference must not be used to</w:t>
+      </w:r>
+      <w:r>
+        <w:t xml:space="preserve"> </w:t>
+      </w:r>
+      <w:r>
+        <w:rPr>
+          <w:iCs/>
+          <w:i/>
+        </w:rPr>
+        <w:t xml:space="preserve">dismiss</w:t>
+      </w:r>
+      <w:r>
+        <w:t xml:space="preserve"> </w:t>
+      </w:r>
+      <w:r>
+        <w:t xml:space="preserve">the result either. The claim, as stated, is a consequence of corpus statistics — CUDA is 0.01% of pretraining — and corpus statistics do not depend on which organisation trained the model or whether it was later aligned.</w:t>
       </w:r>
       <w:r>
         <w:t xml:space="preserve"> </w:t>
@@ -8675,130 +9655,117 @@
           <w:bCs/>
           <w:b/>
         </w:rPr>
-        <w:t xml:space="preserve">alignment cannot change what is in a pretraining corpus.</w:t>
-      </w:r>
-      <w:r>
-        <w:t xml:space="preserve"> </w:t>
-      </w:r>
-      <w:r>
-        <w:t xml:space="preserve">If a near-floor probability were a consequence of corpus rarity, it would persist across alignment, because the model would still be the same model with the same exposure frequency. We measure ≈1.0 on an aligned model. Either the alignment step moved a token probability by nine orders of magnitude — which would mean the quantity is not a function of the corpus at all — or the 10⁻⁹ was never a corpus consequence. Both readings leave the attribution without its stated mechanism.</w:t>
-      </w:r>
-    </w:p>
-    <w:bookmarkEnd w:id="51"/>
-    <w:bookmarkStart w:id="52" w:name="the-magnitude-gap-and-its-interpretation"/>
-    <w:p>
-      <w:pPr>
-        <w:pStyle w:val="Heading3"/>
-      </w:pPr>
-      <w:r>
-        <w:t xml:space="preserve">5.2 The magnitude gap and its interpretation</w:t>
-      </w:r>
-    </w:p>
-    <w:p>
-      <w:pPr>
-        <w:pStyle w:val="FirstParagraph"/>
-      </w:pPr>
-      <w:r>
-        <w:t xml:space="preserve">We measure ≈1.0 where the source reports 10⁻⁹. We decline to read that as a refutation, because conditions differ: the source measures an un-finetuned base model during training rollout; we measure an aligned model through an inference API. Alignment raises the probability of common code patterns substantially.</w:t>
+        <w:t xml:space="preserve">If rarity implied a near-floor conditional probability, it would do so for any model pretrained on comparable data</w:t>
+      </w:r>
+      <w:r>
+        <w:t xml:space="preserve">; a nine-order-of-magnitude difference between two such models is better explained by the claim being false than by one model having a qualitatively different corpus.</w:t>
       </w:r>
     </w:p>
     <w:p>
       <w:pPr>
         <w:pStyle w:val="BodyText"/>
       </w:pPr>
-      <w:r>
-        <w:t xml:space="preserve">But the difference must not be used to</w:t>
-      </w:r>
-      <w:r>
-        <w:t xml:space="preserve"> </w:t>
-      </w:r>
-      <w:r>
-        <w:rPr>
-          <w:iCs/>
-          <w:i/>
-        </w:rPr>
-        <w:t xml:space="preserve">dismiss</w:t>
-      </w:r>
-      <w:r>
-        <w:t xml:space="preserve"> </w:t>
-      </w:r>
-      <w:r>
-        <w:t xml:space="preserve">the result either. The claim, as stated, is a consequence of corpus statistics — CUDA is 0.01% of pretraining — and corpus statistics do not depend on which organisation trained the model or whether it was later aligned.</w:t>
-      </w:r>
-      <w:r>
-        <w:t xml:space="preserve"> </w:t>
-      </w:r>
       <w:r>
         <w:rPr>
           <w:bCs/>
           <w:b/>
         </w:rPr>
-        <w:t xml:space="preserve">If rarity implied a near-floor conditional probability, it would do so for any model pretrained on comparable data</w:t>
-      </w:r>
-      <w:r>
-        <w:t xml:space="preserve">; a nine-order-of-magnitude difference between two such models is better explained by the claim being false than by one model having a qualitatively different corpus.</w:t>
-      </w:r>
-    </w:p>
-    <w:p>
-      <w:pPr>
-        <w:pStyle w:val="BodyText"/>
-      </w:pPr>
+        <w:t xml:space="preserve">The control that would settle it</w:t>
+      </w:r>
+      <w:r>
+        <w:t xml:space="preserve">: repeat the measurement on a base model, before fine-tuning. If CUDA token probabilities there are near the floor and rise after alignment, both accounts hold and the chain is intact at the base-model stage. If they are not near the floor even before alignment, the chain fails at its second link. We could not run this control — it requires base-model weights — and it is the single highest-value follow-up.</w:t>
+      </w:r>
+    </w:p>
+    <w:bookmarkEnd w:id="52"/>
+    <w:bookmarkStart w:id="53" w:name="X4034dd6016584434323f5452e775708cafd61c3"/>
+    <w:p>
+      <w:pPr>
+        <w:pStyle w:val="Heading3"/>
+      </w:pPr>
+      <w:r>
+        <w:t xml:space="preserve">5.3 Regional distribution as the supported finding</w:t>
+      </w:r>
+    </w:p>
+    <w:p>
+      <w:pPr>
+        <w:pStyle w:val="FirstParagraph"/>
+      </w:pPr>
+      <w:r>
+        <w:t xml:space="preserve">The strongest regularity in both collections concerns not domain vocabulary but</w:t>
+      </w:r>
+      <w:r>
+        <w:t xml:space="preserve"> </w:t>
+      </w:r>
       <w:r>
         <w:rPr>
           <w:bCs/>
           <w:b/>
         </w:rPr>
-        <w:t xml:space="preserve">The control that would settle it</w:t>
-      </w:r>
-      <w:r>
-        <w:t xml:space="preserve">: repeat the measurement on a base model, before fine-tuning. If CUDA token probabilities there are near the floor and rise after alignment, both accounts hold and the chain is intact at the base-model stage. If they are not near the floor even before alignment, the chain fails at its second link. We could not run this control — it requires base-model weights — and it is the single highest-value follow-up.</w:t>
-      </w:r>
-    </w:p>
-    <w:bookmarkEnd w:id="52"/>
-    <w:bookmarkStart w:id="53" w:name="X4034dd6016584434323f5452e775708cafd61c3"/>
-    <w:p>
-      <w:pPr>
-        <w:pStyle w:val="Heading3"/>
-      </w:pPr>
-      <w:r>
-        <w:t xml:space="preserve">5.3 Regional distribution as the supported finding</w:t>
-      </w:r>
-    </w:p>
-    <w:p>
-      <w:pPr>
-        <w:pStyle w:val="FirstParagraph"/>
-      </w:pPr>
-      <w:r>
-        <w:t xml:space="preserve">The strongest regularity in both collections concerns not domain vocabulary but</w:t>
-      </w:r>
-      <w:r>
-        <w:t xml:space="preserve"> </w:t>
-      </w:r>
+        <w:t xml:space="preserve">the type of text being produced</w:t>
+      </w:r>
+      <w:r>
+        <w:t xml:space="preserve">.</w:t>
+      </w:r>
+    </w:p>
+    <w:p>
+      <w:pPr>
+        <w:pStyle w:val="BodyText"/>
+      </w:pPr>
+      <w:r>
+        <w:t xml:space="preserve">The rate is 0.60% inside code fences and 13.56% outside, and the ratio is stable across five very different tasks, and it survives a five-fold increase in implementation complexity.</w:t>
+      </w:r>
+    </w:p>
+    <w:p>
+      <w:pPr>
+        <w:pStyle w:val="BodyText"/>
+      </w:pPr>
+      <w:r>
+        <w:t xml:space="preserve">The mechanism is visible in the token inventory. In code, the model writes from templates —</w:t>
+      </w:r>
+      <w:r>
+        <w:t xml:space="preserve"> </w:t>
+      </w:r>
+      <w:r>
+        <w:rPr>
+          <w:rStyle w:val="VerbatimChar"/>
+        </w:rPr>
+        <w:t xml:space="preserve">tl.load(x_ptr + offs, mask=mask, other=0.0)</w:t>
+      </w:r>
+      <w:r>
+        <w:t xml:space="preserve"> </w:t>
+      </w:r>
+      <w:r>
+        <w:t xml:space="preserve">has a nearly determined continuation, and 95% of code tokens are effectively free. In prose, it composes —</w:t>
+      </w:r>
+      <w:r>
+        <w:t xml:space="preserve"> </w:t>
+      </w:r>
+      <w:r>
+        <w:t xml:space="preserve">“</w:t>
+      </w:r>
+      <w:r>
+        <w:t xml:space="preserve">let me reconsider whether the stride is wrong</w:t>
+      </w:r>
+      <w:r>
+        <w:t xml:space="preserve">”</w:t>
+      </w:r>
+      <w:r>
+        <w:t xml:space="preserve"> </w:t>
+      </w:r>
+      <w:r>
+        <w:t xml:space="preserve">has an enormous continuation space, and the cost spreads over most tokens.</w:t>
+      </w:r>
+    </w:p>
+    <w:p>
+      <w:pPr>
+        <w:pStyle w:val="BodyText"/>
+      </w:pPr>
       <w:r>
         <w:rPr>
           <w:bCs/>
           <w:b/>
         </w:rPr>
-        <w:t xml:space="preserve">the type of text being produced</w:t>
-      </w:r>
-      <w:r>
-        <w:t xml:space="preserve">.</w:t>
-      </w:r>
-    </w:p>
-    <w:p>
-      <w:pPr>
-        <w:pStyle w:val="BodyText"/>
-      </w:pPr>
-      <w:r>
-        <w:t xml:space="preserve">The rate is 0.60% inside code fences and 13.56% outside, and the ratio is stable across five very different tasks, and it survives a five-fold increase in implementation complexity.</w:t>
-      </w:r>
-    </w:p>
-    <w:p>
-      <w:pPr>
-        <w:pStyle w:val="BodyText"/>
-      </w:pPr>
-      <w:r>
-        <w:t xml:space="preserve">The mechanism is visible in the token inventory. In code, the model writes from templates —</w:t>
+        <w:t xml:space="preserve">And the prose is concentrated where the model is failing.</w:t>
       </w:r>
       <w:r>
         <w:t xml:space="preserve"> </w:t>
@@ -8807,115 +9774,103 @@
         <w:rPr>
           <w:rStyle w:val="VerbatimChar"/>
         </w:rPr>
-        <w:t xml:space="preserve">tl.load(x_ptr + offs, mask=mask, other=0.0)</w:t>
-      </w:r>
-      <w:r>
-        <w:t xml:space="preserve"> </w:t>
-      </w:r>
-      <w:r>
-        <w:t xml:space="preserve">has a nearly determined continuation, and 95% of code tokens are effectively free. In prose, it composes —</w:t>
-      </w:r>
-      <w:r>
-        <w:t xml:space="preserve"> </w:t>
-      </w:r>
-      <w:r>
-        <w:t xml:space="preserve">“</w:t>
-      </w:r>
-      <w:r>
-        <w:t xml:space="preserve">let me reconsider whether the stride is wrong</w:t>
-      </w:r>
-      <w:r>
-        <w:t xml:space="preserve">”</w:t>
-      </w:r>
-      <w:r>
-        <w:t xml:space="preserve"> </w:t>
-      </w:r>
-      <w:r>
-        <w:t xml:space="preserve">has an enormous continuation space, and the cost spreads over most tokens.</w:t>
-      </w:r>
-    </w:p>
-    <w:p>
-      <w:pPr>
-        <w:pStyle w:val="BodyText"/>
+        <w:t xml:space="preserve">after_failure</w:t>
+      </w:r>
+      <w:r>
+        <w:t xml:space="preserve"> </w:t>
+      </w:r>
+      <w:r>
+        <w:t xml:space="preserve">carries 87.5% of the tokens at 6.37%, against 1.88% at the first turn. When a kernel does not work, the model writes substantially more text, and that text is where the uncertainty lives.</w:t>
+      </w:r>
+    </w:p>
+    <w:bookmarkEnd w:id="53"/>
+    <w:bookmarkStart w:id="54" w:name="X3ac1cb880491315643399f886b97a3eb5757f41"/>
+    <w:p>
+      <w:pPr>
+        <w:pStyle w:val="Heading3"/>
+      </w:pPr>
+      <w:r>
+        <w:t xml:space="preserve">5.4 A context-distribution account of the collapse</w:t>
+      </w:r>
+    </w:p>
+    <w:p>
+      <w:pPr>
+        <w:pStyle w:val="FirstParagraph"/>
       </w:pPr>
       <w:r>
         <w:rPr>
           <w:bCs/>
           <w:b/>
         </w:rPr>
-        <w:t xml:space="preserve">And the prose is concentrated where the model is failing.</w:t>
-      </w:r>
-      <w:r>
-        <w:t xml:space="preserve"> </w:t>
-      </w:r>
-      <w:r>
-        <w:rPr>
-          <w:rStyle w:val="VerbatimChar"/>
-        </w:rPr>
-        <w:t xml:space="preserve">after_failure</w:t>
-      </w:r>
-      <w:r>
-        <w:t xml:space="preserve"> </w:t>
-      </w:r>
-      <w:r>
-        <w:t xml:space="preserve">carries 87.5% of the tokens at 6.37%, against 1.88% at the first turn. When a kernel does not work, the model writes substantially more text, and that text is where the uncertainty lives.</w:t>
-      </w:r>
-    </w:p>
-    <w:bookmarkEnd w:id="53"/>
-    <w:bookmarkStart w:id="54" w:name="X3ac1cb880491315643399f886b97a3eb5757f41"/>
-    <w:p>
-      <w:pPr>
-        <w:pStyle w:val="Heading3"/>
-      </w:pPr>
-      <w:r>
-        <w:t xml:space="preserve">5.4 A context-distribution account of the collapse</w:t>
-      </w:r>
-    </w:p>
-    <w:p>
-      <w:pPr>
-        <w:pStyle w:val="FirstParagraph"/>
-      </w:pPr>
+        <w:t xml:space="preserve">What follows is a hypothesis, not a finding.</w:t>
+      </w:r>
+      <w:r>
+        <w:t xml:space="preserve"> </w:t>
+      </w:r>
+      <w:r>
+        <w:t xml:space="preserve">We state it first so that the three observations below are read as things it is consistent with, not as things that support it.</w:t>
+      </w:r>
+    </w:p>
+    <w:p>
+      <w:pPr>
+        <w:pStyle w:val="BodyText"/>
+      </w:pPr>
+      <w:r>
+        <w:t xml:space="preserve">Put the pieces together: the source reports entropy rising alongside reward collapse; DR. KERNEL reports that correcting train/inference mismatch stabilises training without raising the ceiling; and our data show uncertainty concentrated in failure-driven prose, not in code.</w:t>
+      </w:r>
+    </w:p>
+    <w:p>
+      <w:pPr>
+        <w:pStyle w:val="BodyText"/>
+      </w:pPr>
+      <w:r>
+        <w:t xml:space="preserve">A coherent reading is that</w:t>
+      </w:r>
+      <w:r>
+        <w:t xml:space="preserve"> </w:t>
+      </w:r>
       <w:r>
         <w:rPr>
           <w:bCs/>
           <w:b/>
         </w:rPr>
-        <w:t xml:space="preserve">What follows is a hypothesis, not a finding.</w:t>
-      </w:r>
-      <w:r>
-        <w:t xml:space="preserve"> </w:t>
-      </w:r>
-      <w:r>
-        <w:t xml:space="preserve">We state it first so that the three observations below are read as things it is consistent with, not as things that support it.</w:t>
+        <w:t xml:space="preserve">the instability is a context-distribution problem, not a vocabulary problem</w:t>
+      </w:r>
+      <w:r>
+        <w:t xml:space="preserve">. After a failed evaluation the trajectory leaves the training distribution — not because CUDA words are rare, but because compiler diagnostics and self-correction text are. RL on such trajectories has to learn from a state distribution it has not seen; entropy rises; the ratio becomes unstable.</w:t>
       </w:r>
     </w:p>
     <w:p>
       <w:pPr>
         <w:pStyle w:val="BodyText"/>
       </w:pPr>
-      <w:r>
-        <w:t xml:space="preserve">Put the pieces together: the source reports entropy rising alongside reward collapse; DR. KERNEL reports that correcting train/inference mismatch stabilises training without raising the ceiling; and our data show uncertainty concentrated in failure-driven prose, not in code.</w:t>
-      </w:r>
-    </w:p>
-    <w:p>
-      <w:pPr>
-        <w:pStyle w:val="BodyText"/>
-      </w:pPr>
-      <w:r>
-        <w:t xml:space="preserve">A coherent reading is that</w:t>
-      </w:r>
-      <w:r>
-        <w:t xml:space="preserve"> </w:t>
-      </w:r>
       <w:r>
         <w:rPr>
           <w:bCs/>
           <w:b/>
         </w:rPr>
-        <w:t xml:space="preserve">the instability is a context-distribution problem, not a vocabulary problem</w:t>
-      </w:r>
-      <w:r>
-        <w:t xml:space="preserve">. After a failed evaluation the trajectory leaves the training distribution — not because CUDA words are rare, but because compiler diagnostics and self-correction text are. RL on such trajectories has to learn from a state distribution it has not seen; entropy rises; the ratio becomes unstable.</w:t>
+        <w:t xml:space="preserve">This also explains why RFT rescues the run.</w:t>
+      </w:r>
+      <w:r>
+        <w:t xml:space="preserve"> </w:t>
+      </w:r>
+      <w:r>
+        <w:t xml:space="preserve">Rejection fine-tuning keeps only trajectories that succeeded. Successful trajectories contain little debug prose — our</w:t>
+      </w:r>
+      <w:r>
+        <w:t xml:space="preserve"> </w:t>
+      </w:r>
+      <w:r>
+        <w:rPr>
+          <w:rStyle w:val="VerbatimChar"/>
+        </w:rPr>
+        <w:t xml:space="preserve">after_success</w:t>
+      </w:r>
+      <w:r>
+        <w:t xml:space="preserve"> </w:t>
+      </w:r>
+      <w:r>
+        <w:t xml:space="preserve">sample has 12,147 tokens against 474,728 for failures. Anchoring the policy on them removes precisely the region where the probability cost lives.</w:t>
       </w:r>
     </w:p>
     <w:p>
@@ -8923,39 +9878,6 @@
         <w:pStyle w:val="BodyText"/>
       </w:pPr>
       <w:r>
-        <w:rPr>
-          <w:bCs/>
-          <w:b/>
-        </w:rPr>
-        <w:t xml:space="preserve">This also explains why RFT rescues the run.</w:t>
-      </w:r>
-      <w:r>
-        <w:t xml:space="preserve"> </w:t>
-      </w:r>
-      <w:r>
-        <w:t xml:space="preserve">Rejection fine-tuning keeps only trajectories that succeeded. Successful trajectories contain little debug prose — our</w:t>
-      </w:r>
-      <w:r>
-        <w:t xml:space="preserve"> </w:t>
-      </w:r>
-      <w:r>
-        <w:rPr>
-          <w:rStyle w:val="VerbatimChar"/>
-        </w:rPr>
-        <w:t xml:space="preserve">after_success</w:t>
-      </w:r>
-      <w:r>
-        <w:t xml:space="preserve"> </w:t>
-      </w:r>
-      <w:r>
-        <w:t xml:space="preserve">sample has 12,147 tokens against 474,728 for failures. Anchoring the policy on them removes precisely the region where the probability cost lives.</w:t>
-      </w:r>
-    </w:p>
-    <w:p>
-      <w:pPr>
-        <w:pStyle w:val="BodyText"/>
-      </w:pPr>
-      <w:r>
         <w:t xml:space="preserve">If this reading is right, then</w:t>
       </w:r>
       <w:r>
@@ -8974,7 +9896,7 @@
         <w:t xml:space="preserve"> </w:t>
       </w:r>
       <w:r>
-        <w:t xml:space="preserve">targets an object we measured at probability ≈1.0, while the actionable lever is what the environment says after failure and how the policy is asked to recover.</w:t>
+        <w:t xml:space="preserve">targets an object we measured at probability near 1.0, while the actionable lever is what the environment says after failure and how the policy is asked to recover.</w:t>
       </w:r>
     </w:p>
     <w:p>
@@ -9456,7 +10378,7 @@
       <w:pPr>
         <w:numPr>
           <w:ilvl w:val="0"/>
-          <w:numId w:val="1003"/>
+          <w:numId w:val="1006"/>
         </w:numPr>
         <w:pStyle w:val="Compact"/>
       </w:pPr>
@@ -9478,7 +10400,7 @@
       <w:pPr>
         <w:numPr>
           <w:ilvl w:val="0"/>
-          <w:numId w:val="1003"/>
+          <w:numId w:val="1006"/>
         </w:numPr>
         <w:pStyle w:val="Compact"/>
       </w:pPr>
@@ -9500,7 +10422,7 @@
       <w:pPr>
         <w:numPr>
           <w:ilvl w:val="0"/>
-          <w:numId w:val="1003"/>
+          <w:numId w:val="1006"/>
         </w:numPr>
         <w:pStyle w:val="Compact"/>
       </w:pPr>
@@ -9596,7 +10518,7 @@
       <w:pPr>
         <w:numPr>
           <w:ilvl w:val="0"/>
-          <w:numId w:val="1003"/>
+          <w:numId w:val="1006"/>
         </w:numPr>
         <w:pStyle w:val="Compact"/>
       </w:pPr>
@@ -9633,7 +10555,7 @@
       <w:pPr>
         <w:numPr>
           <w:ilvl w:val="0"/>
-          <w:numId w:val="1003"/>
+          <w:numId w:val="1006"/>
         </w:numPr>
         <w:pStyle w:val="Compact"/>
       </w:pPr>
@@ -9655,7 +10577,7 @@
       <w:pPr>
         <w:numPr>
           <w:ilvl w:val="0"/>
-          <w:numId w:val="1003"/>
+          <w:numId w:val="1006"/>
         </w:numPr>
         <w:pStyle w:val="Compact"/>
       </w:pPr>
@@ -9677,7 +10599,7 @@
       <w:pPr>
         <w:numPr>
           <w:ilvl w:val="0"/>
-          <w:numId w:val="1003"/>
+          <w:numId w:val="1006"/>
         </w:numPr>
         <w:pStyle w:val="Compact"/>
       </w:pPr>
@@ -9699,7 +10621,7 @@
       <w:pPr>
         <w:numPr>
           <w:ilvl w:val="0"/>
-          <w:numId w:val="1003"/>
+          <w:numId w:val="1006"/>
         </w:numPr>
         <w:pStyle w:val="Compact"/>
       </w:pPr>
@@ -9764,7 +10686,7 @@
       <w:pPr>
         <w:numPr>
           <w:ilvl w:val="0"/>
-          <w:numId w:val="1003"/>
+          <w:numId w:val="1006"/>
         </w:numPr>
         <w:pStyle w:val="Compact"/>
       </w:pPr>
@@ -9845,7 +10767,36 @@
         <w:pStyle w:val="FirstParagraph"/>
       </w:pPr>
       <w:r>
-        <w:t xml:space="preserve">Whatever the reported 10⁻⁹ measures, it is not a property of the domain’s vocabulary. Over 98,533 tokens on reduction tasks and 542,611 on operator chains, CUDA/Triton vocabulary carries</w:t>
+        <w:t xml:space="preserve">Whatever the reported</w:t>
+      </w:r>
+      <w:r>
+        <w:t xml:space="preserve"> </w:t>
+      </w:r>
+      <m:oMath>
+        <m:sSup>
+          <m:e>
+            <m:r>
+              <m:t>10</m:t>
+            </m:r>
+          </m:e>
+          <m:sup>
+            <m:r>
+              <m:rPr>
+                <m:sty m:val="p"/>
+              </m:rPr>
+              <m:t>−</m:t>
+            </m:r>
+            <m:r>
+              <m:t>9</m:t>
+            </m:r>
+          </m:sup>
+        </m:sSup>
+      </m:oMath>
+      <w:r>
+        <w:t xml:space="preserve"> </w:t>
+      </w:r>
+      <w:r>
+        <w:t xml:space="preserve">measures, it is not a property of the domain’s vocabulary. Over 98,533 tokens on reduction tasks and 542,611 on operator chains, CUDA/Triton vocabulary carries</w:t>
       </w:r>
       <w:r>
         <w:t xml:space="preserve"> </w:t>
@@ -9861,7 +10812,30 @@
         <w:t xml:space="preserve"> </w:t>
       </w:r>
       <w:r>
-        <w:t xml:space="preserve">low-probability mass than the surrounding text; inside code fences the rate is 0.33% once comments are removed, outside 13.56%, a 41× difference; the worst 5% of code tokens carry 98.1% of the code’s cost against 30.3% for prose; and the absolute minimum across 322,375 code tokens is 2.2×10⁻⁶, four hundred times above the claimed floor.</w:t>
+        <w:t xml:space="preserve">low-probability mass than the surrounding text; inside code fences the rate is 0.33% once comments are removed, outside 13.56%, a 41× difference; the worst 5% of code tokens carry 98.1% of the code’s cost against 30.3% for prose; and the absolute minimum across 322,375 code tokens is 2.2×</w:t>
+      </w:r>
+      <m:oMath>
+        <m:sSup>
+          <m:e>
+            <m:r>
+              <m:t>10</m:t>
+            </m:r>
+          </m:e>
+          <m:sup>
+            <m:r>
+              <m:rPr>
+                <m:sty m:val="p"/>
+              </m:rPr>
+              <m:t>−</m:t>
+            </m:r>
+            <m:r>
+              <m:t>6</m:t>
+            </m:r>
+          </m:sup>
+        </m:sSup>
+      </m:oMath>
+      <w:r>
+        <w:t xml:space="preserve">, four hundred times above the claimed floor.</w:t>
       </w:r>
     </w:p>
     <w:p>
@@ -11667,6 +12641,42 @@
     <w:abstractNumId w:val="991"/>
   </w:num>
   <w:num w:numId="1003">
+    <w:abstractNumId w:val="991"/>
+  </w:num>
+  <w:num w:numId="1004">
+    <w:abstractNumId w:val="991"/>
+  </w:num>
+  <w:num w:numId="1005">
+    <w:abstractNumId w:val="99411"/>
+    <w:lvlOverride w:ilvl="0">
+      <w:startOverride w:val="1"/>
+    </w:lvlOverride>
+    <w:lvlOverride w:ilvl="1">
+      <w:startOverride w:val="1"/>
+    </w:lvlOverride>
+    <w:lvlOverride w:ilvl="2">
+      <w:startOverride w:val="1"/>
+    </w:lvlOverride>
+    <w:lvlOverride w:ilvl="3">
+      <w:startOverride w:val="1"/>
+    </w:lvlOverride>
+    <w:lvlOverride w:ilvl="4">
+      <w:startOverride w:val="1"/>
+    </w:lvlOverride>
+    <w:lvlOverride w:ilvl="5">
+      <w:startOverride w:val="1"/>
+    </w:lvlOverride>
+    <w:lvlOverride w:ilvl="6">
+      <w:startOverride w:val="1"/>
+    </w:lvlOverride>
+    <w:lvlOverride w:ilvl="7">
+      <w:startOverride w:val="1"/>
+    </w:lvlOverride>
+    <w:lvlOverride w:ilvl="8">
+      <w:startOverride w:val="1"/>
+    </w:lvlOverride>
+  </w:num>
+  <w:num w:numId="1006">
     <w:abstractNumId w:val="99411"/>
     <w:lvlOverride w:ilvl="0">
       <w:startOverride w:val="1"/>

--- a/lowprob-attribution/v2/stage5_finalize/paper.docx
+++ b/lowprob-attribution/v2/stage5_finalize/paper.docx
@@ -28,7 +28,7 @@
         </w:p>
       </w:sdtContent>
     </w:sdt>
-    <w:bookmarkStart w:id="79" w:name="Xed0267256f7aa54be1bb78c96bec0ec0a5d3853"/>
+    <w:bookmarkStart w:id="76" w:name="Xed0267256f7aa54be1bb78c96bec0ec0a5d3853"/>
     <w:p>
       <w:pPr>
         <w:pStyle w:val="Heading1"/>
@@ -596,7 +596,7 @@
         <w:pStyle w:val="Heading2"/>
       </w:pPr>
       <w:r>
-        <w:t xml:space="preserve">1. Introduction</w:t>
+        <w:t xml:space="preserve">Introduction</w:t>
       </w:r>
     </w:p>
     <w:bookmarkStart w:id="21" w:name="the-claim"/>
@@ -605,7 +605,7 @@
         <w:pStyle w:val="Heading3"/>
       </w:pPr>
       <w:r>
-        <w:t xml:space="preserve">1.1 The claim</w:t>
+        <w:t xml:space="preserve">The claim</w:t>
       </w:r>
     </w:p>
     <w:p>
@@ -631,46 +631,7 @@
         <w:t xml:space="preserve"> </w:t>
       </w:r>
       <w:r>
-        <w:t xml:space="preserve">(</w:t>
-      </w:r>
-      <w:r>
-        <w:t xml:space="preserve">“</w:t>
-      </w:r>
-      <w:r>
-        <w:t xml:space="preserve">CUDA Agent</w:t>
-      </w:r>
-      <w:r>
-        <w:t xml:space="preserve">: Large-Scale Agentic</w:t>
-      </w:r>
-      <w:r>
-        <w:t xml:space="preserve"> </w:t>
-      </w:r>
-      <w:r>
-        <w:t xml:space="preserve">RL</w:t>
-      </w:r>
-      <w:r>
-        <w:t xml:space="preserve"> </w:t>
-      </w:r>
-      <w:r>
-        <w:t xml:space="preserve">for High-Performance</w:t>
-      </w:r>
-      <w:r>
-        <w:t xml:space="preserve"> </w:t>
-      </w:r>
-      <w:r>
-        <w:t xml:space="preserve">CUDA</w:t>
-      </w:r>
-      <w:r>
-        <w:t xml:space="preserve"> </w:t>
-      </w:r>
-      <w:r>
-        <w:t xml:space="preserve">Kernel Generation”</w:t>
-      </w:r>
-      <w:r>
-        <w:t xml:space="preserve"> </w:t>
-      </w:r>
-      <w:r>
-        <w:t xml:space="preserve">2026, Tab. 2)</w:t>
+        <w:t xml:space="preserve">(Dai et al. 2026, Tab. 2)</w:t>
       </w:r>
       <w:r>
         <w:t xml:space="preserve">. It reaches there by running a language model inside a development sandbox and optimising a policy over multi-turn trajectories with PPO.</w:t>
@@ -833,88 +794,7 @@
         <w:t xml:space="preserve"> </w:t>
       </w:r>
       <w:r>
-        <w:t xml:space="preserve">(</w:t>
-      </w:r>
-      <w:r>
-        <w:t xml:space="preserve">“</w:t>
-      </w:r>
-      <w:r>
-        <w:t xml:space="preserve">CUDA Agent</w:t>
-      </w:r>
-      <w:r>
-        <w:t xml:space="preserve">: Large-Scale Agentic</w:t>
-      </w:r>
-      <w:r>
-        <w:t xml:space="preserve"> </w:t>
-      </w:r>
-      <w:r>
-        <w:t xml:space="preserve">RL</w:t>
-      </w:r>
-      <w:r>
-        <w:t xml:space="preserve"> </w:t>
-      </w:r>
-      <w:r>
-        <w:t xml:space="preserve">for High-Performance</w:t>
-      </w:r>
-      <w:r>
-        <w:t xml:space="preserve"> </w:t>
-      </w:r>
-      <w:r>
-        <w:t xml:space="preserve">CUDA</w:t>
-      </w:r>
-      <w:r>
-        <w:t xml:space="preserve"> </w:t>
-      </w:r>
-      <w:r>
-        <w:t xml:space="preserve">Kernel Generation”</w:t>
-      </w:r>
-      <w:r>
-        <w:t xml:space="preserve"> </w:t>
-      </w:r>
-      <w:r>
-        <w:t xml:space="preserve">2026, Sec. 5.1–5.2;</w:t>
-      </w:r>
-      <w:r>
-        <w:t xml:space="preserve"> </w:t>
-      </w:r>
-      <w:r>
-        <w:t xml:space="preserve">“</w:t>
-      </w:r>
-      <w:r>
-        <w:t xml:space="preserve">CUDA Agent</w:t>
-      </w:r>
-      <w:r>
-        <w:t xml:space="preserve">: Agentic</w:t>
-      </w:r>
-      <w:r>
-        <w:t xml:space="preserve"> </w:t>
-      </w:r>
-      <w:r>
-        <w:t xml:space="preserve">RL</w:t>
-      </w:r>
-      <w:r>
-        <w:t xml:space="preserve"> </w:t>
-      </w:r>
-      <w:r>
-        <w:t xml:space="preserve">for High-Performance</w:t>
-      </w:r>
-      <w:r>
-        <w:t xml:space="preserve"> </w:t>
-      </w:r>
-      <w:r>
-        <w:t xml:space="preserve">CUDA</w:t>
-      </w:r>
-      <w:r>
-        <w:t xml:space="preserve"> </w:t>
-      </w:r>
-      <w:r>
-        <w:t xml:space="preserve">Kernel Generation”</w:t>
-      </w:r>
-      <w:r>
-        <w:t xml:space="preserve"> </w:t>
-      </w:r>
-      <w:r>
-        <w:t xml:space="preserve">2026)</w:t>
+        <w:t xml:space="preserve">(Dai et al. 2026, Sec. 5.1–5.2; Huang 2026)</w:t>
       </w:r>
       <w:r>
         <w:t xml:space="preserve">. The consequence is that</w:t>
@@ -1115,7 +995,7 @@
         <w:pStyle w:val="Heading3"/>
       </w:pPr>
       <w:r>
-        <w:t xml:space="preserve">1.2 Selection of the second link</w:t>
+        <w:t xml:space="preserve">Selection of the second link</w:t>
       </w:r>
     </w:p>
     <w:p>
@@ -1177,7 +1057,7 @@
         <w:pStyle w:val="Heading3"/>
       </w:pPr>
       <w:r>
-        <w:t xml:space="preserve">1.3 Measurement constraints</w:t>
+        <w:t xml:space="preserve">Measurement constraints</w:t>
       </w:r>
     </w:p>
     <w:p>
@@ -1243,7 +1123,19 @@
         <w:t xml:space="preserve"> </w:t>
       </w:r>
       <w:r>
-        <w:t xml:space="preserve">is set (forum threads from 2024 through 2025, no official answer); Claude, Gemini and Grok accept the parameter and silently return none; several reasoning models spend the entire token budget inside the reasoning channel and return empty content, which is a trap we hit ourselves (§3.5). Three papers that examine closed models as scientific instruments converge on the same obstacle and identify it as a policy choice motivated by distillation concerns [8, 9, 10].</w:t>
+        <w:t xml:space="preserve">is set (forum threads from 2024 through 2025, no official answer); Claude, Gemini and Grok accept the parameter and silently return none; several reasoning models spend the entire token budget inside the reasoning channel and return empty content, which is a trap we hit ourselves (Section~</w:t>
+      </w:r>
+      <w:r>
+        <w:t xml:space="preserve">). Three papers that examine closed models as scientific instruments converge on the same obstacle and identify it as a policy choice motivated by distillation concerns</w:t>
+      </w:r>
+      <w:r>
+        <w:t xml:space="preserve"> </w:t>
+      </w:r>
+      <w:r>
+        <w:t xml:space="preserve">(Carlini and others 2024; How Open Authors 2026; Surrogate Fidelity Authors 2026)</w:t>
+      </w:r>
+      <w:r>
+        <w:t xml:space="preserve">.</w:t>
       </w:r>
     </w:p>
     <w:p>
@@ -1251,7 +1143,10 @@
         <w:pStyle w:val="BodyText"/>
       </w:pPr>
       <w:r>
-        <w:t xml:space="preserve">The practical consequence is architectural (§3.1): an agent-framework experiment cannot measure the tokens that matter, so the framework has to be removed.</w:t>
+        <w:t xml:space="preserve">The practical consequence is architectural (Section~</w:t>
+      </w:r>
+      <w:r>
+        <w:t xml:space="preserve">): an agent-framework experiment cannot measure the tokens that matter, so the framework has to be removed.</w:t>
       </w:r>
     </w:p>
     <w:bookmarkEnd w:id="23"/>
@@ -1261,7 +1156,7 @@
         <w:pStyle w:val="Heading3"/>
       </w:pPr>
       <w:r>
-        <w:t xml:space="preserve">1.4 Design of this study</w:t>
+        <w:t xml:space="preserve">Design of this study</w:t>
       </w:r>
     </w:p>
     <w:p>
@@ -1412,7 +1307,7 @@
         <w:pStyle w:val="Heading3"/>
       </w:pPr>
       <w:r>
-        <w:t xml:space="preserve">1.5 Summary of results</w:t>
+        <w:t xml:space="preserve">Summary of results</w:t>
       </w:r>
     </w:p>
     <w:tbl>
@@ -1612,7 +1507,7 @@
         <w:pStyle w:val="Heading3"/>
       </w:pPr>
       <w:r>
-        <w:t xml:space="preserve">1.6 Scope</w:t>
+        <w:t xml:space="preserve">Scope</w:t>
       </w:r>
     </w:p>
     <w:p>
@@ -1633,7 +1528,10 @@
         <w:t xml:space="preserve">aligned commercial model at inference</w:t>
       </w:r>
       <w:r>
-        <w:t xml:space="preserve">, not the un-finetuned base model during rollout. That difference is material and is treated at length in §5.2. It is the reason this paper reports a tension rather than a refutation.</w:t>
+        <w:t xml:space="preserve">, not the un-finetuned base model during rollout. That difference is material and is treated at length in Section~</w:t>
+      </w:r>
+      <w:r>
+        <w:t xml:space="preserve">. It is the reason this paper reports a tension rather than a refutation.</w:t>
       </w:r>
     </w:p>
     <w:p>
@@ -1659,7 +1557,7 @@
         <w:pStyle w:val="Heading2"/>
       </w:pPr>
       <w:r>
-        <w:t xml:space="preserve">2. Related Work</w:t>
+        <w:t xml:space="preserve">Related Work</w:t>
       </w:r>
     </w:p>
     <w:bookmarkStart w:id="28" w:name="the-causal-chain-under-test"/>
@@ -1668,7 +1566,7 @@
         <w:pStyle w:val="Heading3"/>
       </w:pPr>
       <w:r>
-        <w:t xml:space="preserve">2.1 The causal chain under test</w:t>
+        <w:t xml:space="preserve">The causal chain under test</w:t>
       </w:r>
     </w:p>
     <w:p>
@@ -1676,52 +1574,16 @@
         <w:pStyle w:val="FirstParagraph"/>
       </w:pPr>
       <w:r>
-        <w:t xml:space="preserve">CUDA Agent’s mechanism, quoted in §1.1, has the shape: rarity → low probability → precision amplification → ratio explosion</w:t>
-      </w:r>
-      <w:r>
-        <w:t xml:space="preserve"> </w:t>
-      </w:r>
-      <w:r>
-        <w:t xml:space="preserve">(</w:t>
-      </w:r>
-      <w:r>
-        <w:t xml:space="preserve">“</w:t>
-      </w:r>
-      <w:r>
-        <w:t xml:space="preserve">CUDA Agent</w:t>
-      </w:r>
-      <w:r>
-        <w:t xml:space="preserve">: Large-Scale Agentic</w:t>
-      </w:r>
-      <w:r>
-        <w:t xml:space="preserve"> </w:t>
-      </w:r>
-      <w:r>
-        <w:t xml:space="preserve">RL</w:t>
-      </w:r>
-      <w:r>
-        <w:t xml:space="preserve"> </w:t>
-      </w:r>
-      <w:r>
-        <w:t xml:space="preserve">for High-Performance</w:t>
-      </w:r>
-      <w:r>
-        <w:t xml:space="preserve"> </w:t>
-      </w:r>
-      <w:r>
-        <w:t xml:space="preserve">CUDA</w:t>
-      </w:r>
-      <w:r>
-        <w:t xml:space="preserve"> </w:t>
-      </w:r>
-      <w:r>
-        <w:t xml:space="preserve">Kernel Generation”</w:t>
-      </w:r>
-      <w:r>
-        <w:t xml:space="preserve"> </w:t>
-      </w:r>
-      <w:r>
-        <w:t xml:space="preserve">2026, Sec. 5.1)</w:t>
+        <w:t xml:space="preserve">CUDA Agent’s mechanism, quoted in Section~</w:t>
+      </w:r>
+      <w:r>
+        <w:t xml:space="preserve">, has the shape: rarity → low probability → precision amplification → ratio explosion</w:t>
+      </w:r>
+      <w:r>
+        <w:t xml:space="preserve"> </w:t>
+      </w:r>
+      <w:r>
+        <w:t xml:space="preserve">(Dai et al. 2026, Sec. 5.1)</w:t>
       </w:r>
       <w:r>
         <w:t xml:space="preserve">. The remedy is staged warm-up with rejection fine-tuning (keep only positive-reward trajectories, discard looping or malformed tool use) and value pretraining with GAE targets (</w:t>
@@ -1849,88 +1711,7 @@
         <w:t xml:space="preserve"> </w:t>
       </w:r>
       <w:r>
-        <w:t xml:space="preserve">(</w:t>
-      </w:r>
-      <w:r>
-        <w:t xml:space="preserve">“</w:t>
-      </w:r>
-      <w:r>
-        <w:t xml:space="preserve">CUDA Agent</w:t>
-      </w:r>
-      <w:r>
-        <w:t xml:space="preserve">: Large-Scale Agentic</w:t>
-      </w:r>
-      <w:r>
-        <w:t xml:space="preserve"> </w:t>
-      </w:r>
-      <w:r>
-        <w:t xml:space="preserve">RL</w:t>
-      </w:r>
-      <w:r>
-        <w:t xml:space="preserve"> </w:t>
-      </w:r>
-      <w:r>
-        <w:t xml:space="preserve">for High-Performance</w:t>
-      </w:r>
-      <w:r>
-        <w:t xml:space="preserve"> </w:t>
-      </w:r>
-      <w:r>
-        <w:t xml:space="preserve">CUDA</w:t>
-      </w:r>
-      <w:r>
-        <w:t xml:space="preserve"> </w:t>
-      </w:r>
-      <w:r>
-        <w:t xml:space="preserve">Kernel Generation”</w:t>
-      </w:r>
-      <w:r>
-        <w:t xml:space="preserve"> </w:t>
-      </w:r>
-      <w:r>
-        <w:t xml:space="preserve">2026;</w:t>
-      </w:r>
-      <w:r>
-        <w:t xml:space="preserve"> </w:t>
-      </w:r>
-      <w:r>
-        <w:t xml:space="preserve">“</w:t>
-      </w:r>
-      <w:r>
-        <w:t xml:space="preserve">CUDA Agent</w:t>
-      </w:r>
-      <w:r>
-        <w:t xml:space="preserve">: Agentic</w:t>
-      </w:r>
-      <w:r>
-        <w:t xml:space="preserve"> </w:t>
-      </w:r>
-      <w:r>
-        <w:t xml:space="preserve">RL</w:t>
-      </w:r>
-      <w:r>
-        <w:t xml:space="preserve"> </w:t>
-      </w:r>
-      <w:r>
-        <w:t xml:space="preserve">for High-Performance</w:t>
-      </w:r>
-      <w:r>
-        <w:t xml:space="preserve"> </w:t>
-      </w:r>
-      <w:r>
-        <w:t xml:space="preserve">CUDA</w:t>
-      </w:r>
-      <w:r>
-        <w:t xml:space="preserve"> </w:t>
-      </w:r>
-      <w:r>
-        <w:t xml:space="preserve">Kernel Generation”</w:t>
-      </w:r>
-      <w:r>
-        <w:t xml:space="preserve"> </w:t>
-      </w:r>
-      <w:r>
-        <w:t xml:space="preserve">2026)</w:t>
+        <w:t xml:space="preserve">(Dai et al. 2026; Huang 2026)</w:t>
       </w:r>
       <w:r>
         <w:t xml:space="preserve">.</w:t>
@@ -1957,31 +1738,7 @@
         <w:t xml:space="preserve"> </w:t>
       </w:r>
       <w:r>
-        <w:t xml:space="preserve">(</w:t>
-      </w:r>
-      <w:r>
-        <w:t xml:space="preserve">“Log Probability Tracking of</w:t>
-      </w:r>
-      <w:r>
-        <w:t xml:space="preserve"> </w:t>
-      </w:r>
-      <w:r>
-        <w:t xml:space="preserve">LLM</w:t>
-      </w:r>
-      <w:r>
-        <w:t xml:space="preserve"> </w:t>
-      </w:r>
-      <w:r>
-        <w:t xml:space="preserve">APIs</w:t>
-      </w:r>
-      <w:r>
-        <w:t xml:space="preserve">”</w:t>
-      </w:r>
-      <w:r>
-        <w:t xml:space="preserve"> </w:t>
-      </w:r>
-      <w:r>
-        <w:t xml:space="preserve">2026)</w:t>
+        <w:t xml:space="preserve">(INRIA Authors 2026)</w:t>
       </w:r>
       <w:r>
         <w:t xml:space="preserve">.</w:t>
@@ -2052,7 +1809,7 @@
         <w:pStyle w:val="Heading3"/>
       </w:pPr>
       <w:r>
-        <w:t xml:space="preserve">2.2 DR. KERNEL: the same instability, attributed to mismatch</w:t>
+        <w:t xml:space="preserve">DR. KERNEL: the same instability, attributed to mismatch</w:t>
       </w:r>
     </w:p>
     <w:p>
@@ -2066,34 +1823,7 @@
         <w:t xml:space="preserve"> </w:t>
       </w:r>
       <w:r>
-        <w:t xml:space="preserve">(</w:t>
-      </w:r>
-      <w:r>
-        <w:t xml:space="preserve">“</w:t>
-      </w:r>
-      <w:r>
-        <w:t xml:space="preserve">DR. KERNEL</w:t>
-      </w:r>
-      <w:r>
-        <w:t xml:space="preserve">: Reinforcement Learning Done Right for</w:t>
-      </w:r>
-      <w:r>
-        <w:t xml:space="preserve"> </w:t>
-      </w:r>
-      <w:r>
-        <w:t xml:space="preserve">Triton</w:t>
-      </w:r>
-      <w:r>
-        <w:t xml:space="preserve"> </w:t>
-      </w:r>
-      <w:r>
-        <w:t xml:space="preserve">Kernel Generations”</w:t>
-      </w:r>
-      <w:r>
-        <w:t xml:space="preserve"> </w:t>
-      </w:r>
-      <w:r>
-        <w:t xml:space="preserve">2026)</w:t>
+        <w:t xml:space="preserve">(DR. KERNEL Authors 2026)</w:t>
       </w:r>
       <w:r>
         <w:t xml:space="preserve">. It states two hypotheses — saturation from training instability caused by train/inference mismatch, and an objective misaligned with meaningful speedup — monitors entropy, gradient norms and perplexity, finds</w:t>
@@ -2415,45 +2145,36 @@
         <w:t xml:space="preserve"> </w:t>
       </w:r>
       <w:r>
-        <w:t xml:space="preserve">(</w:t>
+        <w:t xml:space="preserve">(DR. KERNEL Authors 2026, Sec. 5.1)</w:t>
+      </w:r>
+      <w:r>
+        <w:t xml:space="preserve">.</w:t>
+      </w:r>
+    </w:p>
+    <w:p>
+      <w:pPr>
+        <w:pStyle w:val="BodyText"/>
+      </w:pPr>
+      <w:r>
+        <w:t xml:space="preserve">Its key negative finding is that MRS</w:t>
+      </w:r>
+      <w:r>
+        <w:t xml:space="preserve"> </w:t>
       </w:r>
       <w:r>
         <w:t xml:space="preserve">“</w:t>
       </w:r>
       <w:r>
-        <w:t xml:space="preserve">DR. KERNEL</w:t>
-      </w:r>
-      <w:r>
-        <w:t xml:space="preserve">: Reinforcement Learning Done Right for</w:t>
-      </w:r>
-      <w:r>
-        <w:t xml:space="preserve"> </w:t>
-      </w:r>
-      <w:r>
-        <w:t xml:space="preserve">Triton</w:t>
-      </w:r>
-      <w:r>
-        <w:t xml:space="preserve"> </w:t>
-      </w:r>
-      <w:r>
-        <w:t xml:space="preserve">Kernel Generations”</w:t>
-      </w:r>
-      <w:r>
-        <w:t xml:space="preserve"> </w:t>
-      </w:r>
-      <w:r>
-        <w:t xml:space="preserve">2026, Sec. 5.1)</w:t>
-      </w:r>
-      <w:r>
-        <w:t xml:space="preserve">.</w:t>
-      </w:r>
-    </w:p>
-    <w:p>
-      <w:pPr>
-        <w:pStyle w:val="BodyText"/>
-      </w:pPr>
-      <w:r>
-        <w:t xml:space="preserve">Its key negative finding is that MRS</w:t>
+        <w:t xml:space="preserve">successfully stabilizes the training dynamics</w:t>
+      </w:r>
+      <w:r>
+        <w:t xml:space="preserve">”</w:t>
+      </w:r>
+      <w:r>
+        <w:t xml:space="preserve"> </w:t>
+      </w:r>
+      <w:r>
+        <w:t xml:space="preserve">while failing to</w:t>
       </w:r>
       <w:r>
         <w:t xml:space="preserve"> </w:t>
@@ -2462,7 +2183,7 @@
         <w:t xml:space="preserve">“</w:t>
       </w:r>
       <w:r>
-        <w:t xml:space="preserve">successfully stabilizes the training dynamics</w:t>
+        <w:t xml:space="preserve">fundamentally lift the performance ceiling</w:t>
       </w:r>
       <w:r>
         <w:t xml:space="preserve">”</w:t>
@@ -2471,52 +2192,7 @@
         <w:t xml:space="preserve"> </w:t>
       </w:r>
       <w:r>
-        <w:t xml:space="preserve">while failing to</w:t>
-      </w:r>
-      <w:r>
-        <w:t xml:space="preserve"> </w:t>
-      </w:r>
-      <w:r>
-        <w:t xml:space="preserve">“</w:t>
-      </w:r>
-      <w:r>
-        <w:t xml:space="preserve">fundamentally lift the performance ceiling</w:t>
-      </w:r>
-      <w:r>
-        <w:t xml:space="preserve">”</w:t>
-      </w:r>
-      <w:r>
-        <w:t xml:space="preserve"> </w:t>
-      </w:r>
-      <w:r>
-        <w:t xml:space="preserve">(</w:t>
-      </w:r>
-      <w:r>
-        <w:t xml:space="preserve">“</w:t>
-      </w:r>
-      <w:r>
-        <w:t xml:space="preserve">DR. KERNEL</w:t>
-      </w:r>
-      <w:r>
-        <w:t xml:space="preserve">: Reinforcement Learning Done Right for</w:t>
-      </w:r>
-      <w:r>
-        <w:t xml:space="preserve"> </w:t>
-      </w:r>
-      <w:r>
-        <w:t xml:space="preserve">Triton</w:t>
-      </w:r>
-      <w:r>
-        <w:t xml:space="preserve"> </w:t>
-      </w:r>
-      <w:r>
-        <w:t xml:space="preserve">Kernel Generations”</w:t>
-      </w:r>
-      <w:r>
-        <w:t xml:space="preserve"> </w:t>
-      </w:r>
-      <w:r>
-        <w:t xml:space="preserve">2026, Sec. 5.1)</w:t>
+        <w:t xml:space="preserve">(DR. KERNEL Authors 2026, Sec. 5.1)</w:t>
       </w:r>
       <w:r>
         <w:t xml:space="preserve">, which separates stability from capability. What MRS corrects is a distributional discrepancy between two inference engines, a property of the trajectory’s context rather than of the domain’s vocabulary.</w:t>
@@ -2529,7 +2205,7 @@
         <w:pStyle w:val="Heading3"/>
       </w:pPr>
       <w:r>
-        <w:t xml:space="preserve">2.3 Precision mismatch and off-policy drift</w:t>
+        <w:t xml:space="preserve">Precision mismatch and off-policy drift</w:t>
       </w:r>
     </w:p>
     <w:p>
@@ -2543,88 +2219,7 @@
         <w:t xml:space="preserve"> </w:t>
       </w:r>
       <w:r>
-        <w:t xml:space="preserve">(</w:t>
-      </w:r>
-      <w:r>
-        <w:t xml:space="preserve">“</w:t>
-      </w:r>
-      <w:r>
-        <w:t xml:space="preserve">CUDA Agent</w:t>
-      </w:r>
-      <w:r>
-        <w:t xml:space="preserve">: Large-Scale Agentic</w:t>
-      </w:r>
-      <w:r>
-        <w:t xml:space="preserve"> </w:t>
-      </w:r>
-      <w:r>
-        <w:t xml:space="preserve">RL</w:t>
-      </w:r>
-      <w:r>
-        <w:t xml:space="preserve"> </w:t>
-      </w:r>
-      <w:r>
-        <w:t xml:space="preserve">for High-Performance</w:t>
-      </w:r>
-      <w:r>
-        <w:t xml:space="preserve"> </w:t>
-      </w:r>
-      <w:r>
-        <w:t xml:space="preserve">CUDA</w:t>
-      </w:r>
-      <w:r>
-        <w:t xml:space="preserve"> </w:t>
-      </w:r>
-      <w:r>
-        <w:t xml:space="preserve">Kernel Generation”</w:t>
-      </w:r>
-      <w:r>
-        <w:t xml:space="preserve"> </w:t>
-      </w:r>
-      <w:r>
-        <w:t xml:space="preserve">2026;</w:t>
-      </w:r>
-      <w:r>
-        <w:t xml:space="preserve"> </w:t>
-      </w:r>
-      <w:r>
-        <w:t xml:space="preserve">“</w:t>
-      </w:r>
-      <w:r>
-        <w:t xml:space="preserve">CUDA Agent</w:t>
-      </w:r>
-      <w:r>
-        <w:t xml:space="preserve">: Agentic</w:t>
-      </w:r>
-      <w:r>
-        <w:t xml:space="preserve"> </w:t>
-      </w:r>
-      <w:r>
-        <w:t xml:space="preserve">RL</w:t>
-      </w:r>
-      <w:r>
-        <w:t xml:space="preserve"> </w:t>
-      </w:r>
-      <w:r>
-        <w:t xml:space="preserve">for High-Performance</w:t>
-      </w:r>
-      <w:r>
-        <w:t xml:space="preserve"> </w:t>
-      </w:r>
-      <w:r>
-        <w:t xml:space="preserve">CUDA</w:t>
-      </w:r>
-      <w:r>
-        <w:t xml:space="preserve"> </w:t>
-      </w:r>
-      <w:r>
-        <w:t xml:space="preserve">Kernel Generation”</w:t>
-      </w:r>
-      <w:r>
-        <w:t xml:space="preserve"> </w:t>
-      </w:r>
-      <w:r>
-        <w:t xml:space="preserve">2026)</w:t>
+        <w:t xml:space="preserve">(Dai et al. 2026; Huang 2026)</w:t>
       </w:r>
       <w:r>
         <w:t xml:space="preserve">:</w:t>
@@ -2697,7 +2292,7 @@
         <w:t xml:space="preserve"> </w:t>
       </w:r>
       <w:r>
-        <w:t xml:space="preserve">(Liu and others 2025)</w:t>
+        <w:t xml:space="preserve">(Liu 2025)</w:t>
       </w:r>
       <w:r>
         <w:t xml:space="preserve">.</w:t>
@@ -2718,7 +2313,7 @@
         <w:pStyle w:val="Heading3"/>
       </w:pPr>
       <w:r>
-        <w:t xml:space="preserve">2.4 Logprob availability in closed APIs</w:t>
+        <w:t xml:space="preserve">Logprob availability in closed APIs</w:t>
       </w:r>
     </w:p>
     <w:p>
@@ -2726,7 +2321,13 @@
         <w:pStyle w:val="FirstParagraph"/>
       </w:pPr>
       <w:r>
-        <w:t xml:space="preserve">The constraint described in §1.3 has a methodological consequence worth separating from the engineering one. Because tool-call arguments carry no logprob, any measurement built on an agent framework is limited to the tokens the model emits outside its tool calls — that is, to its narration, not to the code. Studies that report probability statistics from framework-based collection are therefore measuring a different object from the one this paper measures, and comparisons across the two should be made with that in mind.</w:t>
+        <w:t xml:space="preserve">The constraint described in Section~</w:t>
+      </w:r>
+      <w:r>
+        <w:t xml:space="preserve"> </w:t>
+      </w:r>
+      <w:r>
+        <w:t xml:space="preserve">has a methodological consequence worth separating from the engineering one. Because tool-call arguments carry no logprob, any measurement built on an agent framework is limited to the tokens the model emits outside its tool calls — that is, to its narration, not to the code. Studies that report probability statistics from framework-based collection are therefore measuring a different object from the one this paper measures, and comparisons across the two should be made with that in mind.</w:t>
       </w:r>
     </w:p>
     <w:bookmarkEnd w:id="31"/>
@@ -2736,7 +2337,7 @@
         <w:pStyle w:val="Heading3"/>
       </w:pPr>
       <w:r>
-        <w:t xml:space="preserve">2.5 Position of this work</w:t>
+        <w:t xml:space="preserve">Position of this work</w:t>
       </w:r>
     </w:p>
     <w:p>
@@ -2762,7 +2363,7 @@
         <w:pStyle w:val="Heading2"/>
       </w:pPr>
       <w:r>
-        <w:t xml:space="preserve">3. Method</w:t>
+        <w:t xml:space="preserve">Method</w:t>
       </w:r>
     </w:p>
     <w:bookmarkStart w:id="34" w:name="collection-without-an-agent-framework"/>
@@ -2771,7 +2372,7 @@
         <w:pStyle w:val="Heading3"/>
       </w:pPr>
       <w:r>
-        <w:t xml:space="preserve">3.1 Collection without an agent framework</w:t>
+        <w:t xml:space="preserve">Collection without an agent framework</w:t>
       </w:r>
     </w:p>
     <w:p>
@@ -2809,7 +2410,10 @@
         <w:t xml:space="preserve"> </w:t>
       </w:r>
       <w:r>
-        <w:t xml:space="preserve">tool calls; the kernel text lives in the tool arguments; those tokens carry no logprob (§1.3). Two workarounds fail. Asking the model, via prompt suffix, to first print the code and then call the tool produced compliance in 0 of 6 trials — the model’s policy is to act. Replaying saved conversations afterwards cannot recover</w:t>
+        <w:t xml:space="preserve">tool calls; the kernel text lives in the tool arguments; those tokens carry no logprob (Section~</w:t>
+      </w:r>
+      <w:r>
+        <w:t xml:space="preserve">). Two workarounds fail. Asking the model, via prompt suffix, to first print the code and then call the tool produced compliance in 0 of 6 trials — the model’s policy is to act. Replaying saved conversations afterwards cannot recover</w:t>
       </w:r>
       <w:r>
         <w:t xml:space="preserve"> </w:t>
@@ -2997,7 +2601,7 @@
         <w:pStyle w:val="Heading3"/>
       </w:pPr>
       <w:r>
-        <w:t xml:space="preserve">3.2 The loop</w:t>
+        <w:t xml:space="preserve">The loop</w:t>
       </w:r>
     </w:p>
     <w:p>
@@ -3375,7 +2979,7 @@
         <w:pStyle w:val="Heading3"/>
       </w:pPr>
       <w:r>
-        <w:t xml:space="preserve">3.3 Two task families</w:t>
+        <w:t xml:space="preserve">Two task families</w:t>
       </w:r>
     </w:p>
     <w:p>
@@ -3459,46 +3063,7 @@
         <w:t xml:space="preserve"> </w:t>
       </w:r>
       <w:r>
-        <w:t xml:space="preserve">(</w:t>
-      </w:r>
-      <w:r>
-        <w:t xml:space="preserve">“</w:t>
-      </w:r>
-      <w:r>
-        <w:t xml:space="preserve">KernelBench</w:t>
-      </w:r>
-      <w:r>
-        <w:t xml:space="preserve">: Can</w:t>
-      </w:r>
-      <w:r>
-        <w:t xml:space="preserve"> </w:t>
-      </w:r>
-      <w:r>
-        <w:t xml:space="preserve">LLMs</w:t>
-      </w:r>
-      <w:r>
-        <w:t xml:space="preserve"> </w:t>
-      </w:r>
-      <w:r>
-        <w:t xml:space="preserve">Write Efficient</w:t>
-      </w:r>
-      <w:r>
-        <w:t xml:space="preserve"> </w:t>
-      </w:r>
-      <w:r>
-        <w:t xml:space="preserve">GPU</w:t>
-      </w:r>
-      <w:r>
-        <w:t xml:space="preserve"> </w:t>
-      </w:r>
-      <w:r>
-        <w:t xml:space="preserve">Kernels?”</w:t>
-      </w:r>
-      <w:r>
-        <w:t xml:space="preserve"> </w:t>
-      </w:r>
-      <w:r>
-        <w:t xml:space="preserve">2025)</w:t>
+        <w:t xml:space="preserve">(Omsk and others 2025)</w:t>
       </w:r>
       <w:r>
         <w:t xml:space="preserve">:</w:t>
@@ -3818,7 +3383,7 @@
         <w:pStyle w:val="Heading3"/>
       </w:pPr>
       <w:r>
-        <w:t xml:space="preserve">3.4 Feedback conditions</w:t>
+        <w:t xml:space="preserve">Feedback conditions</w:t>
       </w:r>
     </w:p>
     <w:p>
@@ -3916,7 +3481,7 @@
         <w:pStyle w:val="Heading3"/>
       </w:pPr>
       <w:r>
-        <w:t xml:space="preserve">3.5 Model selection</w:t>
+        <w:t xml:space="preserve">Model selection</w:t>
       </w:r>
     </w:p>
     <w:p>
@@ -4000,7 +3565,7 @@
         <w:pStyle w:val="Heading3"/>
       </w:pPr>
       <w:r>
-        <w:t xml:space="preserve">3.6 Observables</w:t>
+        <w:t xml:space="preserve">Observables</w:t>
       </w:r>
     </w:p>
     <w:p>
@@ -4607,7 +4172,7 @@
         <w:pStyle w:val="Heading3"/>
       </w:pPr>
       <w:r>
-        <w:t xml:space="preserve">3.7 Statistics</w:t>
+        <w:t xml:space="preserve">Statistics</w:t>
       </w:r>
     </w:p>
     <w:p>
@@ -4695,7 +4260,7 @@
         <w:pStyle w:val="Heading3"/>
       </w:pPr>
       <w:r>
-        <w:t xml:space="preserve">3.8 Collection scale</w:t>
+        <w:t xml:space="preserve">Collection scale</w:t>
       </w:r>
     </w:p>
     <w:tbl>
@@ -4831,7 +4396,10 @@
         <w:t xml:space="preserve"> </w:t>
       </w:r>
       <w:r>
-        <w:t xml:space="preserve">context carries 87.5% of the tokens — a selection effect discussed in §6.</w:t>
+        <w:t xml:space="preserve">context carries 87.5% of the tokens — a selection effect discussed in Section~</w:t>
+      </w:r>
+      <w:r>
+        <w:t xml:space="preserve">.</w:t>
       </w:r>
     </w:p>
     <w:p>
@@ -4849,7 +4417,7 @@
         <w:pStyle w:val="Heading2"/>
       </w:pPr>
       <w:r>
-        <w:t xml:space="preserve">4. Results</w:t>
+        <w:t xml:space="preserve">Results</w:t>
       </w:r>
     </w:p>
     <w:bookmarkStart w:id="43" w:name="Xb5e49fb6654a81f84284e701943628d73b2d90e"/>
@@ -4858,7 +4426,7 @@
         <w:pStyle w:val="Heading3"/>
       </w:pPr>
       <w:r>
-        <w:t xml:space="preserve">4.1 RQ1: CUDA vocabulary is not the low-probability tail</w:t>
+        <w:t xml:space="preserve">RQ1: CUDA vocabulary is not the low-probability tail</w:t>
       </w:r>
     </w:p>
     <w:p>
@@ -5330,7 +4898,14 @@
           <w:bCs/>
           <w:b/>
         </w:rPr>
-        <w:t xml:space="preserve">That reading does not survive the manual check in §4.7.</w:t>
+        <w:t xml:space="preserve">That reading does not survive the manual check in Section~</w:t>
+      </w:r>
+      <w:r>
+        <w:rPr>
+          <w:bCs/>
+          <w:b/>
+        </w:rPr>
+        <w:t xml:space="preserve">.</w:t>
       </w:r>
       <w:r>
         <w:t xml:space="preserve"> </w:t>
@@ -5402,7 +4977,13 @@
         <w:t xml:space="preserve"> </w:t>
       </w:r>
       <w:r>
-        <w:t xml:space="preserve">the loop. The apparent inversion is therefore an artefact of the same kind as the one described in §5.5, and the only defensible statement about structural tokens is the one that comes from reading them (§4.7).</w:t>
+        <w:t xml:space="preserve">the loop. The apparent inversion is therefore an artefact of the same kind as the one described in Section~</w:t>
+      </w:r>
+      <w:r>
+        <w:t xml:space="preserve">, and the only defensible statement about structural tokens is the one that comes from reading them (Section~</w:t>
+      </w:r>
+      <w:r>
+        <w:t xml:space="preserve">).</w:t>
       </w:r>
     </w:p>
     <w:bookmarkEnd w:id="43"/>
@@ -5412,7 +4993,7 @@
         <w:pStyle w:val="Heading3"/>
       </w:pPr>
       <w:r>
-        <w:t xml:space="preserve">4.2 RQ2: spatial distribution of the probability cost</w:t>
+        <w:t xml:space="preserve">RQ2: spatial distribution of the probability cost</w:t>
       </w:r>
     </w:p>
     <w:p>
@@ -6370,7 +5951,7 @@
         <w:pStyle w:val="Heading3"/>
       </w:pPr>
       <w:r>
-        <w:t xml:space="preserve">4.3 RQ3: effect of task difficulty</w:t>
+        <w:t xml:space="preserve">RQ3: effect of task difficulty</w:t>
       </w:r>
     </w:p>
     <w:p>
@@ -6773,7 +6354,7 @@
         <w:pStyle w:val="Heading3"/>
       </w:pPr>
       <w:r>
-        <w:t xml:space="preserve">4.4 RQ4: proximity to the claimed probability floor</w:t>
+        <w:t xml:space="preserve">RQ4: proximity to the claimed probability floor</w:t>
       </w:r>
     </w:p>
     <w:p>
@@ -7203,7 +6784,7 @@
         <w:pStyle w:val="Heading3"/>
       </w:pPr>
       <w:r>
-        <w:t xml:space="preserve">4.5 Concentration of probability mass</w:t>
+        <w:t xml:space="preserve">Concentration of probability mass</w:t>
       </w:r>
     </w:p>
     <w:p>
@@ -7817,7 +7398,7 @@
         <w:pStyle w:val="Heading3"/>
       </w:pPr>
       <w:r>
-        <w:t xml:space="preserve">4.6 Context type</w:t>
+        <w:t xml:space="preserve">Context type</w:t>
       </w:r>
     </w:p>
     <w:tbl>
@@ -8041,7 +7622,7 @@
         <w:t xml:space="preserve">after_failure</w:t>
       </w:r>
       <w:r>
-        <w:t xml:space="preserve">. This is a selection effect (§6.5).</w:t>
+        <w:t xml:space="preserve">. This is a selection effect (Limitation~5).</w:t>
       </w:r>
     </w:p>
     <w:bookmarkEnd w:id="48"/>
@@ -8051,7 +7632,7 @@
         <w:pStyle w:val="Heading3"/>
       </w:pPr>
       <w:r>
-        <w:t xml:space="preserve">4.7 Manual classification of low-probability tokens</w:t>
+        <w:t xml:space="preserve">Manual classification of low-probability tokens</w:t>
       </w:r>
     </w:p>
     <w:p>
@@ -8548,7 +8129,38 @@
           <w:bCs/>
           <w:b/>
         </w:rPr>
-        <w:t xml:space="preserve">Family B: all 189 non-comment code tokens with logprob ≤ −4.5.</w:t>
+        <w:t xml:space="preserve">Family B: all 189 non-comment code tokens with logprob</w:t>
+      </w:r>
+      <w:r>
+        <w:rPr>
+          <w:bCs/>
+          <w:b/>
+        </w:rPr>
+        <w:t xml:space="preserve"> </w:t>
+      </w:r>
+      <m:oMath>
+        <m:r>
+          <m:rPr>
+            <m:sty m:val="p"/>
+          </m:rPr>
+          <m:t>≤</m:t>
+        </m:r>
+        <m:r>
+          <m:rPr>
+            <m:sty m:val="p"/>
+          </m:rPr>
+          <m:t>−</m:t>
+        </m:r>
+        <m:r>
+          <m:t>4.5</m:t>
+        </m:r>
+      </m:oMath>
+      <w:r>
+        <w:rPr>
+          <w:bCs/>
+          <w:b/>
+        </w:rPr>
+        <w:t xml:space="preserve">.</w:t>
       </w:r>
     </w:p>
     <w:tbl>
@@ -9461,7 +9073,7 @@
         <w:pStyle w:val="Heading2"/>
       </w:pPr>
       <w:r>
-        <w:t xml:space="preserve">5. Discussion</w:t>
+        <w:t xml:space="preserve">Discussion</w:t>
       </w:r>
     </w:p>
     <w:bookmarkStart w:id="51" w:name="status-of-the-second-link"/>
@@ -9470,7 +9082,7 @@
         <w:pStyle w:val="Heading3"/>
       </w:pPr>
       <w:r>
-        <w:t xml:space="preserve">5.1 Status of the second link</w:t>
+        <w:t xml:space="preserve">Status of the second link</w:t>
       </w:r>
     </w:p>
     <w:p>
@@ -9587,7 +9199,7 @@
         <w:pStyle w:val="Heading3"/>
       </w:pPr>
       <w:r>
-        <w:t xml:space="preserve">5.2 The magnitude gap and its interpretation</w:t>
+        <w:t xml:space="preserve">The magnitude gap and its interpretation</w:t>
       </w:r>
     </w:p>
     <w:p>
@@ -9683,7 +9295,7 @@
         <w:pStyle w:val="Heading3"/>
       </w:pPr>
       <w:r>
-        <w:t xml:space="preserve">5.3 Regional distribution as the supported finding</w:t>
+        <w:t xml:space="preserve">Regional distribution as the supported finding</w:t>
       </w:r>
     </w:p>
     <w:p>
@@ -9790,7 +9402,7 @@
         <w:pStyle w:val="Heading3"/>
       </w:pPr>
       <w:r>
-        <w:t xml:space="preserve">5.4 A context-distribution account of the collapse</w:t>
+        <w:t xml:space="preserve">A context-distribution account of the collapse</w:t>
       </w:r>
     </w:p>
     <w:p>
@@ -10041,7 +9653,7 @@
         <w:pStyle w:val="Heading3"/>
       </w:pPr>
       <w:r>
-        <w:t xml:space="preserve">5.5 Classification bias in the first pass</w:t>
+        <w:t xml:space="preserve">Classification bias in the first pass</w:t>
       </w:r>
     </w:p>
     <w:p>
@@ -10236,7 +9848,13 @@
         <w:t xml:space="preserve"> </w:t>
       </w:r>
       <w:r>
-        <w:t xml:space="preserve">The 816-token and 189-token readings in §4.7 exist because rates cannot distinguish</w:t>
+        <w:t xml:space="preserve">The 816-token and 189-token readings in Section~</w:t>
+      </w:r>
+      <w:r>
+        <w:t xml:space="preserve"> </w:t>
+      </w:r>
+      <w:r>
+        <w:t xml:space="preserve">exist because rates cannot distinguish</w:t>
       </w:r>
       <w:r>
         <w:t xml:space="preserve"> </w:t>
@@ -10282,7 +9900,7 @@
         <w:pStyle w:val="Heading3"/>
       </w:pPr>
       <w:r>
-        <w:t xml:space="preserve">5.6 Collection driver defect</w:t>
+        <w:t xml:space="preserve">Collection driver defect</w:t>
       </w:r>
     </w:p>
     <w:p>
@@ -10371,7 +9989,7 @@
         <w:pStyle w:val="Heading2"/>
       </w:pPr>
       <w:r>
-        <w:t xml:space="preserve">6. Limitations</w:t>
+        <w:t xml:space="preserve">Limitations</w:t>
       </w:r>
     </w:p>
     <w:p>
@@ -10393,7 +10011,10 @@
         <w:t xml:space="preserve"> </w:t>
       </w:r>
       <w:r>
-        <w:t xml:space="preserve">The measurement is on an aligned model at inference. The base-model control (§5.2) is missing. The stated scope of this paper is conditional on that difference.</w:t>
+        <w:t xml:space="preserve">The measurement is on an aligned model at inference. The base-model control (Section~</w:t>
+      </w:r>
+      <w:r>
+        <w:t xml:space="preserve">) is missing. The stated scope of this paper is conditional on that difference.</w:t>
       </w:r>
     </w:p>
     <w:p>
@@ -10570,7 +10191,10 @@
         <w:t xml:space="preserve"> </w:t>
       </w:r>
       <w:r>
-        <w:t xml:space="preserve">Tokens within a completion are not independent, so exact tests are anti-conservative (§3.7). No cluster-level analysis is reported.</w:t>
+        <w:t xml:space="preserve">Tokens within a completion are not independent, so exact tests are anti-conservative (Section~</w:t>
+      </w:r>
+      <w:r>
+        <w:t xml:space="preserve">). No cluster-level analysis is reported.</w:t>
       </w:r>
     </w:p>
     <w:p>
@@ -10679,7 +10303,13 @@
         <w:t xml:space="preserve">upward</w:t>
       </w:r>
       <w:r>
-        <w:t xml:space="preserve">; §4.2 quantifies the effect (0.60% → 0.33%) rather than leaving it as a caveat.</w:t>
+        <w:t xml:space="preserve">; Section~</w:t>
+      </w:r>
+      <w:r>
+        <w:t xml:space="preserve"> </w:t>
+      </w:r>
+      <w:r>
+        <w:t xml:space="preserve">quantifies the effect (0.60% → 0.33%) rather than leaving it as a caveat.</w:t>
       </w:r>
     </w:p>
     <w:p>
@@ -10759,7 +10389,7 @@
         <w:pStyle w:val="Heading2"/>
       </w:pPr>
       <w:r>
-        <w:t xml:space="preserve">7. Conclusion</w:t>
+        <w:t xml:space="preserve">Conclusion</w:t>
       </w:r>
     </w:p>
     <w:p>
@@ -10851,7 +10481,10 @@
         <w:pStyle w:val="BodyText"/>
       </w:pPr>
       <w:r>
-        <w:t xml:space="preserve">What the data support is that the cost tracks the type of text being written, and that composed text concentrates where the model is failing. Whether that makes the prose a cause of instability or a symptom of it is open, and the experiments that would decide it are named in §5.4.</w:t>
+        <w:t xml:space="preserve">What the data support is that the cost tracks the type of text being written, and that composed text concentrates where the model is failing. Whether that makes the prose a cause of instability or a symptom of it is open, and the experiments that would decide it are named in Section~</w:t>
+      </w:r>
+      <w:r>
+        <w:t xml:space="preserve">.</w:t>
       </w:r>
     </w:p>
     <w:bookmarkEnd w:id="59"/>
@@ -10864,424 +10497,6 @@
         <w:t xml:space="preserve">References</w:t>
       </w:r>
     </w:p>
-    <w:p>
-      <w:pPr>
-        <w:pStyle w:val="FirstParagraph"/>
-      </w:pPr>
-      <w:r>
-        <w:t xml:space="preserve">(</w:t>
-      </w:r>
-      <w:r>
-        <w:t xml:space="preserve">“</w:t>
-      </w:r>
-      <w:r>
-        <w:t xml:space="preserve">CUDA Agent</w:t>
-      </w:r>
-      <w:r>
-        <w:t xml:space="preserve">: Large-Scale Agentic</w:t>
-      </w:r>
-      <w:r>
-        <w:t xml:space="preserve"> </w:t>
-      </w:r>
-      <w:r>
-        <w:t xml:space="preserve">RL</w:t>
-      </w:r>
-      <w:r>
-        <w:t xml:space="preserve"> </w:t>
-      </w:r>
-      <w:r>
-        <w:t xml:space="preserve">for High-Performance</w:t>
-      </w:r>
-      <w:r>
-        <w:t xml:space="preserve"> </w:t>
-      </w:r>
-      <w:r>
-        <w:t xml:space="preserve">CUDA</w:t>
-      </w:r>
-      <w:r>
-        <w:t xml:space="preserve"> </w:t>
-      </w:r>
-      <w:r>
-        <w:t xml:space="preserve">Kernel Generation”</w:t>
-      </w:r>
-      <w:r>
-        <w:t xml:space="preserve"> </w:t>
-      </w:r>
-      <w:r>
-        <w:t xml:space="preserve">2026)</w:t>
-      </w:r>
-      <w:r>
-        <w:t xml:space="preserve"> </w:t>
-      </w:r>
-      <w:r>
-        <w:t xml:space="preserve">CUDA Agent: Large-Scale Agentic RL for High-Performance CUDA Kernel Generation. arXiv:2602.24286.</w:t>
-      </w:r>
-    </w:p>
-    <w:p>
-      <w:pPr>
-        <w:pStyle w:val="BodyText"/>
-      </w:pPr>
-      <w:r>
-        <w:t xml:space="preserve">(</w:t>
-      </w:r>
-      <w:r>
-        <w:t xml:space="preserve">“</w:t>
-      </w:r>
-      <w:r>
-        <w:t xml:space="preserve">CUDA Agent</w:t>
-      </w:r>
-      <w:r>
-        <w:t xml:space="preserve">: Agentic</w:t>
-      </w:r>
-      <w:r>
-        <w:t xml:space="preserve"> </w:t>
-      </w:r>
-      <w:r>
-        <w:t xml:space="preserve">RL</w:t>
-      </w:r>
-      <w:r>
-        <w:t xml:space="preserve"> </w:t>
-      </w:r>
-      <w:r>
-        <w:t xml:space="preserve">for High-Performance</w:t>
-      </w:r>
-      <w:r>
-        <w:t xml:space="preserve"> </w:t>
-      </w:r>
-      <w:r>
-        <w:t xml:space="preserve">CUDA</w:t>
-      </w:r>
-      <w:r>
-        <w:t xml:space="preserve"> </w:t>
-      </w:r>
-      <w:r>
-        <w:t xml:space="preserve">Kernel Generation”</w:t>
-      </w:r>
-      <w:r>
-        <w:t xml:space="preserve"> </w:t>
-      </w:r>
-      <w:r>
-        <w:t xml:space="preserve">2026)</w:t>
-      </w:r>
-      <w:r>
-        <w:t xml:space="preserve"> </w:t>
-      </w:r>
-      <w:r>
-        <w:t xml:space="preserve">CUDA Agent: Agentic RL for High-Performance CUDA Kernel Generation. Technical blog, 2026-03.</w:t>
-      </w:r>
-    </w:p>
-    <w:p>
-      <w:pPr>
-        <w:pStyle w:val="BodyText"/>
-      </w:pPr>
-      <w:r>
-        <w:t xml:space="preserve">(</w:t>
-      </w:r>
-      <w:r>
-        <w:t xml:space="preserve">“</w:t>
-      </w:r>
-      <w:r>
-        <w:t xml:space="preserve">DR. KERNEL</w:t>
-      </w:r>
-      <w:r>
-        <w:t xml:space="preserve">: Reinforcement Learning Done Right for</w:t>
-      </w:r>
-      <w:r>
-        <w:t xml:space="preserve"> </w:t>
-      </w:r>
-      <w:r>
-        <w:t xml:space="preserve">Triton</w:t>
-      </w:r>
-      <w:r>
-        <w:t xml:space="preserve"> </w:t>
-      </w:r>
-      <w:r>
-        <w:t xml:space="preserve">Kernel Generations”</w:t>
-      </w:r>
-      <w:r>
-        <w:t xml:space="preserve"> </w:t>
-      </w:r>
-      <w:r>
-        <w:t xml:space="preserve">2026)</w:t>
-      </w:r>
-      <w:r>
-        <w:t xml:space="preserve"> </w:t>
-      </w:r>
-      <w:r>
-        <w:t xml:space="preserve">DR. KERNEL: Reinforcement Learning Done Right for Triton Kernel Generations. arXiv:2602.05885.</w:t>
-      </w:r>
-    </w:p>
-    <w:p>
-      <w:pPr>
-        <w:pStyle w:val="BodyText"/>
-      </w:pPr>
-      <w:r>
-        <w:t xml:space="preserve">(Liu and others 2025)</w:t>
-      </w:r>
-      <w:r>
-        <w:t xml:space="preserve"> </w:t>
-      </w:r>
-      <w:r>
-        <w:t xml:space="preserve">Liu et al. Your Efficient RL Framework Secretly Brings You Off-Policy RL Training.</w:t>
-      </w:r>
-    </w:p>
-    <w:p>
-      <w:pPr>
-        <w:pStyle w:val="BodyText"/>
-      </w:pPr>
-      <w:r>
-        <w:t xml:space="preserve">(</w:t>
-      </w:r>
-      <w:r>
-        <w:t xml:space="preserve">“</w:t>
-      </w:r>
-      <w:r>
-        <w:t xml:space="preserve">Jet-RL</w:t>
-      </w:r>
-      <w:r>
-        <w:t xml:space="preserve">: Precision Mismatch in Reinforcement Learning Training”</w:t>
-      </w:r>
-      <w:r>
-        <w:t xml:space="preserve"> </w:t>
-      </w:r>
-      <w:r>
-        <w:t xml:space="preserve">2026)</w:t>
-      </w:r>
-      <w:r>
-        <w:t xml:space="preserve"> </w:t>
-      </w:r>
-      <w:r>
-        <w:t xml:space="preserve">Jet-RL: precision mismatch in RL training.</w:t>
-      </w:r>
-    </w:p>
-    <w:p>
-      <w:pPr>
-        <w:pStyle w:val="BodyText"/>
-      </w:pPr>
-      <w:r>
-        <w:t xml:space="preserve">(</w:t>
-      </w:r>
-      <w:r>
-        <w:t xml:space="preserve">“Precision Mismatch in Reasoning Models”</w:t>
-      </w:r>
-      <w:r>
-        <w:t xml:space="preserve"> </w:t>
-      </w:r>
-      <w:r>
-        <w:t xml:space="preserve">2026)</w:t>
-      </w:r>
-      <w:r>
-        <w:t xml:space="preserve"> </w:t>
-      </w:r>
-      <w:r>
-        <w:t xml:space="preserve">Precision Mismatch in Reasoning Models.</w:t>
-      </w:r>
-    </w:p>
-    <w:p>
-      <w:pPr>
-        <w:pStyle w:val="BodyText"/>
-      </w:pPr>
-      <w:r>
-        <w:t xml:space="preserve">(</w:t>
-      </w:r>
-      <w:r>
-        <w:t xml:space="preserve">“First-Order Approximation for Stable</w:t>
-      </w:r>
-      <w:r>
-        <w:t xml:space="preserve"> </w:t>
-      </w:r>
-      <w:r>
-        <w:t xml:space="preserve">LLM-RL</w:t>
-      </w:r>
-      <w:r>
-        <w:t xml:space="preserve"> </w:t>
-      </w:r>
-      <w:r>
-        <w:t xml:space="preserve">Training”</w:t>
-      </w:r>
-      <w:r>
-        <w:t xml:space="preserve"> </w:t>
-      </w:r>
-      <w:r>
-        <w:t xml:space="preserve">2026)</w:t>
-      </w:r>
-      <w:r>
-        <w:t xml:space="preserve"> </w:t>
-      </w:r>
-      <w:r>
-        <w:t xml:space="preserve">First-Order Approximation for Stable LLM-RL Training.</w:t>
-      </w:r>
-    </w:p>
-    <w:p>
-      <w:pPr>
-        <w:pStyle w:val="BodyText"/>
-      </w:pPr>
-      <w:r>
-        <w:t xml:space="preserve">(Carlini and others 2024)</w:t>
-      </w:r>
-      <w:r>
-        <w:t xml:space="preserve"> </w:t>
-      </w:r>
-      <w:r>
-        <w:t xml:space="preserve">Carlini et al. Stealing Part of a Production Language Model.</w:t>
-      </w:r>
-    </w:p>
-    <w:p>
-      <w:pPr>
-        <w:pStyle w:val="BodyText"/>
-      </w:pPr>
-      <w:r>
-        <w:t xml:space="preserve">(</w:t>
-      </w:r>
-      <w:r>
-        <w:t xml:space="preserve">“How Open Must Language Models Be to Enable Reliable Scientific Inference?”</w:t>
-      </w:r>
-      <w:r>
-        <w:t xml:space="preserve"> </w:t>
-      </w:r>
-      <w:r>
-        <w:t xml:space="preserve">2026)</w:t>
-      </w:r>
-      <w:r>
-        <w:t xml:space="preserve"> </w:t>
-      </w:r>
-      <w:r>
-        <w:t xml:space="preserve">How Open Must Language Models be to Enable Reliable Scientific Inference? (2026).</w:t>
-      </w:r>
-    </w:p>
-    <w:p>
-      <w:pPr>
-        <w:pStyle w:val="BodyText"/>
-      </w:pPr>
-      <w:r>
-        <w:t xml:space="preserve">(</w:t>
-      </w:r>
-      <w:r>
-        <w:t xml:space="preserve">“Surrogate Fidelity: When Can Open</w:t>
-      </w:r>
-      <w:r>
-        <w:t xml:space="preserve"> </w:t>
-      </w:r>
-      <w:r>
-        <w:t xml:space="preserve">LLMs</w:t>
-      </w:r>
-      <w:r>
-        <w:t xml:space="preserve"> </w:t>
-      </w:r>
-      <w:r>
-        <w:t xml:space="preserve">Explain Closed Ones?”</w:t>
-      </w:r>
-      <w:r>
-        <w:t xml:space="preserve"> </w:t>
-      </w:r>
-      <w:r>
-        <w:t xml:space="preserve">2026)</w:t>
-      </w:r>
-      <w:r>
-        <w:t xml:space="preserve"> </w:t>
-      </w:r>
-      <w:r>
-        <w:t xml:space="preserve">Surrogate Fidelity: When Can Open LLMs Explain Closed Ones? (Meta).</w:t>
-      </w:r>
-    </w:p>
-    <w:p>
-      <w:pPr>
-        <w:pStyle w:val="BodyText"/>
-      </w:pPr>
-      <w:r>
-        <w:t xml:space="preserve">(</w:t>
-      </w:r>
-      <w:r>
-        <w:t xml:space="preserve">“Log Probability Tracking of</w:t>
-      </w:r>
-      <w:r>
-        <w:t xml:space="preserve"> </w:t>
-      </w:r>
-      <w:r>
-        <w:t xml:space="preserve">LLM</w:t>
-      </w:r>
-      <w:r>
-        <w:t xml:space="preserve"> </w:t>
-      </w:r>
-      <w:r>
-        <w:t xml:space="preserve">APIs</w:t>
-      </w:r>
-      <w:r>
-        <w:t xml:space="preserve">”</w:t>
-      </w:r>
-      <w:r>
-        <w:t xml:space="preserve"> </w:t>
-      </w:r>
-      <w:r>
-        <w:t xml:space="preserve">2026)</w:t>
-      </w:r>
-      <w:r>
-        <w:t xml:space="preserve"> </w:t>
-      </w:r>
-      <w:r>
-        <w:t xml:space="preserve">alphaXiv overview of arXiv:2602.24286 (independent reading; notes the entropy observation and that the association does not establish a single cause).</w:t>
-      </w:r>
-    </w:p>
-    <w:p>
-      <w:pPr>
-        <w:pStyle w:val="BodyText"/>
-      </w:pPr>
-      <w:r>
-        <w:t xml:space="preserve">(</w:t>
-      </w:r>
-      <w:r>
-        <w:t xml:space="preserve">“</w:t>
-      </w:r>
-      <w:r>
-        <w:t xml:space="preserve">KernelBench</w:t>
-      </w:r>
-      <w:r>
-        <w:t xml:space="preserve">: Can</w:t>
-      </w:r>
-      <w:r>
-        <w:t xml:space="preserve"> </w:t>
-      </w:r>
-      <w:r>
-        <w:t xml:space="preserve">LLMs</w:t>
-      </w:r>
-      <w:r>
-        <w:t xml:space="preserve"> </w:t>
-      </w:r>
-      <w:r>
-        <w:t xml:space="preserve">Write Efficient</w:t>
-      </w:r>
-      <w:r>
-        <w:t xml:space="preserve"> </w:t>
-      </w:r>
-      <w:r>
-        <w:t xml:space="preserve">GPU</w:t>
-      </w:r>
-      <w:r>
-        <w:t xml:space="preserve"> </w:t>
-      </w:r>
-      <w:r>
-        <w:t xml:space="preserve">Kernels?”</w:t>
-      </w:r>
-      <w:r>
-        <w:t xml:space="preserve"> </w:t>
-      </w:r>
-      <w:r>
-        <w:t xml:space="preserve">2025)</w:t>
-      </w:r>
-      <w:r>
-        <w:t xml:space="preserve"> </w:t>
-      </w:r>
-      <w:r>
-        <w:t xml:space="preserve">KernelBench: Can LLMs Write Efficient GPU Kernels? (level 2 operator chains).</w:t>
-      </w:r>
-    </w:p>
-    <w:p>
-      <w:r>
-        <w:pict>
-          <v:rect style="width:0;height:1.5pt" o:hralign="center" o:hrstd="t" o:hr="t"/>
-        </w:pict>
-      </w:r>
-    </w:p>
     <w:bookmarkEnd w:id="60"/>
     <w:bookmarkStart w:id="61" w:name="appendix-a-reproducibility"/>
     <w:p>
@@ -11898,7 +11113,7 @@
       </w:r>
     </w:p>
     <w:bookmarkEnd w:id="61"/>
-    <w:bookmarkStart w:id="78" w:name="appendix-b-production-record"/>
+    <w:bookmarkStart w:id="75" w:name="appendix-b-production-record"/>
     <w:p>
       <w:pPr>
         <w:pStyle w:val="Heading2"/>
@@ -11930,7 +11145,7 @@
         <w:t xml:space="preserve">records the collaboration history, including the withdrawn first pass and the typing bias behind it. The v2 collections were built after a review pointed out that v1 had only measured reduction-shaped tasks; the KernelBench level-2 directory had been present locally throughout and had never been opened.</w:t>
       </w:r>
     </w:p>
-    <w:bookmarkStart w:id="77" w:name="refs"/>
+    <w:bookmarkStart w:id="74" w:name="refs"/>
     <w:bookmarkStart w:id="62" w:name="ref-carlini"/>
     <w:p>
       <w:pPr>
@@ -11966,19 +11181,25 @@
       </w:r>
     </w:p>
     <w:bookmarkEnd w:id="62"/>
-    <w:bookmarkStart w:id="63" w:name="ref-cudaagentblog"/>
+    <w:bookmarkStart w:id="64" w:name="ref-cudaagent"/>
     <w:p>
       <w:pPr>
         <w:pStyle w:val="Bibliography"/>
       </w:pPr>
       <w:r>
+        <w:t xml:space="preserve">Dai, Weinan, Hanlin Wu, Qiying Yu, and others. 2026.</w:t>
+      </w:r>
+      <w:r>
+        <w:t xml:space="preserve"> </w:t>
+      </w:r>
+      <w:r>
         <w:t xml:space="preserve">“</w:t>
       </w:r>
       <w:r>
         <w:t xml:space="preserve">CUDA Agent</w:t>
       </w:r>
       <w:r>
-        <w:t xml:space="preserve">: Agentic</w:t>
+        <w:t xml:space="preserve">: Large-Scale Agentic</w:t>
       </w:r>
       <w:r>
         <w:t xml:space="preserve"> </w:t>
@@ -12007,59 +11228,7 @@
       <w:r>
         <w:t xml:space="preserve"> </w:t>
       </w:r>
-      <w:r>
-        <w:t xml:space="preserve">2026. Technical blog.</w:t>
-      </w:r>
-    </w:p>
-    <w:bookmarkEnd w:id="63"/>
-    <w:bookmarkStart w:id="65" w:name="ref-cudaagent"/>
-    <w:p>
-      <w:pPr>
-        <w:pStyle w:val="Bibliography"/>
-      </w:pPr>
-      <w:r>
-        <w:t xml:space="preserve">“</w:t>
-      </w:r>
-      <w:r>
-        <w:t xml:space="preserve">CUDA Agent</w:t>
-      </w:r>
-      <w:r>
-        <w:t xml:space="preserve">: Large-Scale Agentic</w:t>
-      </w:r>
-      <w:r>
-        <w:t xml:space="preserve"> </w:t>
-      </w:r>
-      <w:r>
-        <w:t xml:space="preserve">RL</w:t>
-      </w:r>
-      <w:r>
-        <w:t xml:space="preserve"> </w:t>
-      </w:r>
-      <w:r>
-        <w:t xml:space="preserve">for High-Performance</w:t>
-      </w:r>
-      <w:r>
-        <w:t xml:space="preserve"> </w:t>
-      </w:r>
-      <w:r>
-        <w:t xml:space="preserve">CUDA</w:t>
-      </w:r>
-      <w:r>
-        <w:t xml:space="preserve"> </w:t>
-      </w:r>
-      <w:r>
-        <w:t xml:space="preserve">Kernel Generation.”</w:t>
-      </w:r>
-      <w:r>
-        <w:t xml:space="preserve"> </w:t>
-      </w:r>
-      <w:r>
-        <w:t xml:space="preserve">2026.</w:t>
-      </w:r>
-      <w:r>
-        <w:t xml:space="preserve"> </w:t>
-      </w:r>
-      <w:hyperlink r:id="rId64">
+      <w:hyperlink r:id="rId63">
         <w:r>
           <w:rPr>
             <w:rStyle w:val="Hyperlink"/>
@@ -12071,13 +11240,19 @@
         <w:t xml:space="preserve">.</w:t>
       </w:r>
     </w:p>
-    <w:bookmarkEnd w:id="65"/>
-    <w:bookmarkStart w:id="67" w:name="ref-drkernel"/>
+    <w:bookmarkEnd w:id="64"/>
+    <w:bookmarkStart w:id="66" w:name="ref-drkernel"/>
     <w:p>
       <w:pPr>
         <w:pStyle w:val="Bibliography"/>
       </w:pPr>
       <w:r>
+        <w:t xml:space="preserve">DR. KERNEL Authors. 2026.</w:t>
+      </w:r>
+      <w:r>
+        <w:t xml:space="preserve"> </w:t>
+      </w:r>
+      <w:r>
         <w:t xml:space="preserve">“</w:t>
       </w:r>
       <w:r>
@@ -12101,13 +11276,7 @@
       <w:r>
         <w:t xml:space="preserve"> </w:t>
       </w:r>
-      <w:r>
-        <w:t xml:space="preserve">2026.</w:t>
-      </w:r>
-      <w:r>
-        <w:t xml:space="preserve"> </w:t>
-      </w:r>
-      <w:hyperlink r:id="rId66">
+      <w:hyperlink r:id="rId65">
         <w:r>
           <w:rPr>
             <w:rStyle w:val="Hyperlink"/>
@@ -12119,70 +11288,143 @@
         <w:t xml:space="preserve">.</w:t>
       </w:r>
     </w:p>
+    <w:bookmarkEnd w:id="66"/>
+    <w:bookmarkStart w:id="67" w:name="ref-howopen"/>
+    <w:p>
+      <w:pPr>
+        <w:pStyle w:val="Bibliography"/>
+      </w:pPr>
+      <w:r>
+        <w:t xml:space="preserve">How Open Authors. 2026.</w:t>
+      </w:r>
+      <w:r>
+        <w:t xml:space="preserve"> </w:t>
+      </w:r>
+      <w:r>
+        <w:t xml:space="preserve">“How Open Must Language Models Be to Enable Reliable Scientific Inference?”</w:t>
+      </w:r>
+    </w:p>
     <w:bookmarkEnd w:id="67"/>
-    <w:bookmarkStart w:id="68" w:name="ref-firstorder"/>
+    <w:bookmarkStart w:id="68" w:name="ref-cudaagentblog"/>
     <w:p>
       <w:pPr>
         <w:pStyle w:val="Bibliography"/>
       </w:pPr>
       <w:r>
-        <w:t xml:space="preserve">“First-Order Approximation for Stable</w:t>
-      </w:r>
-      <w:r>
-        <w:t xml:space="preserve"> </w:t>
-      </w:r>
-      <w:r>
-        <w:t xml:space="preserve">LLM-RL</w:t>
+        <w:t xml:space="preserve">Huang, Jianyu. 2026.</w:t>
+      </w:r>
+      <w:r>
+        <w:t xml:space="preserve"> </w:t>
+      </w:r>
+      <w:r>
+        <w:t xml:space="preserve">“</w:t>
+      </w:r>
+      <w:r>
+        <w:t xml:space="preserve">CUDA Agent</w:t>
+      </w:r>
+      <w:r>
+        <w:t xml:space="preserve">: Agentic</w:t>
+      </w:r>
+      <w:r>
+        <w:t xml:space="preserve"> </w:t>
+      </w:r>
+      <w:r>
+        <w:t xml:space="preserve">RL</w:t>
+      </w:r>
+      <w:r>
+        <w:t xml:space="preserve"> </w:t>
+      </w:r>
+      <w:r>
+        <w:t xml:space="preserve">for High-Performance</w:t>
+      </w:r>
+      <w:r>
+        <w:t xml:space="preserve"> </w:t>
+      </w:r>
+      <w:r>
+        <w:t xml:space="preserve">CUDA</w:t>
+      </w:r>
+      <w:r>
+        <w:t xml:space="preserve"> </w:t>
+      </w:r>
+      <w:r>
+        <w:t xml:space="preserve">Kernel Generation.”</w:t>
+      </w:r>
+      <w:r>
+        <w:t xml:space="preserve"> </w:t>
+      </w:r>
+      <w:r>
+        <w:t xml:space="preserve">Technical blog.</w:t>
+      </w:r>
+    </w:p>
+    <w:bookmarkEnd w:id="68"/>
+    <w:bookmarkStart w:id="69" w:name="ref-logprobtracking"/>
+    <w:p>
+      <w:pPr>
+        <w:pStyle w:val="Bibliography"/>
+      </w:pPr>
+      <w:r>
+        <w:t xml:space="preserve">INRIA Authors. 2026.</w:t>
+      </w:r>
+      <w:r>
+        <w:t xml:space="preserve"> </w:t>
+      </w:r>
+      <w:r>
+        <w:t xml:space="preserve">“Log Probability Tracking of</w:t>
+      </w:r>
+      <w:r>
+        <w:t xml:space="preserve"> </w:t>
+      </w:r>
+      <w:r>
+        <w:t xml:space="preserve">LLM</w:t>
+      </w:r>
+      <w:r>
+        <w:t xml:space="preserve"> </w:t>
+      </w:r>
+      <w:r>
+        <w:t xml:space="preserve">APIs</w:t>
+      </w:r>
+      <w:r>
+        <w:t xml:space="preserve">.”</w:t>
+      </w:r>
+    </w:p>
+    <w:bookmarkEnd w:id="69"/>
+    <w:bookmarkStart w:id="70" w:name="ref-liuoffpolicy"/>
+    <w:p>
+      <w:pPr>
+        <w:pStyle w:val="Bibliography"/>
+      </w:pPr>
+      <w:r>
+        <w:t xml:space="preserve">Liu, et al. 2025.</w:t>
+      </w:r>
+      <w:r>
+        <w:t xml:space="preserve"> </w:t>
+      </w:r>
+      <w:r>
+        <w:t xml:space="preserve">“Your Efficient</w:t>
+      </w:r>
+      <w:r>
+        <w:t xml:space="preserve"> </w:t>
+      </w:r>
+      <w:r>
+        <w:t xml:space="preserve">RL</w:t>
+      </w:r>
+      <w:r>
+        <w:t xml:space="preserve"> </w:t>
+      </w:r>
+      <w:r>
+        <w:t xml:space="preserve">Framework Secretly Brings You Off-Policy</w:t>
+      </w:r>
+      <w:r>
+        <w:t xml:space="preserve"> </w:t>
+      </w:r>
+      <w:r>
+        <w:t xml:space="preserve">RL</w:t>
       </w:r>
       <w:r>
         <w:t xml:space="preserve"> </w:t>
       </w:r>
       <w:r>
         <w:t xml:space="preserve">Training.”</w:t>
-      </w:r>
-      <w:r>
-        <w:t xml:space="preserve"> </w:t>
-      </w:r>
-      <w:r>
-        <w:t xml:space="preserve">2026.</w:t>
-      </w:r>
-    </w:p>
-    <w:bookmarkEnd w:id="68"/>
-    <w:bookmarkStart w:id="69" w:name="ref-howopen"/>
-    <w:p>
-      <w:pPr>
-        <w:pStyle w:val="Bibliography"/>
-      </w:pPr>
-      <w:r>
-        <w:t xml:space="preserve">“How Open Must Language Models Be to Enable Reliable Scientific Inference?”</w:t>
-      </w:r>
-      <w:r>
-        <w:t xml:space="preserve"> </w:t>
-      </w:r>
-      <w:r>
-        <w:t xml:space="preserve">2026.</w:t>
-      </w:r>
-    </w:p>
-    <w:bookmarkEnd w:id="69"/>
-    <w:bookmarkStart w:id="70" w:name="ref-jetrl"/>
-    <w:p>
-      <w:pPr>
-        <w:pStyle w:val="Bibliography"/>
-      </w:pPr>
-      <w:r>
-        <w:t xml:space="preserve">“</w:t>
-      </w:r>
-      <w:r>
-        <w:t xml:space="preserve">Jet-RL</w:t>
-      </w:r>
-      <w:r>
-        <w:t xml:space="preserve">: Precision Mismatch in Reinforcement Learning Training.”</w:t>
-      </w:r>
-      <w:r>
-        <w:t xml:space="preserve"> </w:t>
-      </w:r>
-      <w:r>
-        <w:t xml:space="preserve">2026.</w:t>
       </w:r>
     </w:p>
     <w:bookmarkEnd w:id="70"/>
@@ -12192,6 +11434,12 @@
         <w:pStyle w:val="Bibliography"/>
       </w:pPr>
       <w:r>
+        <w:t xml:space="preserve">Omsk, Keren, and others. 2025.</w:t>
+      </w:r>
+      <w:r>
+        <w:t xml:space="preserve"> </w:t>
+      </w:r>
+      <w:r>
         <w:t xml:space="preserve">“</w:t>
       </w:r>
       <w:r>
@@ -12223,12 +11471,6 @@
       </w:r>
       <w:r>
         <w:t xml:space="preserve">Kernels?”</w:t>
-      </w:r>
-      <w:r>
-        <w:t xml:space="preserve"> </w:t>
-      </w:r>
-      <w:r>
-        <w:t xml:space="preserve">2025.</w:t>
       </w:r>
       <w:r>
         <w:t xml:space="preserve"> </w:t>
@@ -12246,124 +11488,37 @@
       </w:r>
     </w:p>
     <w:bookmarkEnd w:id="72"/>
-    <w:bookmarkStart w:id="73" w:name="ref-liuoffpolicy"/>
+    <w:bookmarkStart w:id="73" w:name="ref-surrogate"/>
     <w:p>
       <w:pPr>
         <w:pStyle w:val="Bibliography"/>
       </w:pPr>
       <w:r>
-        <w:t xml:space="preserve">Liu, and others. 2025.</w:t>
-      </w:r>
-      <w:r>
-        <w:t xml:space="preserve"> </w:t>
-      </w:r>
-      <w:r>
-        <w:t xml:space="preserve">“Your Efficient</w:t>
-      </w:r>
-      <w:r>
-        <w:t xml:space="preserve"> </w:t>
-      </w:r>
-      <w:r>
-        <w:t xml:space="preserve">RL</w:t>
-      </w:r>
-      <w:r>
-        <w:t xml:space="preserve"> </w:t>
-      </w:r>
-      <w:r>
-        <w:t xml:space="preserve">Framework Secretly Brings You Off-Policy</w:t>
-      </w:r>
-      <w:r>
-        <w:t xml:space="preserve"> </w:t>
-      </w:r>
-      <w:r>
-        <w:t xml:space="preserve">RL</w:t>
-      </w:r>
-      <w:r>
-        <w:t xml:space="preserve"> </w:t>
-      </w:r>
-      <w:r>
-        <w:t xml:space="preserve">Training.”</w:t>
+        <w:t xml:space="preserve">Surrogate Fidelity Authors. 2026.</w:t>
+      </w:r>
+      <w:r>
+        <w:t xml:space="preserve"> </w:t>
+      </w:r>
+      <w:r>
+        <w:t xml:space="preserve">“Surrogate Fidelity: When Can Open</w:t>
+      </w:r>
+      <w:r>
+        <w:t xml:space="preserve"> </w:t>
+      </w:r>
+      <w:r>
+        <w:t xml:space="preserve">LLMs</w:t>
+      </w:r>
+      <w:r>
+        <w:t xml:space="preserve"> </w:t>
+      </w:r>
+      <w:r>
+        <w:t xml:space="preserve">Explain Closed Ones?”</w:t>
       </w:r>
     </w:p>
     <w:bookmarkEnd w:id="73"/>
-    <w:bookmarkStart w:id="74" w:name="ref-logprobtracking"/>
-    <w:p>
-      <w:pPr>
-        <w:pStyle w:val="Bibliography"/>
-      </w:pPr>
-      <w:r>
-        <w:t xml:space="preserve">“Log Probability Tracking of</w:t>
-      </w:r>
-      <w:r>
-        <w:t xml:space="preserve"> </w:t>
-      </w:r>
-      <w:r>
-        <w:t xml:space="preserve">LLM</w:t>
-      </w:r>
-      <w:r>
-        <w:t xml:space="preserve"> </w:t>
-      </w:r>
-      <w:r>
-        <w:t xml:space="preserve">APIs</w:t>
-      </w:r>
-      <w:r>
-        <w:t xml:space="preserve">.”</w:t>
-      </w:r>
-      <w:r>
-        <w:t xml:space="preserve"> </w:t>
-      </w:r>
-      <w:r>
-        <w:t xml:space="preserve">2026.</w:t>
-      </w:r>
-    </w:p>
     <w:bookmarkEnd w:id="74"/>
-    <w:bookmarkStart w:id="75" w:name="ref-precisionmismatch"/>
-    <w:p>
-      <w:pPr>
-        <w:pStyle w:val="Bibliography"/>
-      </w:pPr>
-      <w:r>
-        <w:t xml:space="preserve">“Precision Mismatch in Reasoning Models.”</w:t>
-      </w:r>
-      <w:r>
-        <w:t xml:space="preserve"> </w:t>
-      </w:r>
-      <w:r>
-        <w:t xml:space="preserve">2026.</w:t>
-      </w:r>
-    </w:p>
     <w:bookmarkEnd w:id="75"/>
-    <w:bookmarkStart w:id="76" w:name="ref-surrogate"/>
-    <w:p>
-      <w:pPr>
-        <w:pStyle w:val="Bibliography"/>
-      </w:pPr>
-      <w:r>
-        <w:t xml:space="preserve">“Surrogate Fidelity: When Can Open</w:t>
-      </w:r>
-      <w:r>
-        <w:t xml:space="preserve"> </w:t>
-      </w:r>
-      <w:r>
-        <w:t xml:space="preserve">LLMs</w:t>
-      </w:r>
-      <w:r>
-        <w:t xml:space="preserve"> </w:t>
-      </w:r>
-      <w:r>
-        <w:t xml:space="preserve">Explain Closed Ones?”</w:t>
-      </w:r>
-      <w:r>
-        <w:t xml:space="preserve"> </w:t>
-      </w:r>
-      <w:r>
-        <w:t xml:space="preserve">2026.</w:t>
-      </w:r>
-    </w:p>
     <w:bookmarkEnd w:id="76"/>
-    <w:bookmarkEnd w:id="77"/>
-    <w:bookmarkEnd w:id="78"/>
-    <w:bookmarkEnd w:id="79"/>
     <w:sectPr/>
   </w:body>
 </w:document>

--- a/lowprob-attribution/v2/stage5_finalize/paper.docx
+++ b/lowprob-attribution/v2/stage5_finalize/paper.docx
@@ -28,7 +28,7 @@
         </w:p>
       </w:sdtContent>
     </w:sdt>
-    <w:bookmarkStart w:id="76" w:name="Xed0267256f7aa54be1bb78c96bec0ec0a5d3853"/>
+    <w:bookmarkStart w:id="73" w:name="Xed0267256f7aa54be1bb78c96bec0ec0a5d3853"/>
     <w:p>
       <w:pPr>
         <w:pStyle w:val="Heading1"/>
@@ -631,7 +631,7 @@
         <w:t xml:space="preserve"> </w:t>
       </w:r>
       <w:r>
-        <w:t xml:space="preserve">(Dai et al. 2026, Tab. 2)</w:t>
+        <w:t xml:space="preserve">[1, Tab. 2]</w:t>
       </w:r>
       <w:r>
         <w:t xml:space="preserve">. It reaches there by running a language model inside a development sandbox and optimising a policy over multi-turn trajectories with PPO.</w:t>
@@ -794,7 +794,7 @@
         <w:t xml:space="preserve"> </w:t>
       </w:r>
       <w:r>
-        <w:t xml:space="preserve">(Dai et al. 2026, Sec. 5.1–5.2; Huang 2026)</w:t>
+        <w:t xml:space="preserve">[1, Sec. 5.1–5.2, 2]</w:t>
       </w:r>
       <w:r>
         <w:t xml:space="preserve">. The consequence is that</w:t>
@@ -1132,7 +1132,7 @@
         <w:t xml:space="preserve"> </w:t>
       </w:r>
       <w:r>
-        <w:t xml:space="preserve">(Carlini and others 2024; How Open Authors 2026; Surrogate Fidelity Authors 2026)</w:t>
+        <w:t xml:space="preserve">[3–5]</w:t>
       </w:r>
       <w:r>
         <w:t xml:space="preserve">.</w:t>
@@ -1583,7 +1583,7 @@
         <w:t xml:space="preserve"> </w:t>
       </w:r>
       <w:r>
-        <w:t xml:space="preserve">(Dai et al. 2026, Sec. 5.1)</w:t>
+        <w:t xml:space="preserve">[1, Sec. 5.1]</w:t>
       </w:r>
       <w:r>
         <w:t xml:space="preserve">. The remedy is staged warm-up with rejection fine-tuning (keep only positive-reward trajectories, discard looping or malformed tool use) and value pretraining with GAE targets (</w:t>
@@ -1711,7 +1711,7 @@
         <w:t xml:space="preserve"> </w:t>
       </w:r>
       <w:r>
-        <w:t xml:space="preserve">(Dai et al. 2026; Huang 2026)</w:t>
+        <w:t xml:space="preserve">[1, 2]</w:t>
       </w:r>
       <w:r>
         <w:t xml:space="preserve">.</w:t>
@@ -1738,7 +1738,7 @@
         <w:t xml:space="preserve"> </w:t>
       </w:r>
       <w:r>
-        <w:t xml:space="preserve">(INRIA Authors 2026)</w:t>
+        <w:t xml:space="preserve">[6]</w:t>
       </w:r>
       <w:r>
         <w:t xml:space="preserve">.</w:t>
@@ -1823,7 +1823,7 @@
         <w:t xml:space="preserve"> </w:t>
       </w:r>
       <w:r>
-        <w:t xml:space="preserve">(DR. KERNEL Authors 2026)</w:t>
+        <w:t xml:space="preserve">[7]</w:t>
       </w:r>
       <w:r>
         <w:t xml:space="preserve">. It states two hypotheses — saturation from training instability caused by train/inference mismatch, and an objective misaligned with meaningful speedup — monitors entropy, gradient norms and perplexity, finds</w:t>
@@ -2145,7 +2145,7 @@
         <w:t xml:space="preserve"> </w:t>
       </w:r>
       <w:r>
-        <w:t xml:space="preserve">(DR. KERNEL Authors 2026, Sec. 5.1)</w:t>
+        <w:t xml:space="preserve">[7, Sec. 5.1]</w:t>
       </w:r>
       <w:r>
         <w:t xml:space="preserve">.</w:t>
@@ -2192,7 +2192,7 @@
         <w:t xml:space="preserve"> </w:t>
       </w:r>
       <w:r>
-        <w:t xml:space="preserve">(DR. KERNEL Authors 2026, Sec. 5.1)</w:t>
+        <w:t xml:space="preserve">[7, Sec. 5.1]</w:t>
       </w:r>
       <w:r>
         <w:t xml:space="preserve">, which separates stability from capability. What MRS corrects is a distributional discrepancy between two inference engines, a property of the trajectory’s context rather than of the domain’s vocabulary.</w:t>
@@ -2219,7 +2219,7 @@
         <w:t xml:space="preserve"> </w:t>
       </w:r>
       <w:r>
-        <w:t xml:space="preserve">(Dai et al. 2026; Huang 2026)</w:t>
+        <w:t xml:space="preserve">[1, 2]</w:t>
       </w:r>
       <w:r>
         <w:t xml:space="preserve">:</w:t>
@@ -2292,7 +2292,7 @@
         <w:t xml:space="preserve"> </w:t>
       </w:r>
       <w:r>
-        <w:t xml:space="preserve">(Liu 2025)</w:t>
+        <w:t xml:space="preserve">[8]</w:t>
       </w:r>
       <w:r>
         <w:t xml:space="preserve">.</w:t>
@@ -3063,7 +3063,7 @@
         <w:t xml:space="preserve"> </w:t>
       </w:r>
       <w:r>
-        <w:t xml:space="preserve">(Omsk and others 2025)</w:t>
+        <w:t xml:space="preserve">[9]</w:t>
       </w:r>
       <w:r>
         <w:t xml:space="preserve">:</w:t>
@@ -11113,7 +11113,7 @@
       </w:r>
     </w:p>
     <w:bookmarkEnd w:id="61"/>
-    <w:bookmarkStart w:id="75" w:name="appendix-b-production-record"/>
+    <w:bookmarkStart w:id="72" w:name="appendix-b-production-record"/>
     <w:p>
       <w:pPr>
         <w:pStyle w:val="Heading2"/>
@@ -11145,26 +11145,127 @@
         <w:t xml:space="preserve">records the collaboration history, including the withdrawn first pass and the typing bias behind it. The v2 collections were built after a review pointed out that v1 had only measured reduction-shaped tasks; the KernelBench level-2 directory had been present locally throughout and had never been opened.</w:t>
       </w:r>
     </w:p>
-    <w:bookmarkStart w:id="74" w:name="refs"/>
-    <w:bookmarkStart w:id="62" w:name="ref-carlini"/>
+    <w:bookmarkStart w:id="71" w:name="refs"/>
+    <w:bookmarkStart w:id="62" w:name="ref-cudaagent"/>
     <w:p>
       <w:pPr>
         <w:pStyle w:val="Bibliography"/>
       </w:pPr>
       <w:r>
-        <w:t xml:space="preserve">Carlini, Nicholas, and others. 2024.</w:t>
-      </w:r>
-      <w:r>
-        <w:t xml:space="preserve"> </w:t>
-      </w:r>
-      <w:r>
-        <w:t xml:space="preserve">“Stealing Part of a Production Language Model.”</w:t>
-      </w:r>
-      <w:r>
-        <w:t xml:space="preserve"> </w:t>
-      </w:r>
-      <w:r>
-        <w:t xml:space="preserve">In</w:t>
+        <w:t xml:space="preserve">[1]</w:t>
+      </w:r>
+      <w:r>
+        <w:t xml:space="preserve"> </w:t>
+      </w:r>
+      <w:r>
+        <w:t xml:space="preserve">	</w:t>
+      </w:r>
+      <w:r>
+        <w:t xml:space="preserve">Dai, Weinan, Wu, Hanlin, Yu, Qiying, others.</w:t>
+      </w:r>
+      <w:r>
+        <w:t xml:space="preserve"> </w:t>
+      </w:r>
+      <w:r>
+        <w:t xml:space="preserve">CUDA Agent</w:t>
+      </w:r>
+      <w:r>
+        <w:t xml:space="preserve">: Large-scale agentic</w:t>
+      </w:r>
+      <w:r>
+        <w:t xml:space="preserve"> </w:t>
+      </w:r>
+      <w:r>
+        <w:t xml:space="preserve">RL</w:t>
+      </w:r>
+      <w:r>
+        <w:t xml:space="preserve"> </w:t>
+      </w:r>
+      <w:r>
+        <w:t xml:space="preserve">for high-performance</w:t>
+      </w:r>
+      <w:r>
+        <w:t xml:space="preserve"> </w:t>
+      </w:r>
+      <w:r>
+        <w:t xml:space="preserve">CUDA</w:t>
+      </w:r>
+      <w:r>
+        <w:t xml:space="preserve"> </w:t>
+      </w:r>
+      <w:r>
+        <w:t xml:space="preserve">kernel generation.</w:t>
+      </w:r>
+    </w:p>
+    <w:bookmarkEnd w:id="62"/>
+    <w:bookmarkStart w:id="63" w:name="ref-cudaagentblog"/>
+    <w:p>
+      <w:pPr>
+        <w:pStyle w:val="Bibliography"/>
+      </w:pPr>
+      <w:r>
+        <w:t xml:space="preserve">[2]</w:t>
+      </w:r>
+      <w:r>
+        <w:t xml:space="preserve"> </w:t>
+      </w:r>
+      <w:r>
+        <w:t xml:space="preserve">	</w:t>
+      </w:r>
+      <w:r>
+        <w:t xml:space="preserve">Huang, Jianyu.</w:t>
+      </w:r>
+      <w:r>
+        <w:t xml:space="preserve"> </w:t>
+      </w:r>
+      <w:r>
+        <w:t xml:space="preserve">CUDA Agent</w:t>
+      </w:r>
+      <w:r>
+        <w:t xml:space="preserve">: Agentic</w:t>
+      </w:r>
+      <w:r>
+        <w:t xml:space="preserve"> </w:t>
+      </w:r>
+      <w:r>
+        <w:t xml:space="preserve">RL</w:t>
+      </w:r>
+      <w:r>
+        <w:t xml:space="preserve"> </w:t>
+      </w:r>
+      <w:r>
+        <w:t xml:space="preserve">for high-performance</w:t>
+      </w:r>
+      <w:r>
+        <w:t xml:space="preserve"> </w:t>
+      </w:r>
+      <w:r>
+        <w:t xml:space="preserve">CUDA</w:t>
+      </w:r>
+      <w:r>
+        <w:t xml:space="preserve"> </w:t>
+      </w:r>
+      <w:r>
+        <w:t xml:space="preserve">kernel generation. Technical blog.</w:t>
+      </w:r>
+    </w:p>
+    <w:bookmarkEnd w:id="63"/>
+    <w:bookmarkStart w:id="64" w:name="ref-carlini"/>
+    <w:p>
+      <w:pPr>
+        <w:pStyle w:val="Bibliography"/>
+      </w:pPr>
+      <w:r>
+        <w:t xml:space="preserve">[3]</w:t>
+      </w:r>
+      <w:r>
+        <w:t xml:space="preserve"> </w:t>
+      </w:r>
+      <w:r>
+        <w:t xml:space="preserve">	</w:t>
+      </w:r>
+      <w:r>
+        <w:t xml:space="preserve">Carlini, Nicholas, others. Stealing part of a production language model.</w:t>
       </w:r>
       <w:r>
         <w:t xml:space="preserve"> </w:t>
@@ -11174,32 +11275,153 @@
           <w:iCs/>
           <w:i/>
         </w:rPr>
-        <w:t xml:space="preserve">International Conference on Machine Learning</w:t>
+        <w:t xml:space="preserve">International conference on machine learning</w:t>
       </w:r>
       <w:r>
         <w:t xml:space="preserve">.</w:t>
       </w:r>
     </w:p>
-    <w:bookmarkEnd w:id="62"/>
-    <w:bookmarkStart w:id="64" w:name="ref-cudaagent"/>
+    <w:bookmarkEnd w:id="64"/>
+    <w:bookmarkStart w:id="65" w:name="ref-howopen"/>
     <w:p>
       <w:pPr>
         <w:pStyle w:val="Bibliography"/>
       </w:pPr>
       <w:r>
-        <w:t xml:space="preserve">Dai, Weinan, Hanlin Wu, Qiying Yu, and others. 2026.</w:t>
-      </w:r>
-      <w:r>
-        <w:t xml:space="preserve"> </w:t>
-      </w:r>
-      <w:r>
-        <w:t xml:space="preserve">“</w:t>
-      </w:r>
-      <w:r>
-        <w:t xml:space="preserve">CUDA Agent</w:t>
-      </w:r>
-      <w:r>
-        <w:t xml:space="preserve">: Large-Scale Agentic</w:t>
+        <w:t xml:space="preserve">[4]</w:t>
+      </w:r>
+      <w:r>
+        <w:t xml:space="preserve"> </w:t>
+      </w:r>
+      <w:r>
+        <w:t xml:space="preserve">	</w:t>
+      </w:r>
+      <w:r>
+        <w:t xml:space="preserve">How Open Authors. How open must language models be to enable reliable scientific inference?</w:t>
+      </w:r>
+    </w:p>
+    <w:bookmarkEnd w:id="65"/>
+    <w:bookmarkStart w:id="66" w:name="ref-surrogate"/>
+    <w:p>
+      <w:pPr>
+        <w:pStyle w:val="Bibliography"/>
+      </w:pPr>
+      <w:r>
+        <w:t xml:space="preserve">[5]</w:t>
+      </w:r>
+      <w:r>
+        <w:t xml:space="preserve"> </w:t>
+      </w:r>
+      <w:r>
+        <w:t xml:space="preserve">	</w:t>
+      </w:r>
+      <w:r>
+        <w:t xml:space="preserve">Surrogate Fidelity Authors. Surrogate fidelity: When can open</w:t>
+      </w:r>
+      <w:r>
+        <w:t xml:space="preserve"> </w:t>
+      </w:r>
+      <w:r>
+        <w:t xml:space="preserve">LLMs</w:t>
+      </w:r>
+      <w:r>
+        <w:t xml:space="preserve"> </w:t>
+      </w:r>
+      <w:r>
+        <w:t xml:space="preserve">explain closed ones?</w:t>
+      </w:r>
+    </w:p>
+    <w:bookmarkEnd w:id="66"/>
+    <w:bookmarkStart w:id="67" w:name="ref-logprobtracking"/>
+    <w:p>
+      <w:pPr>
+        <w:pStyle w:val="Bibliography"/>
+      </w:pPr>
+      <w:r>
+        <w:t xml:space="preserve">[6]</w:t>
+      </w:r>
+      <w:r>
+        <w:t xml:space="preserve"> </w:t>
+      </w:r>
+      <w:r>
+        <w:t xml:space="preserve">	</w:t>
+      </w:r>
+      <w:r>
+        <w:t xml:space="preserve">INRIA Authors. Log probability tracking of</w:t>
+      </w:r>
+      <w:r>
+        <w:t xml:space="preserve"> </w:t>
+      </w:r>
+      <w:r>
+        <w:t xml:space="preserve">LLM</w:t>
+      </w:r>
+      <w:r>
+        <w:t xml:space="preserve"> </w:t>
+      </w:r>
+      <w:r>
+        <w:t xml:space="preserve">APIs</w:t>
+      </w:r>
+      <w:r>
+        <w:t xml:space="preserve">.</w:t>
+      </w:r>
+    </w:p>
+    <w:bookmarkEnd w:id="67"/>
+    <w:bookmarkStart w:id="68" w:name="ref-drkernel"/>
+    <w:p>
+      <w:pPr>
+        <w:pStyle w:val="Bibliography"/>
+      </w:pPr>
+      <w:r>
+        <w:t xml:space="preserve">[7]</w:t>
+      </w:r>
+      <w:r>
+        <w:t xml:space="preserve"> </w:t>
+      </w:r>
+      <w:r>
+        <w:t xml:space="preserve">	</w:t>
+      </w:r>
+      <w:r>
+        <w:t xml:space="preserve">DR. KERNEL Authors.</w:t>
+      </w:r>
+      <w:r>
+        <w:t xml:space="preserve"> </w:t>
+      </w:r>
+      <w:r>
+        <w:t xml:space="preserve">DR. KERNEL</w:t>
+      </w:r>
+      <w:r>
+        <w:t xml:space="preserve">: Reinforcement learning done right for</w:t>
+      </w:r>
+      <w:r>
+        <w:t xml:space="preserve"> </w:t>
+      </w:r>
+      <w:r>
+        <w:t xml:space="preserve">Triton</w:t>
+      </w:r>
+      <w:r>
+        <w:t xml:space="preserve"> </w:t>
+      </w:r>
+      <w:r>
+        <w:t xml:space="preserve">kernel generations.</w:t>
+      </w:r>
+    </w:p>
+    <w:bookmarkEnd w:id="68"/>
+    <w:bookmarkStart w:id="69" w:name="ref-liuoffpolicy"/>
+    <w:p>
+      <w:pPr>
+        <w:pStyle w:val="Bibliography"/>
+      </w:pPr>
+      <w:r>
+        <w:t xml:space="preserve">[8]</w:t>
+      </w:r>
+      <w:r>
+        <w:t xml:space="preserve"> </w:t>
+      </w:r>
+      <w:r>
+        <w:t xml:space="preserve">	</w:t>
+      </w:r>
+      <w:r>
+        <w:t xml:space="preserve">Liu, et al. Your efficient</w:t>
       </w:r>
       <w:r>
         <w:t xml:space="preserve"> </w:t>
@@ -11211,314 +11433,77 @@
         <w:t xml:space="preserve"> </w:t>
       </w:r>
       <w:r>
-        <w:t xml:space="preserve">for High-Performance</w:t>
-      </w:r>
-      <w:r>
-        <w:t xml:space="preserve"> </w:t>
-      </w:r>
-      <w:r>
-        <w:t xml:space="preserve">CUDA</w:t>
-      </w:r>
-      <w:r>
-        <w:t xml:space="preserve"> </w:t>
-      </w:r>
-      <w:r>
-        <w:t xml:space="preserve">Kernel Generation.”</w:t>
-      </w:r>
-      <w:r>
-        <w:t xml:space="preserve"> </w:t>
-      </w:r>
-      <w:hyperlink r:id="rId63">
-        <w:r>
-          <w:rPr>
-            <w:rStyle w:val="Hyperlink"/>
-          </w:rPr>
-          <w:t xml:space="preserve">https://arxiv.org/abs/2602.24286</w:t>
-        </w:r>
-      </w:hyperlink>
-      <w:r>
-        <w:t xml:space="preserve">.</w:t>
-      </w:r>
-    </w:p>
-    <w:bookmarkEnd w:id="64"/>
-    <w:bookmarkStart w:id="66" w:name="ref-drkernel"/>
+        <w:t xml:space="preserve">framework secretly brings you off-policy</w:t>
+      </w:r>
+      <w:r>
+        <w:t xml:space="preserve"> </w:t>
+      </w:r>
+      <w:r>
+        <w:t xml:space="preserve">RL</w:t>
+      </w:r>
+      <w:r>
+        <w:t xml:space="preserve"> </w:t>
+      </w:r>
+      <w:r>
+        <w:t xml:space="preserve">training.</w:t>
+      </w:r>
+    </w:p>
+    <w:bookmarkEnd w:id="69"/>
+    <w:bookmarkStart w:id="70" w:name="ref-kernelbench"/>
     <w:p>
       <w:pPr>
         <w:pStyle w:val="Bibliography"/>
       </w:pPr>
       <w:r>
-        <w:t xml:space="preserve">DR. KERNEL Authors. 2026.</w:t>
-      </w:r>
-      <w:r>
-        <w:t xml:space="preserve"> </w:t>
-      </w:r>
-      <w:r>
-        <w:t xml:space="preserve">“</w:t>
-      </w:r>
-      <w:r>
-        <w:t xml:space="preserve">DR. KERNEL</w:t>
-      </w:r>
-      <w:r>
-        <w:t xml:space="preserve">: Reinforcement Learning Done Right for</w:t>
-      </w:r>
-      <w:r>
-        <w:t xml:space="preserve"> </w:t>
-      </w:r>
-      <w:r>
-        <w:t xml:space="preserve">Triton</w:t>
-      </w:r>
-      <w:r>
-        <w:t xml:space="preserve"> </w:t>
-      </w:r>
-      <w:r>
-        <w:t xml:space="preserve">Kernel Generations.”</w:t>
-      </w:r>
-      <w:r>
-        <w:t xml:space="preserve"> </w:t>
-      </w:r>
-      <w:hyperlink r:id="rId65">
-        <w:r>
-          <w:rPr>
-            <w:rStyle w:val="Hyperlink"/>
-          </w:rPr>
-          <w:t xml:space="preserve">https://arxiv.org/abs/2602.05885</w:t>
-        </w:r>
-      </w:hyperlink>
-      <w:r>
-        <w:t xml:space="preserve">.</w:t>
-      </w:r>
-    </w:p>
-    <w:bookmarkEnd w:id="66"/>
-    <w:bookmarkStart w:id="67" w:name="ref-howopen"/>
-    <w:p>
-      <w:pPr>
-        <w:pStyle w:val="Bibliography"/>
-      </w:pPr>
-      <w:r>
-        <w:t xml:space="preserve">How Open Authors. 2026.</w:t>
-      </w:r>
-      <w:r>
-        <w:t xml:space="preserve"> </w:t>
-      </w:r>
-      <w:r>
-        <w:t xml:space="preserve">“How Open Must Language Models Be to Enable Reliable Scientific Inference?”</w:t>
-      </w:r>
-    </w:p>
-    <w:bookmarkEnd w:id="67"/>
-    <w:bookmarkStart w:id="68" w:name="ref-cudaagentblog"/>
-    <w:p>
-      <w:pPr>
-        <w:pStyle w:val="Bibliography"/>
-      </w:pPr>
-      <w:r>
-        <w:t xml:space="preserve">Huang, Jianyu. 2026.</w:t>
-      </w:r>
-      <w:r>
-        <w:t xml:space="preserve"> </w:t>
-      </w:r>
-      <w:r>
-        <w:t xml:space="preserve">“</w:t>
-      </w:r>
-      <w:r>
-        <w:t xml:space="preserve">CUDA Agent</w:t>
-      </w:r>
-      <w:r>
-        <w:t xml:space="preserve">: Agentic</w:t>
-      </w:r>
-      <w:r>
-        <w:t xml:space="preserve"> </w:t>
-      </w:r>
-      <w:r>
-        <w:t xml:space="preserve">RL</w:t>
-      </w:r>
-      <w:r>
-        <w:t xml:space="preserve"> </w:t>
-      </w:r>
-      <w:r>
-        <w:t xml:space="preserve">for High-Performance</w:t>
-      </w:r>
-      <w:r>
-        <w:t xml:space="preserve"> </w:t>
-      </w:r>
-      <w:r>
-        <w:t xml:space="preserve">CUDA</w:t>
-      </w:r>
-      <w:r>
-        <w:t xml:space="preserve"> </w:t>
-      </w:r>
-      <w:r>
-        <w:t xml:space="preserve">Kernel Generation.”</w:t>
-      </w:r>
-      <w:r>
-        <w:t xml:space="preserve"> </w:t>
-      </w:r>
-      <w:r>
-        <w:t xml:space="preserve">Technical blog.</w:t>
-      </w:r>
-    </w:p>
-    <w:bookmarkEnd w:id="68"/>
-    <w:bookmarkStart w:id="69" w:name="ref-logprobtracking"/>
-    <w:p>
-      <w:pPr>
-        <w:pStyle w:val="Bibliography"/>
-      </w:pPr>
-      <w:r>
-        <w:t xml:space="preserve">INRIA Authors. 2026.</w:t>
-      </w:r>
-      <w:r>
-        <w:t xml:space="preserve"> </w:t>
-      </w:r>
-      <w:r>
-        <w:t xml:space="preserve">“Log Probability Tracking of</w:t>
-      </w:r>
-      <w:r>
-        <w:t xml:space="preserve"> </w:t>
-      </w:r>
-      <w:r>
-        <w:t xml:space="preserve">LLM</w:t>
-      </w:r>
-      <w:r>
-        <w:t xml:space="preserve"> </w:t>
-      </w:r>
-      <w:r>
-        <w:t xml:space="preserve">APIs</w:t>
-      </w:r>
-      <w:r>
-        <w:t xml:space="preserve">.”</w:t>
-      </w:r>
-    </w:p>
-    <w:bookmarkEnd w:id="69"/>
-    <w:bookmarkStart w:id="70" w:name="ref-liuoffpolicy"/>
-    <w:p>
-      <w:pPr>
-        <w:pStyle w:val="Bibliography"/>
-      </w:pPr>
-      <w:r>
-        <w:t xml:space="preserve">Liu, et al. 2025.</w:t>
-      </w:r>
-      <w:r>
-        <w:t xml:space="preserve"> </w:t>
-      </w:r>
-      <w:r>
-        <w:t xml:space="preserve">“Your Efficient</w:t>
-      </w:r>
-      <w:r>
-        <w:t xml:space="preserve"> </w:t>
-      </w:r>
-      <w:r>
-        <w:t xml:space="preserve">RL</w:t>
-      </w:r>
-      <w:r>
-        <w:t xml:space="preserve"> </w:t>
-      </w:r>
-      <w:r>
-        <w:t xml:space="preserve">Framework Secretly Brings You Off-Policy</w:t>
-      </w:r>
-      <w:r>
-        <w:t xml:space="preserve"> </w:t>
-      </w:r>
-      <w:r>
-        <w:t xml:space="preserve">RL</w:t>
-      </w:r>
-      <w:r>
-        <w:t xml:space="preserve"> </w:t>
-      </w:r>
-      <w:r>
-        <w:t xml:space="preserve">Training.”</w:t>
+        <w:t xml:space="preserve">[9]</w:t>
+      </w:r>
+      <w:r>
+        <w:t xml:space="preserve"> </w:t>
+      </w:r>
+      <w:r>
+        <w:t xml:space="preserve">	</w:t>
+      </w:r>
+      <w:r>
+        <w:t xml:space="preserve">Omsk, Keren, others.</w:t>
+      </w:r>
+      <w:r>
+        <w:t xml:space="preserve"> </w:t>
+      </w:r>
+      <w:r>
+        <w:t xml:space="preserve">KernelBench</w:t>
+      </w:r>
+      <w:r>
+        <w:t xml:space="preserve">: Can</w:t>
+      </w:r>
+      <w:r>
+        <w:t xml:space="preserve"> </w:t>
+      </w:r>
+      <w:r>
+        <w:t xml:space="preserve">LLMs</w:t>
+      </w:r>
+      <w:r>
+        <w:t xml:space="preserve"> </w:t>
+      </w:r>
+      <w:r>
+        <w:t xml:space="preserve">write efficient</w:t>
+      </w:r>
+      <w:r>
+        <w:t xml:space="preserve"> </w:t>
+      </w:r>
+      <w:r>
+        <w:t xml:space="preserve">GPU</w:t>
+      </w:r>
+      <w:r>
+        <w:t xml:space="preserve"> </w:t>
+      </w:r>
+      <w:r>
+        <w:t xml:space="preserve">kernels?</w:t>
       </w:r>
     </w:p>
     <w:bookmarkEnd w:id="70"/>
-    <w:bookmarkStart w:id="72" w:name="ref-kernelbench"/>
-    <w:p>
-      <w:pPr>
-        <w:pStyle w:val="Bibliography"/>
-      </w:pPr>
-      <w:r>
-        <w:t xml:space="preserve">Omsk, Keren, and others. 2025.</w:t>
-      </w:r>
-      <w:r>
-        <w:t xml:space="preserve"> </w:t>
-      </w:r>
-      <w:r>
-        <w:t xml:space="preserve">“</w:t>
-      </w:r>
-      <w:r>
-        <w:t xml:space="preserve">KernelBench</w:t>
-      </w:r>
-      <w:r>
-        <w:t xml:space="preserve">: Can</w:t>
-      </w:r>
-      <w:r>
-        <w:t xml:space="preserve"> </w:t>
-      </w:r>
-      <w:r>
-        <w:t xml:space="preserve">LLMs</w:t>
-      </w:r>
-      <w:r>
-        <w:t xml:space="preserve"> </w:t>
-      </w:r>
-      <w:r>
-        <w:t xml:space="preserve">Write Efficient</w:t>
-      </w:r>
-      <w:r>
-        <w:t xml:space="preserve"> </w:t>
-      </w:r>
-      <w:r>
-        <w:t xml:space="preserve">GPU</w:t>
-      </w:r>
-      <w:r>
-        <w:t xml:space="preserve"> </w:t>
-      </w:r>
-      <w:r>
-        <w:t xml:space="preserve">Kernels?”</w:t>
-      </w:r>
-      <w:r>
-        <w:t xml:space="preserve"> </w:t>
-      </w:r>
-      <w:hyperlink r:id="rId71">
-        <w:r>
-          <w:rPr>
-            <w:rStyle w:val="Hyperlink"/>
-          </w:rPr>
-          <w:t xml:space="preserve">https://arxiv.org/abs/2501.11067</w:t>
-        </w:r>
-      </w:hyperlink>
-      <w:r>
-        <w:t xml:space="preserve">.</w:t>
-      </w:r>
-    </w:p>
+    <w:bookmarkEnd w:id="71"/>
     <w:bookmarkEnd w:id="72"/>
-    <w:bookmarkStart w:id="73" w:name="ref-surrogate"/>
-    <w:p>
-      <w:pPr>
-        <w:pStyle w:val="Bibliography"/>
-      </w:pPr>
-      <w:r>
-        <w:t xml:space="preserve">Surrogate Fidelity Authors. 2026.</w:t>
-      </w:r>
-      <w:r>
-        <w:t xml:space="preserve"> </w:t>
-      </w:r>
-      <w:r>
-        <w:t xml:space="preserve">“Surrogate Fidelity: When Can Open</w:t>
-      </w:r>
-      <w:r>
-        <w:t xml:space="preserve"> </w:t>
-      </w:r>
-      <w:r>
-        <w:t xml:space="preserve">LLMs</w:t>
-      </w:r>
-      <w:r>
-        <w:t xml:space="preserve"> </w:t>
-      </w:r>
-      <w:r>
-        <w:t xml:space="preserve">Explain Closed Ones?”</w:t>
-      </w:r>
-    </w:p>
     <w:bookmarkEnd w:id="73"/>
-    <w:bookmarkEnd w:id="74"/>
-    <w:bookmarkEnd w:id="75"/>
-    <w:bookmarkEnd w:id="76"/>
     <w:sectPr/>
   </w:body>
 </w:document>

--- a/lowprob-attribution/v2/stage5_finalize/paper.docx
+++ b/lowprob-attribution/v2/stage5_finalize/paper.docx
@@ -28,7 +28,7 @@
         </w:p>
       </w:sdtContent>
     </w:sdt>
-    <w:bookmarkStart w:id="73" w:name="Xed0267256f7aa54be1bb78c96bec0ec0a5d3853"/>
+    <w:bookmarkStart w:id="72" w:name="Xed0267256f7aa54be1bb78c96bec0ec0a5d3853"/>
     <w:p>
       <w:pPr>
         <w:pStyle w:val="Heading1"/>
@@ -10488,671 +10488,713 @@
       </w:r>
     </w:p>
     <w:bookmarkEnd w:id="59"/>
-    <w:bookmarkStart w:id="60" w:name="references"/>
+    <w:bookmarkStart w:id="60" w:name="appendix-a-reproducibility"/>
     <w:p>
       <w:pPr>
         <w:pStyle w:val="Heading2"/>
       </w:pPr>
       <w:r>
-        <w:t xml:space="preserve">References</w:t>
+        <w:t xml:space="preserve">Appendix A — Reproducibility</w:t>
+      </w:r>
+    </w:p>
+    <w:p>
+      <w:pPr>
+        <w:pStyle w:val="SourceCode"/>
+      </w:pPr>
+      <w:r>
+        <w:rPr>
+          <w:rStyle w:val="CommentTok"/>
+        </w:rPr>
+        <w:t xml:space="preserve"># Pre-flight</w:t>
+      </w:r>
+      <w:r>
+        <w:br/>
+      </w:r>
+      <w:r>
+        <w:rPr>
+          <w:rStyle w:val="ExtensionTok"/>
+        </w:rPr>
+        <w:t xml:space="preserve">python</w:t>
+      </w:r>
+      <w:r>
+        <w:rPr>
+          <w:rStyle w:val="NormalTok"/>
+        </w:rPr>
+        <w:t xml:space="preserve"> scripts/check_plaintext_logprobs.py </w:t>
+      </w:r>
+      <w:r>
+        <w:rPr>
+          <w:rStyle w:val="AttributeTok"/>
+        </w:rPr>
+        <w:t xml:space="preserve">--model</w:t>
+      </w:r>
+      <w:r>
+        <w:rPr>
+          <w:rStyle w:val="NormalTok"/>
+        </w:rPr>
+        <w:t xml:space="preserve"> deepseek-chat </w:t>
+      </w:r>
+      <w:r>
+        <w:rPr>
+          <w:rStyle w:val="AttributeTok"/>
+        </w:rPr>
+        <w:t xml:space="preserve">--max-tokens</w:t>
+      </w:r>
+      <w:r>
+        <w:rPr>
+          <w:rStyle w:val="NormalTok"/>
+        </w:rPr>
+        <w:t xml:space="preserve"> 16000</w:t>
+      </w:r>
+      <w:r>
+        <w:br/>
+      </w:r>
+      <w:r>
+        <w:br/>
+      </w:r>
+      <w:r>
+        <w:rPr>
+          <w:rStyle w:val="CommentTok"/>
+        </w:rPr>
+        <w:t xml:space="preserve"># Family A</w:t>
+      </w:r>
+      <w:r>
+        <w:br/>
+      </w:r>
+      <w:r>
+        <w:rPr>
+          <w:rStyle w:val="ExtensionTok"/>
+        </w:rPr>
+        <w:t xml:space="preserve">python</w:t>
+      </w:r>
+      <w:r>
+        <w:rPr>
+          <w:rStyle w:val="NormalTok"/>
+        </w:rPr>
+        <w:t xml:space="preserve"> scripts/loop_driver.py </w:t>
+      </w:r>
+      <w:r>
+        <w:rPr>
+          <w:rStyle w:val="AttributeTok"/>
+        </w:rPr>
+        <w:t xml:space="preserve">--tasks</w:t>
+      </w:r>
+      <w:r>
+        <w:rPr>
+          <w:rStyle w:val="NormalTok"/>
+        </w:rPr>
+        <w:t xml:space="preserve"> row_reduce vector_affine </w:t>
+      </w:r>
+      <w:r>
+        <w:rPr>
+          <w:rStyle w:val="DataTypeTok"/>
+        </w:rPr>
+        <w:t xml:space="preserve">\</w:t>
+      </w:r>
+      <w:r>
+        <w:br/>
+      </w:r>
+      <w:r>
+        <w:rPr>
+          <w:rStyle w:val="NormalTok"/>
+        </w:rPr>
+        <w:t xml:space="preserve">    </w:t>
+      </w:r>
+      <w:r>
+        <w:rPr>
+          <w:rStyle w:val="AttributeTok"/>
+        </w:rPr>
+        <w:t xml:space="preserve">--conditions</w:t>
+      </w:r>
+      <w:r>
+        <w:rPr>
+          <w:rStyle w:val="NormalTok"/>
+        </w:rPr>
+        <w:t xml:space="preserve"> full truncated </w:t>
+      </w:r>
+      <w:r>
+        <w:rPr>
+          <w:rStyle w:val="AttributeTok"/>
+        </w:rPr>
+        <w:t xml:space="preserve">--repeats</w:t>
+      </w:r>
+      <w:r>
+        <w:rPr>
+          <w:rStyle w:val="NormalTok"/>
+        </w:rPr>
+        <w:t xml:space="preserve"> 16 </w:t>
+      </w:r>
+      <w:r>
+        <w:rPr>
+          <w:rStyle w:val="AttributeTok"/>
+        </w:rPr>
+        <w:t xml:space="preserve">--max-turns</w:t>
+      </w:r>
+      <w:r>
+        <w:rPr>
+          <w:rStyle w:val="NormalTok"/>
+        </w:rPr>
+        <w:t xml:space="preserve"> 8 </w:t>
+      </w:r>
+      <w:r>
+        <w:rPr>
+          <w:rStyle w:val="DataTypeTok"/>
+        </w:rPr>
+        <w:t xml:space="preserve">\</w:t>
+      </w:r>
+      <w:r>
+        <w:br/>
+      </w:r>
+      <w:r>
+        <w:rPr>
+          <w:rStyle w:val="NormalTok"/>
+        </w:rPr>
+        <w:t xml:space="preserve">    </w:t>
+      </w:r>
+      <w:r>
+        <w:rPr>
+          <w:rStyle w:val="AttributeTok"/>
+        </w:rPr>
+        <w:t xml:space="preserve">--model</w:t>
+      </w:r>
+      <w:r>
+        <w:rPr>
+          <w:rStyle w:val="NormalTok"/>
+        </w:rPr>
+        <w:t xml:space="preserve"> deepseek-chat </w:t>
+      </w:r>
+      <w:r>
+        <w:rPr>
+          <w:rStyle w:val="AttributeTok"/>
+        </w:rPr>
+        <w:t xml:space="preserve">--runs-root</w:t>
+      </w:r>
+      <w:r>
+        <w:rPr>
+          <w:rStyle w:val="NormalTok"/>
+        </w:rPr>
+        <w:t xml:space="preserve"> lowprob-attribution/runs-formal</w:t>
+      </w:r>
+      <w:r>
+        <w:br/>
+      </w:r>
+      <w:r>
+        <w:rPr>
+          <w:rStyle w:val="ExtensionTok"/>
+        </w:rPr>
+        <w:t xml:space="preserve">python</w:t>
+      </w:r>
+      <w:r>
+        <w:rPr>
+          <w:rStyle w:val="NormalTok"/>
+        </w:rPr>
+        <w:t xml:space="preserve"> scripts/loop_driver.py </w:t>
+      </w:r>
+      <w:r>
+        <w:rPr>
+          <w:rStyle w:val="AttributeTok"/>
+        </w:rPr>
+        <w:t xml:space="preserve">--heldout</w:t>
+      </w:r>
+      <w:r>
+        <w:rPr>
+          <w:rStyle w:val="NormalTok"/>
+        </w:rPr>
+        <w:t xml:space="preserve"> </w:t>
+      </w:r>
+      <w:r>
+        <w:rPr>
+          <w:rStyle w:val="AttributeTok"/>
+        </w:rPr>
+        <w:t xml:space="preserve">--tasks</w:t>
+      </w:r>
+      <w:r>
+        <w:rPr>
+          <w:rStyle w:val="NormalTok"/>
+        </w:rPr>
+        <w:t xml:space="preserve"> layernorm_rows softmax_rows </w:t>
+      </w:r>
+      <w:r>
+        <w:rPr>
+          <w:rStyle w:val="DataTypeTok"/>
+        </w:rPr>
+        <w:t xml:space="preserve">\</w:t>
+      </w:r>
+      <w:r>
+        <w:br/>
+      </w:r>
+      <w:r>
+        <w:rPr>
+          <w:rStyle w:val="NormalTok"/>
+        </w:rPr>
+        <w:t xml:space="preserve">    </w:t>
+      </w:r>
+      <w:r>
+        <w:rPr>
+          <w:rStyle w:val="AttributeTok"/>
+        </w:rPr>
+        <w:t xml:space="preserve">--conditions</w:t>
+      </w:r>
+      <w:r>
+        <w:rPr>
+          <w:rStyle w:val="NormalTok"/>
+        </w:rPr>
+        <w:t xml:space="preserve"> full truncated </w:t>
+      </w:r>
+      <w:r>
+        <w:rPr>
+          <w:rStyle w:val="AttributeTok"/>
+        </w:rPr>
+        <w:t xml:space="preserve">--repeats</w:t>
+      </w:r>
+      <w:r>
+        <w:rPr>
+          <w:rStyle w:val="NormalTok"/>
+        </w:rPr>
+        <w:t xml:space="preserve"> 16 </w:t>
+      </w:r>
+      <w:r>
+        <w:rPr>
+          <w:rStyle w:val="AttributeTok"/>
+        </w:rPr>
+        <w:t xml:space="preserve">--max-turns</w:t>
+      </w:r>
+      <w:r>
+        <w:rPr>
+          <w:rStyle w:val="NormalTok"/>
+        </w:rPr>
+        <w:t xml:space="preserve"> 8 </w:t>
+      </w:r>
+      <w:r>
+        <w:rPr>
+          <w:rStyle w:val="DataTypeTok"/>
+        </w:rPr>
+        <w:t xml:space="preserve">\</w:t>
+      </w:r>
+      <w:r>
+        <w:br/>
+      </w:r>
+      <w:r>
+        <w:rPr>
+          <w:rStyle w:val="NormalTok"/>
+        </w:rPr>
+        <w:t xml:space="preserve">    </w:t>
+      </w:r>
+      <w:r>
+        <w:rPr>
+          <w:rStyle w:val="AttributeTok"/>
+        </w:rPr>
+        <w:t xml:space="preserve">--model</w:t>
+      </w:r>
+      <w:r>
+        <w:rPr>
+          <w:rStyle w:val="NormalTok"/>
+        </w:rPr>
+        <w:t xml:space="preserve"> deepseek-chat </w:t>
+      </w:r>
+      <w:r>
+        <w:rPr>
+          <w:rStyle w:val="AttributeTok"/>
+        </w:rPr>
+        <w:t xml:space="preserve">--runs-root</w:t>
+      </w:r>
+      <w:r>
+        <w:rPr>
+          <w:rStyle w:val="NormalTok"/>
+        </w:rPr>
+        <w:t xml:space="preserve"> lowprob-attribution/runs-formal</w:t>
+      </w:r>
+      <w:r>
+        <w:br/>
+      </w:r>
+      <w:r>
+        <w:br/>
+      </w:r>
+      <w:r>
+        <w:rPr>
+          <w:rStyle w:val="CommentTok"/>
+        </w:rPr>
+        <w:t xml:space="preserve"># Family B</w:t>
+      </w:r>
+      <w:r>
+        <w:br/>
+      </w:r>
+      <w:r>
+        <w:rPr>
+          <w:rStyle w:val="ExtensionTok"/>
+        </w:rPr>
+        <w:t xml:space="preserve">python</w:t>
+      </w:r>
+      <w:r>
+        <w:rPr>
+          <w:rStyle w:val="NormalTok"/>
+        </w:rPr>
+        <w:t xml:space="preserve"> scripts/make_kb2_tasks.py </w:t>
+      </w:r>
+      <w:r>
+        <w:rPr>
+          <w:rStyle w:val="AttributeTok"/>
+        </w:rPr>
+        <w:t xml:space="preserve">--out</w:t>
+      </w:r>
+      <w:r>
+        <w:rPr>
+          <w:rStyle w:val="NormalTok"/>
+        </w:rPr>
+        <w:t xml:space="preserve"> tasks-kb2 </w:t>
+      </w:r>
+      <w:r>
+        <w:rPr>
+          <w:rStyle w:val="AttributeTok"/>
+        </w:rPr>
+        <w:t xml:space="preserve">--names</w:t>
+      </w:r>
+      <w:r>
+        <w:rPr>
+          <w:rStyle w:val="NormalTok"/>
+        </w:rPr>
+        <w:t xml:space="preserve"> </w:t>
+      </w:r>
+      <w:r>
+        <w:rPr>
+          <w:rStyle w:val="DataTypeTok"/>
+        </w:rPr>
+        <w:t xml:space="preserve">\</w:t>
+      </w:r>
+      <w:r>
+        <w:br/>
+      </w:r>
+      <w:r>
+        <w:rPr>
+          <w:rStyle w:val="NormalTok"/>
+        </w:rPr>
+        <w:t xml:space="preserve">    12_Gemm_Multiply_LeakyReLU 1_Conv2D_ReLU_BiasAdd 14_Gemm_Divide_Sum_Scaling </w:t>
+      </w:r>
+      <w:r>
+        <w:rPr>
+          <w:rStyle w:val="DataTypeTok"/>
+        </w:rPr>
+        <w:t xml:space="preserve">\</w:t>
+      </w:r>
+      <w:r>
+        <w:br/>
+      </w:r>
+      <w:r>
+        <w:rPr>
+          <w:rStyle w:val="NormalTok"/>
+        </w:rPr>
+        <w:t xml:space="preserve">    17_Conv2d_InstanceNorm_Divide 19_ConvTranspose2d_GELU_GroupNorm</w:t>
+      </w:r>
+      <w:r>
+        <w:br/>
+      </w:r>
+      <w:r>
+        <w:rPr>
+          <w:rStyle w:val="ExtensionTok"/>
+        </w:rPr>
+        <w:t xml:space="preserve">python</w:t>
+      </w:r>
+      <w:r>
+        <w:rPr>
+          <w:rStyle w:val="NormalTok"/>
+        </w:rPr>
+        <w:t xml:space="preserve"> scripts/loop_driver.py </w:t>
+      </w:r>
+      <w:r>
+        <w:rPr>
+          <w:rStyle w:val="AttributeTok"/>
+        </w:rPr>
+        <w:t xml:space="preserve">--tasks-root</w:t>
+      </w:r>
+      <w:r>
+        <w:rPr>
+          <w:rStyle w:val="NormalTok"/>
+        </w:rPr>
+        <w:t xml:space="preserve"> tasks-kb2 </w:t>
+      </w:r>
+      <w:r>
+        <w:rPr>
+          <w:rStyle w:val="DataTypeTok"/>
+        </w:rPr>
+        <w:t xml:space="preserve">\</w:t>
+      </w:r>
+      <w:r>
+        <w:br/>
+      </w:r>
+      <w:r>
+        <w:rPr>
+          <w:rStyle w:val="NormalTok"/>
+        </w:rPr>
+        <w:t xml:space="preserve">    </w:t>
+      </w:r>
+      <w:r>
+        <w:rPr>
+          <w:rStyle w:val="AttributeTok"/>
+        </w:rPr>
+        <w:t xml:space="preserve">--tasks</w:t>
+      </w:r>
+      <w:r>
+        <w:rPr>
+          <w:rStyle w:val="NormalTok"/>
+        </w:rPr>
+        <w:t xml:space="preserve"> 12_gemm_multiply_leakyrelu 1_conv2d_relu_biasadd </w:t>
+      </w:r>
+      <w:r>
+        <w:rPr>
+          <w:rStyle w:val="DataTypeTok"/>
+        </w:rPr>
+        <w:t xml:space="preserve">\</w:t>
+      </w:r>
+      <w:r>
+        <w:br/>
+      </w:r>
+      <w:r>
+        <w:rPr>
+          <w:rStyle w:val="NormalTok"/>
+        </w:rPr>
+        <w:t xml:space="preserve">            14_gemm_divide_sum_scaling 17_conv2d_instancenorm_divide </w:t>
+      </w:r>
+      <w:r>
+        <w:rPr>
+          <w:rStyle w:val="DataTypeTok"/>
+        </w:rPr>
+        <w:t xml:space="preserve">\</w:t>
+      </w:r>
+      <w:r>
+        <w:br/>
+      </w:r>
+      <w:r>
+        <w:rPr>
+          <w:rStyle w:val="NormalTok"/>
+        </w:rPr>
+        <w:t xml:space="preserve">            19_convtranspose2d_gelu_groupnorm </w:t>
+      </w:r>
+      <w:r>
+        <w:rPr>
+          <w:rStyle w:val="DataTypeTok"/>
+        </w:rPr>
+        <w:t xml:space="preserve">\</w:t>
+      </w:r>
+      <w:r>
+        <w:br/>
+      </w:r>
+      <w:r>
+        <w:rPr>
+          <w:rStyle w:val="NormalTok"/>
+        </w:rPr>
+        <w:t xml:space="preserve">    </w:t>
+      </w:r>
+      <w:r>
+        <w:rPr>
+          <w:rStyle w:val="AttributeTok"/>
+        </w:rPr>
+        <w:t xml:space="preserve">--conditions</w:t>
+      </w:r>
+      <w:r>
+        <w:rPr>
+          <w:rStyle w:val="NormalTok"/>
+        </w:rPr>
+        <w:t xml:space="preserve"> full truncated </w:t>
+      </w:r>
+      <w:r>
+        <w:rPr>
+          <w:rStyle w:val="AttributeTok"/>
+        </w:rPr>
+        <w:t xml:space="preserve">--repeats</w:t>
+      </w:r>
+      <w:r>
+        <w:rPr>
+          <w:rStyle w:val="NormalTok"/>
+        </w:rPr>
+        <w:t xml:space="preserve"> 4 </w:t>
+      </w:r>
+      <w:r>
+        <w:rPr>
+          <w:rStyle w:val="AttributeTok"/>
+        </w:rPr>
+        <w:t xml:space="preserve">--max-turns</w:t>
+      </w:r>
+      <w:r>
+        <w:rPr>
+          <w:rStyle w:val="NormalTok"/>
+        </w:rPr>
+        <w:t xml:space="preserve"> 6 </w:t>
+      </w:r>
+      <w:r>
+        <w:rPr>
+          <w:rStyle w:val="DataTypeTok"/>
+        </w:rPr>
+        <w:t xml:space="preserve">\</w:t>
+      </w:r>
+      <w:r>
+        <w:br/>
+      </w:r>
+      <w:r>
+        <w:rPr>
+          <w:rStyle w:val="NormalTok"/>
+        </w:rPr>
+        <w:t xml:space="preserve">    </w:t>
+      </w:r>
+      <w:r>
+        <w:rPr>
+          <w:rStyle w:val="AttributeTok"/>
+        </w:rPr>
+        <w:t xml:space="preserve">--model</w:t>
+      </w:r>
+      <w:r>
+        <w:rPr>
+          <w:rStyle w:val="NormalTok"/>
+        </w:rPr>
+        <w:t xml:space="preserve"> deepseek-chat </w:t>
+      </w:r>
+      <w:r>
+        <w:rPr>
+          <w:rStyle w:val="AttributeTok"/>
+        </w:rPr>
+        <w:t xml:space="preserve">--runs-root</w:t>
+      </w:r>
+      <w:r>
+        <w:rPr>
+          <w:rStyle w:val="NormalTok"/>
+        </w:rPr>
+        <w:t xml:space="preserve"> lowprob-attribution/runs-kb2</w:t>
+      </w:r>
+      <w:r>
+        <w:br/>
+      </w:r>
+      <w:r>
+        <w:br/>
+      </w:r>
+      <w:r>
+        <w:rPr>
+          <w:rStyle w:val="CommentTok"/>
+        </w:rPr>
+        <w:t xml:space="preserve"># Analysis</w:t>
+      </w:r>
+      <w:r>
+        <w:br/>
+      </w:r>
+      <w:r>
+        <w:rPr>
+          <w:rStyle w:val="ExtensionTok"/>
+        </w:rPr>
+        <w:t xml:space="preserve">python</w:t>
+      </w:r>
+      <w:r>
+        <w:rPr>
+          <w:rStyle w:val="NormalTok"/>
+        </w:rPr>
+        <w:t xml:space="preserve"> scripts/stream_stats.py lowprob-attribution/runs-kb2</w:t>
+      </w:r>
+      <w:r>
+        <w:br/>
+      </w:r>
+      <w:r>
+        <w:rPr>
+          <w:rStyle w:val="ExtensionTok"/>
+        </w:rPr>
+        <w:t xml:space="preserve">python</w:t>
+      </w:r>
+      <w:r>
+        <w:rPr>
+          <w:rStyle w:val="NormalTok"/>
+        </w:rPr>
+        <w:t xml:space="preserve"> scripts/make_figures.py</w:t>
       </w:r>
     </w:p>
     <w:bookmarkEnd w:id="60"/>
-    <w:bookmarkStart w:id="61" w:name="appendix-a-reproducibility"/>
+    <w:bookmarkStart w:id="71" w:name="appendix-b-production-record"/>
     <w:p>
       <w:pPr>
         <w:pStyle w:val="Heading2"/>
       </w:pPr>
       <w:r>
-        <w:t xml:space="preserve">Appendix A — Reproducibility</w:t>
-      </w:r>
-    </w:p>
-    <w:p>
-      <w:pPr>
-        <w:pStyle w:val="SourceCode"/>
-      </w:pPr>
-      <w:r>
-        <w:rPr>
-          <w:rStyle w:val="CommentTok"/>
-        </w:rPr>
-        <w:t xml:space="preserve"># Pre-flight</w:t>
-      </w:r>
-      <w:r>
-        <w:br/>
-      </w:r>
-      <w:r>
-        <w:rPr>
-          <w:rStyle w:val="ExtensionTok"/>
-        </w:rPr>
-        <w:t xml:space="preserve">python</w:t>
-      </w:r>
-      <w:r>
-        <w:rPr>
-          <w:rStyle w:val="NormalTok"/>
-        </w:rPr>
-        <w:t xml:space="preserve"> scripts/check_plaintext_logprobs.py </w:t>
-      </w:r>
-      <w:r>
-        <w:rPr>
-          <w:rStyle w:val="AttributeTok"/>
-        </w:rPr>
-        <w:t xml:space="preserve">--model</w:t>
-      </w:r>
-      <w:r>
-        <w:rPr>
-          <w:rStyle w:val="NormalTok"/>
-        </w:rPr>
-        <w:t xml:space="preserve"> deepseek-chat </w:t>
-      </w:r>
-      <w:r>
-        <w:rPr>
-          <w:rStyle w:val="AttributeTok"/>
-        </w:rPr>
-        <w:t xml:space="preserve">--max-tokens</w:t>
-      </w:r>
-      <w:r>
-        <w:rPr>
-          <w:rStyle w:val="NormalTok"/>
-        </w:rPr>
-        <w:t xml:space="preserve"> 16000</w:t>
-      </w:r>
-      <w:r>
-        <w:br/>
-      </w:r>
-      <w:r>
-        <w:br/>
-      </w:r>
-      <w:r>
-        <w:rPr>
-          <w:rStyle w:val="CommentTok"/>
-        </w:rPr>
-        <w:t xml:space="preserve"># Family A</w:t>
-      </w:r>
-      <w:r>
-        <w:br/>
-      </w:r>
-      <w:r>
-        <w:rPr>
-          <w:rStyle w:val="ExtensionTok"/>
-        </w:rPr>
-        <w:t xml:space="preserve">python</w:t>
-      </w:r>
-      <w:r>
-        <w:rPr>
-          <w:rStyle w:val="NormalTok"/>
-        </w:rPr>
-        <w:t xml:space="preserve"> scripts/loop_driver.py </w:t>
-      </w:r>
-      <w:r>
-        <w:rPr>
-          <w:rStyle w:val="AttributeTok"/>
-        </w:rPr>
-        <w:t xml:space="preserve">--tasks</w:t>
-      </w:r>
-      <w:r>
-        <w:rPr>
-          <w:rStyle w:val="NormalTok"/>
-        </w:rPr>
-        <w:t xml:space="preserve"> row_reduce vector_affine </w:t>
-      </w:r>
-      <w:r>
-        <w:rPr>
-          <w:rStyle w:val="DataTypeTok"/>
-        </w:rPr>
-        <w:t xml:space="preserve">\</w:t>
-      </w:r>
-      <w:r>
-        <w:br/>
-      </w:r>
-      <w:r>
-        <w:rPr>
-          <w:rStyle w:val="NormalTok"/>
-        </w:rPr>
-        <w:t xml:space="preserve">    </w:t>
-      </w:r>
-      <w:r>
-        <w:rPr>
-          <w:rStyle w:val="AttributeTok"/>
-        </w:rPr>
-        <w:t xml:space="preserve">--conditions</w:t>
-      </w:r>
-      <w:r>
-        <w:rPr>
-          <w:rStyle w:val="NormalTok"/>
-        </w:rPr>
-        <w:t xml:space="preserve"> full truncated </w:t>
-      </w:r>
-      <w:r>
-        <w:rPr>
-          <w:rStyle w:val="AttributeTok"/>
-        </w:rPr>
-        <w:t xml:space="preserve">--repeats</w:t>
-      </w:r>
-      <w:r>
-        <w:rPr>
-          <w:rStyle w:val="NormalTok"/>
-        </w:rPr>
-        <w:t xml:space="preserve"> 16 </w:t>
-      </w:r>
-      <w:r>
-        <w:rPr>
-          <w:rStyle w:val="AttributeTok"/>
-        </w:rPr>
-        <w:t xml:space="preserve">--max-turns</w:t>
-      </w:r>
-      <w:r>
-        <w:rPr>
-          <w:rStyle w:val="NormalTok"/>
-        </w:rPr>
-        <w:t xml:space="preserve"> 8 </w:t>
-      </w:r>
-      <w:r>
-        <w:rPr>
-          <w:rStyle w:val="DataTypeTok"/>
-        </w:rPr>
-        <w:t xml:space="preserve">\</w:t>
-      </w:r>
-      <w:r>
-        <w:br/>
-      </w:r>
-      <w:r>
-        <w:rPr>
-          <w:rStyle w:val="NormalTok"/>
-        </w:rPr>
-        <w:t xml:space="preserve">    </w:t>
-      </w:r>
-      <w:r>
-        <w:rPr>
-          <w:rStyle w:val="AttributeTok"/>
-        </w:rPr>
-        <w:t xml:space="preserve">--model</w:t>
-      </w:r>
-      <w:r>
-        <w:rPr>
-          <w:rStyle w:val="NormalTok"/>
-        </w:rPr>
-        <w:t xml:space="preserve"> deepseek-chat </w:t>
-      </w:r>
-      <w:r>
-        <w:rPr>
-          <w:rStyle w:val="AttributeTok"/>
-        </w:rPr>
-        <w:t xml:space="preserve">--runs-root</w:t>
-      </w:r>
-      <w:r>
-        <w:rPr>
-          <w:rStyle w:val="NormalTok"/>
-        </w:rPr>
-        <w:t xml:space="preserve"> lowprob-attribution/runs-formal</w:t>
-      </w:r>
-      <w:r>
-        <w:br/>
-      </w:r>
-      <w:r>
-        <w:rPr>
-          <w:rStyle w:val="ExtensionTok"/>
-        </w:rPr>
-        <w:t xml:space="preserve">python</w:t>
-      </w:r>
-      <w:r>
-        <w:rPr>
-          <w:rStyle w:val="NormalTok"/>
-        </w:rPr>
-        <w:t xml:space="preserve"> scripts/loop_driver.py </w:t>
-      </w:r>
-      <w:r>
-        <w:rPr>
-          <w:rStyle w:val="AttributeTok"/>
-        </w:rPr>
-        <w:t xml:space="preserve">--heldout</w:t>
-      </w:r>
-      <w:r>
-        <w:rPr>
-          <w:rStyle w:val="NormalTok"/>
-        </w:rPr>
-        <w:t xml:space="preserve"> </w:t>
-      </w:r>
-      <w:r>
-        <w:rPr>
-          <w:rStyle w:val="AttributeTok"/>
-        </w:rPr>
-        <w:t xml:space="preserve">--tasks</w:t>
-      </w:r>
-      <w:r>
-        <w:rPr>
-          <w:rStyle w:val="NormalTok"/>
-        </w:rPr>
-        <w:t xml:space="preserve"> layernorm_rows softmax_rows </w:t>
-      </w:r>
-      <w:r>
-        <w:rPr>
-          <w:rStyle w:val="DataTypeTok"/>
-        </w:rPr>
-        <w:t xml:space="preserve">\</w:t>
-      </w:r>
-      <w:r>
-        <w:br/>
-      </w:r>
-      <w:r>
-        <w:rPr>
-          <w:rStyle w:val="NormalTok"/>
-        </w:rPr>
-        <w:t xml:space="preserve">    </w:t>
-      </w:r>
-      <w:r>
-        <w:rPr>
-          <w:rStyle w:val="AttributeTok"/>
-        </w:rPr>
-        <w:t xml:space="preserve">--conditions</w:t>
-      </w:r>
-      <w:r>
-        <w:rPr>
-          <w:rStyle w:val="NormalTok"/>
-        </w:rPr>
-        <w:t xml:space="preserve"> full truncated </w:t>
-      </w:r>
-      <w:r>
-        <w:rPr>
-          <w:rStyle w:val="AttributeTok"/>
-        </w:rPr>
-        <w:t xml:space="preserve">--repeats</w:t>
-      </w:r>
-      <w:r>
-        <w:rPr>
-          <w:rStyle w:val="NormalTok"/>
-        </w:rPr>
-        <w:t xml:space="preserve"> 16 </w:t>
-      </w:r>
-      <w:r>
-        <w:rPr>
-          <w:rStyle w:val="AttributeTok"/>
-        </w:rPr>
-        <w:t xml:space="preserve">--max-turns</w:t>
-      </w:r>
-      <w:r>
-        <w:rPr>
-          <w:rStyle w:val="NormalTok"/>
-        </w:rPr>
-        <w:t xml:space="preserve"> 8 </w:t>
-      </w:r>
-      <w:r>
-        <w:rPr>
-          <w:rStyle w:val="DataTypeTok"/>
-        </w:rPr>
-        <w:t xml:space="preserve">\</w:t>
-      </w:r>
-      <w:r>
-        <w:br/>
-      </w:r>
-      <w:r>
-        <w:rPr>
-          <w:rStyle w:val="NormalTok"/>
-        </w:rPr>
-        <w:t xml:space="preserve">    </w:t>
-      </w:r>
-      <w:r>
-        <w:rPr>
-          <w:rStyle w:val="AttributeTok"/>
-        </w:rPr>
-        <w:t xml:space="preserve">--model</w:t>
-      </w:r>
-      <w:r>
-        <w:rPr>
-          <w:rStyle w:val="NormalTok"/>
-        </w:rPr>
-        <w:t xml:space="preserve"> deepseek-chat </w:t>
-      </w:r>
-      <w:r>
-        <w:rPr>
-          <w:rStyle w:val="AttributeTok"/>
-        </w:rPr>
-        <w:t xml:space="preserve">--runs-root</w:t>
-      </w:r>
-      <w:r>
-        <w:rPr>
-          <w:rStyle w:val="NormalTok"/>
-        </w:rPr>
-        <w:t xml:space="preserve"> lowprob-attribution/runs-formal</w:t>
-      </w:r>
-      <w:r>
-        <w:br/>
-      </w:r>
-      <w:r>
-        <w:br/>
-      </w:r>
-      <w:r>
-        <w:rPr>
-          <w:rStyle w:val="CommentTok"/>
-        </w:rPr>
-        <w:t xml:space="preserve"># Family B</w:t>
-      </w:r>
-      <w:r>
-        <w:br/>
-      </w:r>
-      <w:r>
-        <w:rPr>
-          <w:rStyle w:val="ExtensionTok"/>
-        </w:rPr>
-        <w:t xml:space="preserve">python</w:t>
-      </w:r>
-      <w:r>
-        <w:rPr>
-          <w:rStyle w:val="NormalTok"/>
-        </w:rPr>
-        <w:t xml:space="preserve"> scripts/make_kb2_tasks.py </w:t>
-      </w:r>
-      <w:r>
-        <w:rPr>
-          <w:rStyle w:val="AttributeTok"/>
-        </w:rPr>
-        <w:t xml:space="preserve">--out</w:t>
-      </w:r>
-      <w:r>
-        <w:rPr>
-          <w:rStyle w:val="NormalTok"/>
-        </w:rPr>
-        <w:t xml:space="preserve"> tasks-kb2 </w:t>
-      </w:r>
-      <w:r>
-        <w:rPr>
-          <w:rStyle w:val="AttributeTok"/>
-        </w:rPr>
-        <w:t xml:space="preserve">--names</w:t>
-      </w:r>
-      <w:r>
-        <w:rPr>
-          <w:rStyle w:val="NormalTok"/>
-        </w:rPr>
-        <w:t xml:space="preserve"> </w:t>
-      </w:r>
-      <w:r>
-        <w:rPr>
-          <w:rStyle w:val="DataTypeTok"/>
-        </w:rPr>
-        <w:t xml:space="preserve">\</w:t>
-      </w:r>
-      <w:r>
-        <w:br/>
-      </w:r>
-      <w:r>
-        <w:rPr>
-          <w:rStyle w:val="NormalTok"/>
-        </w:rPr>
-        <w:t xml:space="preserve">    12_Gemm_Multiply_LeakyReLU 1_Conv2D_ReLU_BiasAdd 14_Gemm_Divide_Sum_Scaling </w:t>
-      </w:r>
-      <w:r>
-        <w:rPr>
-          <w:rStyle w:val="DataTypeTok"/>
-        </w:rPr>
-        <w:t xml:space="preserve">\</w:t>
-      </w:r>
-      <w:r>
-        <w:br/>
-      </w:r>
-      <w:r>
-        <w:rPr>
-          <w:rStyle w:val="NormalTok"/>
-        </w:rPr>
-        <w:t xml:space="preserve">    17_Conv2d_InstanceNorm_Divide 19_ConvTranspose2d_GELU_GroupNorm</w:t>
-      </w:r>
-      <w:r>
-        <w:br/>
-      </w:r>
-      <w:r>
-        <w:rPr>
-          <w:rStyle w:val="ExtensionTok"/>
-        </w:rPr>
-        <w:t xml:space="preserve">python</w:t>
-      </w:r>
-      <w:r>
-        <w:rPr>
-          <w:rStyle w:val="NormalTok"/>
-        </w:rPr>
-        <w:t xml:space="preserve"> scripts/loop_driver.py </w:t>
-      </w:r>
-      <w:r>
-        <w:rPr>
-          <w:rStyle w:val="AttributeTok"/>
-        </w:rPr>
-        <w:t xml:space="preserve">--tasks-root</w:t>
-      </w:r>
-      <w:r>
-        <w:rPr>
-          <w:rStyle w:val="NormalTok"/>
-        </w:rPr>
-        <w:t xml:space="preserve"> tasks-kb2 </w:t>
-      </w:r>
-      <w:r>
-        <w:rPr>
-          <w:rStyle w:val="DataTypeTok"/>
-        </w:rPr>
-        <w:t xml:space="preserve">\</w:t>
-      </w:r>
-      <w:r>
-        <w:br/>
-      </w:r>
-      <w:r>
-        <w:rPr>
-          <w:rStyle w:val="NormalTok"/>
-        </w:rPr>
-        <w:t xml:space="preserve">    </w:t>
-      </w:r>
-      <w:r>
-        <w:rPr>
-          <w:rStyle w:val="AttributeTok"/>
-        </w:rPr>
-        <w:t xml:space="preserve">--tasks</w:t>
-      </w:r>
-      <w:r>
-        <w:rPr>
-          <w:rStyle w:val="NormalTok"/>
-        </w:rPr>
-        <w:t xml:space="preserve"> 12_gemm_multiply_leakyrelu 1_conv2d_relu_biasadd </w:t>
-      </w:r>
-      <w:r>
-        <w:rPr>
-          <w:rStyle w:val="DataTypeTok"/>
-        </w:rPr>
-        <w:t xml:space="preserve">\</w:t>
-      </w:r>
-      <w:r>
-        <w:br/>
-      </w:r>
-      <w:r>
-        <w:rPr>
-          <w:rStyle w:val="NormalTok"/>
-        </w:rPr>
-        <w:t xml:space="preserve">            14_gemm_divide_sum_scaling 17_conv2d_instancenorm_divide </w:t>
-      </w:r>
-      <w:r>
-        <w:rPr>
-          <w:rStyle w:val="DataTypeTok"/>
-        </w:rPr>
-        <w:t xml:space="preserve">\</w:t>
-      </w:r>
-      <w:r>
-        <w:br/>
-      </w:r>
-      <w:r>
-        <w:rPr>
-          <w:rStyle w:val="NormalTok"/>
-        </w:rPr>
-        <w:t xml:space="preserve">            19_convtranspose2d_gelu_groupnorm </w:t>
-      </w:r>
-      <w:r>
-        <w:rPr>
-          <w:rStyle w:val="DataTypeTok"/>
-        </w:rPr>
-        <w:t xml:space="preserve">\</w:t>
-      </w:r>
-      <w:r>
-        <w:br/>
-      </w:r>
-      <w:r>
-        <w:rPr>
-          <w:rStyle w:val="NormalTok"/>
-        </w:rPr>
-        <w:t xml:space="preserve">    </w:t>
-      </w:r>
-      <w:r>
-        <w:rPr>
-          <w:rStyle w:val="AttributeTok"/>
-        </w:rPr>
-        <w:t xml:space="preserve">--conditions</w:t>
-      </w:r>
-      <w:r>
-        <w:rPr>
-          <w:rStyle w:val="NormalTok"/>
-        </w:rPr>
-        <w:t xml:space="preserve"> full truncated </w:t>
-      </w:r>
-      <w:r>
-        <w:rPr>
-          <w:rStyle w:val="AttributeTok"/>
-        </w:rPr>
-        <w:t xml:space="preserve">--repeats</w:t>
-      </w:r>
-      <w:r>
-        <w:rPr>
-          <w:rStyle w:val="NormalTok"/>
-        </w:rPr>
-        <w:t xml:space="preserve"> 4 </w:t>
-      </w:r>
-      <w:r>
-        <w:rPr>
-          <w:rStyle w:val="AttributeTok"/>
-        </w:rPr>
-        <w:t xml:space="preserve">--max-turns</w:t>
-      </w:r>
-      <w:r>
-        <w:rPr>
-          <w:rStyle w:val="NormalTok"/>
-        </w:rPr>
-        <w:t xml:space="preserve"> 6 </w:t>
-      </w:r>
-      <w:r>
-        <w:rPr>
-          <w:rStyle w:val="DataTypeTok"/>
-        </w:rPr>
-        <w:t xml:space="preserve">\</w:t>
-      </w:r>
-      <w:r>
-        <w:br/>
-      </w:r>
-      <w:r>
-        <w:rPr>
-          <w:rStyle w:val="NormalTok"/>
-        </w:rPr>
-        <w:t xml:space="preserve">    </w:t>
-      </w:r>
-      <w:r>
-        <w:rPr>
-          <w:rStyle w:val="AttributeTok"/>
-        </w:rPr>
-        <w:t xml:space="preserve">--model</w:t>
-      </w:r>
-      <w:r>
-        <w:rPr>
-          <w:rStyle w:val="NormalTok"/>
-        </w:rPr>
-        <w:t xml:space="preserve"> deepseek-chat </w:t>
-      </w:r>
-      <w:r>
-        <w:rPr>
-          <w:rStyle w:val="AttributeTok"/>
-        </w:rPr>
-        <w:t xml:space="preserve">--runs-root</w:t>
-      </w:r>
-      <w:r>
-        <w:rPr>
-          <w:rStyle w:val="NormalTok"/>
-        </w:rPr>
-        <w:t xml:space="preserve"> lowprob-attribution/runs-kb2</w:t>
-      </w:r>
-      <w:r>
-        <w:br/>
-      </w:r>
-      <w:r>
-        <w:br/>
-      </w:r>
-      <w:r>
-        <w:rPr>
-          <w:rStyle w:val="CommentTok"/>
-        </w:rPr>
-        <w:t xml:space="preserve"># Analysis</w:t>
-      </w:r>
-      <w:r>
-        <w:br/>
-      </w:r>
-      <w:r>
-        <w:rPr>
-          <w:rStyle w:val="ExtensionTok"/>
-        </w:rPr>
-        <w:t xml:space="preserve">python</w:t>
-      </w:r>
-      <w:r>
-        <w:rPr>
-          <w:rStyle w:val="NormalTok"/>
-        </w:rPr>
-        <w:t xml:space="preserve"> scripts/stream_stats.py lowprob-attribution/runs-kb2</w:t>
-      </w:r>
-      <w:r>
-        <w:br/>
-      </w:r>
-      <w:r>
-        <w:rPr>
-          <w:rStyle w:val="ExtensionTok"/>
-        </w:rPr>
-        <w:t xml:space="preserve">python</w:t>
-      </w:r>
-      <w:r>
-        <w:rPr>
-          <w:rStyle w:val="NormalTok"/>
-        </w:rPr>
-        <w:t xml:space="preserve"> scripts/make_figures.py</w:t>
+        <w:t xml:space="preserve">Appendix B — Production record</w:t>
+      </w:r>
+    </w:p>
+    <w:p>
+      <w:pPr>
+        <w:pStyle w:val="FirstParagraph"/>
+      </w:pPr>
+      <w:r>
+        <w:t xml:space="preserve">Produced with an AI assistant.</w:t>
+      </w:r>
+      <w:r>
+        <w:t xml:space="preserve"> </w:t>
+      </w:r>
+      <w:r>
+        <w:rPr>
+          <w:rStyle w:val="VerbatimChar"/>
+        </w:rPr>
+        <w:t xml:space="preserve">PROCESS.md</w:t>
+      </w:r>
+      <w:r>
+        <w:t xml:space="preserve"> </w:t>
+      </w:r>
+      <w:r>
+        <w:t xml:space="preserve">records the collaboration history, including the withdrawn first pass and the typing bias behind it. The v2 collections were built after a review pointed out that v1 had only measured reduction-shaped tasks; the KernelBench level-2 directory had been present locally throughout and had never been opened.</w:t>
+      </w:r>
+    </w:p>
+    <w:bookmarkStart w:id="70" w:name="refs"/>
+    <w:bookmarkStart w:id="61" w:name="ref-cudaagent"/>
+    <w:p>
+      <w:pPr>
+        <w:pStyle w:val="Bibliography"/>
+      </w:pPr>
+      <w:r>
+        <w:t xml:space="preserve">[1]</w:t>
+      </w:r>
+      <w:r>
+        <w:t xml:space="preserve"> </w:t>
+      </w:r>
+      <w:r>
+        <w:t xml:space="preserve">	</w:t>
+      </w:r>
+      <w:r>
+        <w:t xml:space="preserve">Dai, Weinan, Wu, Hanlin, Yu, Qiying, others.</w:t>
+      </w:r>
+      <w:r>
+        <w:t xml:space="preserve"> </w:t>
+      </w:r>
+      <w:r>
+        <w:t xml:space="preserve">CUDA Agent</w:t>
+      </w:r>
+      <w:r>
+        <w:t xml:space="preserve">: Large-scale agentic</w:t>
+      </w:r>
+      <w:r>
+        <w:t xml:space="preserve"> </w:t>
+      </w:r>
+      <w:r>
+        <w:t xml:space="preserve">RL</w:t>
+      </w:r>
+      <w:r>
+        <w:t xml:space="preserve"> </w:t>
+      </w:r>
+      <w:r>
+        <w:t xml:space="preserve">for high-performance</w:t>
+      </w:r>
+      <w:r>
+        <w:t xml:space="preserve"> </w:t>
+      </w:r>
+      <w:r>
+        <w:t xml:space="preserve">CUDA</w:t>
+      </w:r>
+      <w:r>
+        <w:t xml:space="preserve"> </w:t>
+      </w:r>
+      <w:r>
+        <w:t xml:space="preserve">kernel generation.</w:t>
       </w:r>
     </w:p>
     <w:bookmarkEnd w:id="61"/>
-    <w:bookmarkStart w:id="72" w:name="appendix-b-production-record"/>
-    <w:p>
-      <w:pPr>
-        <w:pStyle w:val="Heading2"/>
-      </w:pPr>
-      <w:r>
-        <w:t xml:space="preserve">Appendix B — Production record</w:t>
-      </w:r>
-    </w:p>
-    <w:p>
-      <w:pPr>
-        <w:pStyle w:val="FirstParagraph"/>
-      </w:pPr>
-      <w:r>
-        <w:t xml:space="preserve">Produced with an AI assistant.</w:t>
-      </w:r>
-      <w:r>
-        <w:t xml:space="preserve"> </w:t>
-      </w:r>
-      <w:r>
-        <w:rPr>
-          <w:rStyle w:val="VerbatimChar"/>
-        </w:rPr>
-        <w:t xml:space="preserve">PROCESS.md</w:t>
-      </w:r>
-      <w:r>
-        <w:t xml:space="preserve"> </w:t>
-      </w:r>
-      <w:r>
-        <w:t xml:space="preserve">records the collaboration history, including the withdrawn first pass and the typing bias behind it. The v2 collections were built after a review pointed out that v1 had only measured reduction-shaped tasks; the KernelBench level-2 directory had been present locally throughout and had never been opened.</w:t>
-      </w:r>
-    </w:p>
-    <w:bookmarkStart w:id="71" w:name="refs"/>
-    <w:bookmarkStart w:id="62" w:name="ref-cudaagent"/>
+    <w:bookmarkStart w:id="62" w:name="ref-cudaagentblog"/>
     <w:p>
       <w:pPr>
         <w:pStyle w:val="Bibliography"/>
       </w:pPr>
       <w:r>
-        <w:t xml:space="preserve">[1]</w:t>
+        <w:t xml:space="preserve">[2]</w:t>
       </w:r>
       <w:r>
         <w:t xml:space="preserve"> </w:t>
@@ -11161,7 +11203,7 @@
         <w:t xml:space="preserve">	</w:t>
       </w:r>
       <w:r>
-        <w:t xml:space="preserve">Dai, Weinan, Wu, Hanlin, Yu, Qiying, others.</w:t>
+        <w:t xml:space="preserve">Huang, Jianyu.</w:t>
       </w:r>
       <w:r>
         <w:t xml:space="preserve"> </w:t>
@@ -11170,7 +11212,7 @@
         <w:t xml:space="preserve">CUDA Agent</w:t>
       </w:r>
       <w:r>
-        <w:t xml:space="preserve">: Large-scale agentic</w:t>
+        <w:t xml:space="preserve">: Agentic</w:t>
       </w:r>
       <w:r>
         <w:t xml:space="preserve"> </w:t>
@@ -11194,63 +11236,11 @@
         <w:t xml:space="preserve"> </w:t>
       </w:r>
       <w:r>
-        <w:t xml:space="preserve">kernel generation.</w:t>
+        <w:t xml:space="preserve">kernel generation. Technical blog.</w:t>
       </w:r>
     </w:p>
     <w:bookmarkEnd w:id="62"/>
-    <w:bookmarkStart w:id="63" w:name="ref-cudaagentblog"/>
-    <w:p>
-      <w:pPr>
-        <w:pStyle w:val="Bibliography"/>
-      </w:pPr>
-      <w:r>
-        <w:t xml:space="preserve">[2]</w:t>
-      </w:r>
-      <w:r>
-        <w:t xml:space="preserve"> </w:t>
-      </w:r>
-      <w:r>
-        <w:t xml:space="preserve">	</w:t>
-      </w:r>
-      <w:r>
-        <w:t xml:space="preserve">Huang, Jianyu.</w:t>
-      </w:r>
-      <w:r>
-        <w:t xml:space="preserve"> </w:t>
-      </w:r>
-      <w:r>
-        <w:t xml:space="preserve">CUDA Agent</w:t>
-      </w:r>
-      <w:r>
-        <w:t xml:space="preserve">: Agentic</w:t>
-      </w:r>
-      <w:r>
-        <w:t xml:space="preserve"> </w:t>
-      </w:r>
-      <w:r>
-        <w:t xml:space="preserve">RL</w:t>
-      </w:r>
-      <w:r>
-        <w:t xml:space="preserve"> </w:t>
-      </w:r>
-      <w:r>
-        <w:t xml:space="preserve">for high-performance</w:t>
-      </w:r>
-      <w:r>
-        <w:t xml:space="preserve"> </w:t>
-      </w:r>
-      <w:r>
-        <w:t xml:space="preserve">CUDA</w:t>
-      </w:r>
-      <w:r>
-        <w:t xml:space="preserve"> </w:t>
-      </w:r>
-      <w:r>
-        <w:t xml:space="preserve">kernel generation. Technical blog.</w:t>
-      </w:r>
-    </w:p>
-    <w:bookmarkEnd w:id="63"/>
-    <w:bookmarkStart w:id="64" w:name="ref-carlini"/>
+    <w:bookmarkStart w:id="63" w:name="ref-carlini"/>
     <w:p>
       <w:pPr>
         <w:pStyle w:val="Bibliography"/>
@@ -11281,14 +11271,33 @@
         <w:t xml:space="preserve">.</w:t>
       </w:r>
     </w:p>
+    <w:bookmarkEnd w:id="63"/>
+    <w:bookmarkStart w:id="64" w:name="ref-howopen"/>
+    <w:p>
+      <w:pPr>
+        <w:pStyle w:val="Bibliography"/>
+      </w:pPr>
+      <w:r>
+        <w:t xml:space="preserve">[4]</w:t>
+      </w:r>
+      <w:r>
+        <w:t xml:space="preserve"> </w:t>
+      </w:r>
+      <w:r>
+        <w:t xml:space="preserve">	</w:t>
+      </w:r>
+      <w:r>
+        <w:t xml:space="preserve">How Open Authors. How open must language models be to enable reliable scientific inference?</w:t>
+      </w:r>
+    </w:p>
     <w:bookmarkEnd w:id="64"/>
-    <w:bookmarkStart w:id="65" w:name="ref-howopen"/>
+    <w:bookmarkStart w:id="65" w:name="ref-surrogate"/>
     <w:p>
       <w:pPr>
         <w:pStyle w:val="Bibliography"/>
       </w:pPr>
       <w:r>
-        <w:t xml:space="preserve">[4]</w:t>
+        <w:t xml:space="preserve">[5]</w:t>
       </w:r>
       <w:r>
         <w:t xml:space="preserve"> </w:t>
@@ -11297,17 +11306,29 @@
         <w:t xml:space="preserve">	</w:t>
       </w:r>
       <w:r>
-        <w:t xml:space="preserve">How Open Authors. How open must language models be to enable reliable scientific inference?</w:t>
+        <w:t xml:space="preserve">Surrogate Fidelity Authors. Surrogate fidelity: When can open</w:t>
+      </w:r>
+      <w:r>
+        <w:t xml:space="preserve"> </w:t>
+      </w:r>
+      <w:r>
+        <w:t xml:space="preserve">LLMs</w:t>
+      </w:r>
+      <w:r>
+        <w:t xml:space="preserve"> </w:t>
+      </w:r>
+      <w:r>
+        <w:t xml:space="preserve">explain closed ones?</w:t>
       </w:r>
     </w:p>
     <w:bookmarkEnd w:id="65"/>
-    <w:bookmarkStart w:id="66" w:name="ref-surrogate"/>
+    <w:bookmarkStart w:id="66" w:name="ref-logprobtracking"/>
     <w:p>
       <w:pPr>
         <w:pStyle w:val="Bibliography"/>
       </w:pPr>
       <w:r>
-        <w:t xml:space="preserve">[5]</w:t>
+        <w:t xml:space="preserve">[6]</w:t>
       </w:r>
       <w:r>
         <w:t xml:space="preserve"> </w:t>
@@ -11316,7 +11337,133 @@
         <w:t xml:space="preserve">	</w:t>
       </w:r>
       <w:r>
-        <w:t xml:space="preserve">Surrogate Fidelity Authors. Surrogate fidelity: When can open</w:t>
+        <w:t xml:space="preserve">INRIA Authors. Log probability tracking of</w:t>
+      </w:r>
+      <w:r>
+        <w:t xml:space="preserve"> </w:t>
+      </w:r>
+      <w:r>
+        <w:t xml:space="preserve">LLM</w:t>
+      </w:r>
+      <w:r>
+        <w:t xml:space="preserve"> </w:t>
+      </w:r>
+      <w:r>
+        <w:t xml:space="preserve">APIs</w:t>
+      </w:r>
+      <w:r>
+        <w:t xml:space="preserve">.</w:t>
+      </w:r>
+    </w:p>
+    <w:bookmarkEnd w:id="66"/>
+    <w:bookmarkStart w:id="67" w:name="ref-drkernel"/>
+    <w:p>
+      <w:pPr>
+        <w:pStyle w:val="Bibliography"/>
+      </w:pPr>
+      <w:r>
+        <w:t xml:space="preserve">[7]</w:t>
+      </w:r>
+      <w:r>
+        <w:t xml:space="preserve"> </w:t>
+      </w:r>
+      <w:r>
+        <w:t xml:space="preserve">	</w:t>
+      </w:r>
+      <w:r>
+        <w:t xml:space="preserve">DR. KERNEL Authors.</w:t>
+      </w:r>
+      <w:r>
+        <w:t xml:space="preserve"> </w:t>
+      </w:r>
+      <w:r>
+        <w:t xml:space="preserve">DR. KERNEL</w:t>
+      </w:r>
+      <w:r>
+        <w:t xml:space="preserve">: Reinforcement learning done right for</w:t>
+      </w:r>
+      <w:r>
+        <w:t xml:space="preserve"> </w:t>
+      </w:r>
+      <w:r>
+        <w:t xml:space="preserve">Triton</w:t>
+      </w:r>
+      <w:r>
+        <w:t xml:space="preserve"> </w:t>
+      </w:r>
+      <w:r>
+        <w:t xml:space="preserve">kernel generations.</w:t>
+      </w:r>
+    </w:p>
+    <w:bookmarkEnd w:id="67"/>
+    <w:bookmarkStart w:id="68" w:name="ref-liuoffpolicy"/>
+    <w:p>
+      <w:pPr>
+        <w:pStyle w:val="Bibliography"/>
+      </w:pPr>
+      <w:r>
+        <w:t xml:space="preserve">[8]</w:t>
+      </w:r>
+      <w:r>
+        <w:t xml:space="preserve"> </w:t>
+      </w:r>
+      <w:r>
+        <w:t xml:space="preserve">	</w:t>
+      </w:r>
+      <w:r>
+        <w:t xml:space="preserve">Liu, et al. Your efficient</w:t>
+      </w:r>
+      <w:r>
+        <w:t xml:space="preserve"> </w:t>
+      </w:r>
+      <w:r>
+        <w:t xml:space="preserve">RL</w:t>
+      </w:r>
+      <w:r>
+        <w:t xml:space="preserve"> </w:t>
+      </w:r>
+      <w:r>
+        <w:t xml:space="preserve">framework secretly brings you off-policy</w:t>
+      </w:r>
+      <w:r>
+        <w:t xml:space="preserve"> </w:t>
+      </w:r>
+      <w:r>
+        <w:t xml:space="preserve">RL</w:t>
+      </w:r>
+      <w:r>
+        <w:t xml:space="preserve"> </w:t>
+      </w:r>
+      <w:r>
+        <w:t xml:space="preserve">training.</w:t>
+      </w:r>
+    </w:p>
+    <w:bookmarkEnd w:id="68"/>
+    <w:bookmarkStart w:id="69" w:name="ref-kernelbench"/>
+    <w:p>
+      <w:pPr>
+        <w:pStyle w:val="Bibliography"/>
+      </w:pPr>
+      <w:r>
+        <w:t xml:space="preserve">[9]</w:t>
+      </w:r>
+      <w:r>
+        <w:t xml:space="preserve"> </w:t>
+      </w:r>
+      <w:r>
+        <w:t xml:space="preserve">	</w:t>
+      </w:r>
+      <w:r>
+        <w:t xml:space="preserve">Omsk, Keren, others.</w:t>
+      </w:r>
+      <w:r>
+        <w:t xml:space="preserve"> </w:t>
+      </w:r>
+      <w:r>
+        <w:t xml:space="preserve">KernelBench</w:t>
+      </w:r>
+      <w:r>
+        <w:t xml:space="preserve">: Can</w:t>
       </w:r>
       <w:r>
         <w:t xml:space="preserve"> </w:t>
@@ -11328,182 +11475,25 @@
         <w:t xml:space="preserve"> </w:t>
       </w:r>
       <w:r>
-        <w:t xml:space="preserve">explain closed ones?</w:t>
-      </w:r>
-    </w:p>
-    <w:bookmarkEnd w:id="66"/>
-    <w:bookmarkStart w:id="67" w:name="ref-logprobtracking"/>
-    <w:p>
-      <w:pPr>
-        <w:pStyle w:val="Bibliography"/>
-      </w:pPr>
-      <w:r>
-        <w:t xml:space="preserve">[6]</w:t>
-      </w:r>
-      <w:r>
-        <w:t xml:space="preserve"> </w:t>
-      </w:r>
-      <w:r>
-        <w:t xml:space="preserve">	</w:t>
-      </w:r>
-      <w:r>
-        <w:t xml:space="preserve">INRIA Authors. Log probability tracking of</w:t>
-      </w:r>
-      <w:r>
-        <w:t xml:space="preserve"> </w:t>
-      </w:r>
-      <w:r>
-        <w:t xml:space="preserve">LLM</w:t>
-      </w:r>
-      <w:r>
-        <w:t xml:space="preserve"> </w:t>
-      </w:r>
-      <w:r>
-        <w:t xml:space="preserve">APIs</w:t>
-      </w:r>
-      <w:r>
-        <w:t xml:space="preserve">.</w:t>
-      </w:r>
-    </w:p>
-    <w:bookmarkEnd w:id="67"/>
-    <w:bookmarkStart w:id="68" w:name="ref-drkernel"/>
-    <w:p>
-      <w:pPr>
-        <w:pStyle w:val="Bibliography"/>
-      </w:pPr>
-      <w:r>
-        <w:t xml:space="preserve">[7]</w:t>
-      </w:r>
-      <w:r>
-        <w:t xml:space="preserve"> </w:t>
-      </w:r>
-      <w:r>
-        <w:t xml:space="preserve">	</w:t>
-      </w:r>
-      <w:r>
-        <w:t xml:space="preserve">DR. KERNEL Authors.</w:t>
-      </w:r>
-      <w:r>
-        <w:t xml:space="preserve"> </w:t>
-      </w:r>
-      <w:r>
-        <w:t xml:space="preserve">DR. KERNEL</w:t>
-      </w:r>
-      <w:r>
-        <w:t xml:space="preserve">: Reinforcement learning done right for</w:t>
-      </w:r>
-      <w:r>
-        <w:t xml:space="preserve"> </w:t>
-      </w:r>
-      <w:r>
-        <w:t xml:space="preserve">Triton</w:t>
-      </w:r>
-      <w:r>
-        <w:t xml:space="preserve"> </w:t>
-      </w:r>
-      <w:r>
-        <w:t xml:space="preserve">kernel generations.</w:t>
-      </w:r>
-    </w:p>
-    <w:bookmarkEnd w:id="68"/>
-    <w:bookmarkStart w:id="69" w:name="ref-liuoffpolicy"/>
-    <w:p>
-      <w:pPr>
-        <w:pStyle w:val="Bibliography"/>
-      </w:pPr>
-      <w:r>
-        <w:t xml:space="preserve">[8]</w:t>
-      </w:r>
-      <w:r>
-        <w:t xml:space="preserve"> </w:t>
-      </w:r>
-      <w:r>
-        <w:t xml:space="preserve">	</w:t>
-      </w:r>
-      <w:r>
-        <w:t xml:space="preserve">Liu, et al. Your efficient</w:t>
-      </w:r>
-      <w:r>
-        <w:t xml:space="preserve"> </w:t>
-      </w:r>
-      <w:r>
-        <w:t xml:space="preserve">RL</w:t>
-      </w:r>
-      <w:r>
-        <w:t xml:space="preserve"> </w:t>
-      </w:r>
-      <w:r>
-        <w:t xml:space="preserve">framework secretly brings you off-policy</w:t>
-      </w:r>
-      <w:r>
-        <w:t xml:space="preserve"> </w:t>
-      </w:r>
-      <w:r>
-        <w:t xml:space="preserve">RL</w:t>
-      </w:r>
-      <w:r>
-        <w:t xml:space="preserve"> </w:t>
-      </w:r>
-      <w:r>
-        <w:t xml:space="preserve">training.</w:t>
+        <w:t xml:space="preserve">write efficient</w:t>
+      </w:r>
+      <w:r>
+        <w:t xml:space="preserve"> </w:t>
+      </w:r>
+      <w:r>
+        <w:t xml:space="preserve">GPU</w:t>
+      </w:r>
+      <w:r>
+        <w:t xml:space="preserve"> </w:t>
+      </w:r>
+      <w:r>
+        <w:t xml:space="preserve">kernels?</w:t>
       </w:r>
     </w:p>
     <w:bookmarkEnd w:id="69"/>
-    <w:bookmarkStart w:id="70" w:name="ref-kernelbench"/>
-    <w:p>
-      <w:pPr>
-        <w:pStyle w:val="Bibliography"/>
-      </w:pPr>
-      <w:r>
-        <w:t xml:space="preserve">[9]</w:t>
-      </w:r>
-      <w:r>
-        <w:t xml:space="preserve"> </w:t>
-      </w:r>
-      <w:r>
-        <w:t xml:space="preserve">	</w:t>
-      </w:r>
-      <w:r>
-        <w:t xml:space="preserve">Omsk, Keren, others.</w:t>
-      </w:r>
-      <w:r>
-        <w:t xml:space="preserve"> </w:t>
-      </w:r>
-      <w:r>
-        <w:t xml:space="preserve">KernelBench</w:t>
-      </w:r>
-      <w:r>
-        <w:t xml:space="preserve">: Can</w:t>
-      </w:r>
-      <w:r>
-        <w:t xml:space="preserve"> </w:t>
-      </w:r>
-      <w:r>
-        <w:t xml:space="preserve">LLMs</w:t>
-      </w:r>
-      <w:r>
-        <w:t xml:space="preserve"> </w:t>
-      </w:r>
-      <w:r>
-        <w:t xml:space="preserve">write efficient</w:t>
-      </w:r>
-      <w:r>
-        <w:t xml:space="preserve"> </w:t>
-      </w:r>
-      <w:r>
-        <w:t xml:space="preserve">GPU</w:t>
-      </w:r>
-      <w:r>
-        <w:t xml:space="preserve"> </w:t>
-      </w:r>
-      <w:r>
-        <w:t xml:space="preserve">kernels?</w:t>
-      </w:r>
-    </w:p>
     <w:bookmarkEnd w:id="70"/>
     <w:bookmarkEnd w:id="71"/>
     <w:bookmarkEnd w:id="72"/>
-    <w:bookmarkEnd w:id="73"/>
     <w:sectPr/>
   </w:body>
 </w:document>

--- a/lowprob-attribution/v2/stage5_finalize/paper.docx
+++ b/lowprob-attribution/v2/stage5_finalize/paper.docx
@@ -3489,7 +3489,46 @@
         <w:pStyle w:val="FirstParagraph"/>
       </w:pPr>
       <w:r>
-        <w:t xml:space="preserve">The API offers reasoning and non-reasoning models. Under the reasoning model the budget is consumed inside the reasoning channel: at</w:t>
+        <w:t xml:space="preserve">The collection route and the model were settled together, through three attempts.</w:t>
+      </w:r>
+    </w:p>
+    <w:p>
+      <w:pPr>
+        <w:pStyle w:val="BodyText"/>
+      </w:pPr>
+      <w:r>
+        <w:rPr>
+          <w:bCs/>
+          <w:b/>
+        </w:rPr>
+        <w:t xml:space="preserve">First attempt: a consumer API with an agent framework.</w:t>
+      </w:r>
+      <w:r>
+        <w:t xml:space="preserve"> </w:t>
+      </w:r>
+      <w:r>
+        <w:t xml:space="preserve">The model writes the kernel through tool calls, and the API returns no logprob for tool-call arguments (Section~</w:t>
+      </w:r>
+      <w:r>
+        <w:t xml:space="preserve">), so the tokens of interest are unmeasurable. This route was abandoned.</w:t>
+      </w:r>
+    </w:p>
+    <w:p>
+      <w:pPr>
+        <w:pStyle w:val="BodyText"/>
+      </w:pPr>
+      <w:r>
+        <w:rPr>
+          <w:bCs/>
+          <w:b/>
+        </w:rPr>
+        <w:t xml:space="preserve">Second attempt: a local model served by vLLM.</w:t>
+      </w:r>
+      <w:r>
+        <w:t xml:space="preserve"> </w:t>
+      </w:r>
+      <w:r>
+        <w:t xml:space="preserve">A cross-backend comparison showed vLLM to be the only serving stack that records tool-call arguments as ordinary generated tokens in</w:t>
       </w:r>
       <w:r>
         <w:t xml:space="preserve"> </w:t>
@@ -3498,13 +3537,120 @@
         <w:rPr>
           <w:rStyle w:val="VerbatimChar"/>
         </w:rPr>
+        <w:t xml:space="preserve">logprobs</w:t>
+      </w:r>
+      <w:r>
+        <w:t xml:space="preserve">, so collection was moved to a local server. The machine available has 8~GB of VRAM (RTX 5060, sm_120), which caps a locally served model at roughly 4B parameters;</w:t>
+      </w:r>
+      <w:r>
+        <w:t xml:space="preserve"> </w:t>
+      </w:r>
+      <w:r>
+        <w:rPr>
+          <w:rStyle w:val="VerbatimChar"/>
+        </w:rPr>
+        <w:t xml:space="preserve">Qwen3-4B-AWQ</w:t>
+      </w:r>
+      <w:r>
+        <w:t xml:space="preserve"> </w:t>
+      </w:r>
+      <w:r>
+        <w:t xml:space="preserve">was therefore served under vLLM 0.31.0 with torch 2.13.0+cu130, the pairing required for Blackwell. Two engineering obstacles were met and bypassed: vLLM compiles kernels with torch.compile and so needs a C compiler, and its flashinfer sampler needs nvcc, which was avoided by disabling that sampler instead of installing a multi-gigabyte CUDA toolkit.</w:t>
+      </w:r>
+    </w:p>
+    <w:p>
+      <w:pPr>
+        <w:pStyle w:val="BodyText"/>
+      </w:pPr>
+      <w:r>
+        <w:t xml:space="preserve">This route produced data, but the 4B model skips tool calls unless</w:t>
+      </w:r>
+      <w:r>
+        <w:t xml:space="preserve"> </w:t>
+      </w:r>
+      <w:r>
+        <w:rPr>
+          <w:rStyle w:val="VerbatimChar"/>
+        </w:rPr>
+        <w:t xml:space="preserve">tool_choice=required</w:t>
+      </w:r>
+      <w:r>
+        <w:t xml:space="preserve">, and forcing tool use distorts the trajectories. More decisively, the measurements from this route are the ones withdrawn in Section~</w:t>
+      </w:r>
+      <w:r>
+        <w:t xml:space="preserve">: the classification rule of the first pass interacted with the model’s output so as to manufacture a significant result. No measurement from the local route is reported in this paper.</w:t>
+      </w:r>
+    </w:p>
+    <w:p>
+      <w:pPr>
+        <w:pStyle w:val="BodyText"/>
+      </w:pPr>
+      <w:r>
+        <w:rPr>
+          <w:bCs/>
+          <w:b/>
+        </w:rPr>
+        <w:t xml:space="preserve">Third attempt, adopted: a consumer API without tools.</w:t>
+      </w:r>
+      <w:r>
+        <w:t xml:space="preserve"> </w:t>
+      </w:r>
+      <w:r>
+        <w:t xml:space="preserve">Removing the tools (Section~</w:t>
+      </w:r>
+      <w:r>
+        <w:t xml:space="preserve">) removes the reason to run locally. The kernel is then written in</w:t>
+      </w:r>
+      <w:r>
+        <w:t xml:space="preserve"> </w:t>
+      </w:r>
+      <w:r>
+        <w:rPr>
+          <w:rStyle w:val="VerbatimChar"/>
+        </w:rPr>
+        <w:t xml:space="preserve">message.content</w:t>
+      </w:r>
+      <w:r>
+        <w:t xml:space="preserve">, which the consumer API does cover with</w:t>
+      </w:r>
+      <w:r>
+        <w:t xml:space="preserve"> </w:t>
+      </w:r>
+      <w:r>
+        <w:rPr>
+          <w:rStyle w:val="VerbatimChar"/>
+        </w:rPr>
+        <w:t xml:space="preserve">logprobs</w:t>
+      </w:r>
+      <w:r>
+        <w:t xml:space="preserve">, and a far larger model becomes available than the 8~GB card could serve. All reported runs use a non-reasoning model through that API with</w:t>
+      </w:r>
+      <w:r>
+        <w:t xml:space="preserve"> </w:t>
+      </w:r>
+      <w:r>
+        <w:rPr>
+          <w:rStyle w:val="VerbatimChar"/>
+        </w:rPr>
+        <w:t xml:space="preserve">max_tokens=8192</w:t>
+      </w:r>
+      <w:r>
+        <w:t xml:space="preserve">; the reasoning variant of the same API spends the entire budget inside the reasoning channel, producing zero content at</w:t>
+      </w:r>
+      <w:r>
+        <w:t xml:space="preserve"> </w:t>
+      </w:r>
+      <w:r>
+        <w:rPr>
+          <w:rStyle w:val="VerbatimChar"/>
+        </w:rPr>
         <w:t xml:space="preserve">max_tokens=4000</w:t>
       </w:r>
       <w:r>
         <w:t xml:space="preserve"> </w:t>
       </w:r>
       <w:r>
-        <w:t xml:space="preserve">the probe produced 14,042 characters of reasoning and zero of code,</w:t>
+        <w:t xml:space="preserve">with</w:t>
       </w:r>
       <w:r>
         <w:t xml:space="preserve"> </w:t>
@@ -3516,46 +3662,21 @@
         <w:t xml:space="preserve">finish_reason=length</w:t>
       </w:r>
       <w:r>
-        <w:t xml:space="preserve">. The non-reasoning model puts everything in</w:t>
-      </w:r>
-      <w:r>
-        <w:t xml:space="preserve"> </w:t>
-      </w:r>
-      <w:r>
-        <w:rPr>
-          <w:rStyle w:val="VerbatimChar"/>
-        </w:rPr>
-        <w:t xml:space="preserve">content</w:t>
-      </w:r>
-      <w:r>
-        <w:t xml:space="preserve">, reports zero reasoning tokens, and solved</w:t>
-      </w:r>
-      <w:r>
-        <w:t xml:space="preserve"> </w:t>
-      </w:r>
-      <w:r>
-        <w:rPr>
-          <w:rStyle w:val="VerbatimChar"/>
-        </w:rPr>
-        <w:t xml:space="preserve">row_reduce</w:t>
-      </w:r>
-      <w:r>
-        <w:t xml:space="preserve"> </w:t>
-      </w:r>
-      <w:r>
-        <w:t xml:space="preserve">in two turns in 22 seconds. All reported runs use the non-reasoning model with</w:t>
-      </w:r>
-      <w:r>
-        <w:t xml:space="preserve"> </w:t>
-      </w:r>
-      <w:r>
-        <w:rPr>
-          <w:rStyle w:val="VerbatimChar"/>
-        </w:rPr>
-        <w:t xml:space="preserve">max_tokens=8192</w:t>
-      </w:r>
-      <w:r>
         <w:t xml:space="preserve">.</w:t>
+      </w:r>
+    </w:p>
+    <w:p>
+      <w:pPr>
+        <w:pStyle w:val="BodyText"/>
+      </w:pPr>
+      <w:r>
+        <w:t xml:space="preserve">The cost of this choice is that the model is aligned and served, so the base-model condition named in Section~</w:t>
+      </w:r>
+      <w:r>
+        <w:t xml:space="preserve"> </w:t>
+      </w:r>
+      <w:r>
+        <w:t xml:space="preserve">cannot be reached from here. That is why this paper reports a tension rather than a refutation.</w:t>
       </w:r>
     </w:p>
     <w:bookmarkEnd w:id="38"/>
